--- a/public/templates/official/sepultamento/ordem-sepultamento.docx
+++ b/public/templates/official/sepultamento/ordem-sepultamento.docx
@@ -19,14 +19,14 @@
       </w:tblPr>
       <w:tblGrid>
         <w:gridCol w:w="1982"/>
-        <w:gridCol w:w="1139"/>
+        <w:gridCol w:w="1138"/>
         <w:gridCol w:w="417"/>
         <w:gridCol w:w="1276"/>
-        <w:gridCol w:w="426"/>
-        <w:gridCol w:w="1275"/>
+        <w:gridCol w:w="427"/>
+        <w:gridCol w:w="1274"/>
         <w:gridCol w:w="142"/>
         <w:gridCol w:w="322"/>
-        <w:gridCol w:w="529"/>
+        <w:gridCol w:w="530"/>
         <w:gridCol w:w="2405"/>
       </w:tblGrid>
       <w:tr>
@@ -41,6 +41,7 @@
             <w:pPr>
               <w:pStyle w:val="Normal"/>
               <w:widowControl/>
+              <w:suppressAutoHyphens w:val="true"/>
               <w:spacing w:before="0" w:after="0"/>
               <w:jc w:val="center"/>
               <w:rPr>
@@ -69,7 +70,7 @@
         </w:trPr>
         <w:tc>
           <w:tcPr>
-            <w:tcW w:w="3121" w:type="dxa"/>
+            <w:tcW w:w="3120" w:type="dxa"/>
             <w:gridSpan w:val="2"/>
             <w:tcBorders/>
           </w:tcPr>
@@ -77,6 +78,7 @@
             <w:pPr>
               <w:pStyle w:val="Normal"/>
               <w:widowControl/>
+              <w:suppressAutoHyphens w:val="true"/>
               <w:spacing w:before="0" w:after="0"/>
               <w:jc w:val="center"/>
               <w:rPr>
@@ -95,6 +97,7 @@
             <w:pPr>
               <w:pStyle w:val="Normal"/>
               <w:widowControl/>
+              <w:suppressAutoHyphens w:val="true"/>
               <w:spacing w:before="0" w:after="0"/>
               <w:jc w:val="center"/>
               <w:rPr>
@@ -104,12 +107,11 @@
             <w:r>
               <w:rPr>
                 <w:rFonts w:cs="Arial" w:ascii="Arial" w:hAnsi="Arial"/>
-                <w:lang w:val="pt-BR" w:bidi="ar-SA"/>
               </w:rPr>
               <mc:AlternateContent>
                 <mc:Choice Requires="wps">
                   <w:drawing>
-                    <wp:anchor behindDoc="0" distT="0" distB="17780" distL="0" distR="26670" simplePos="0" locked="0" layoutInCell="1" allowOverlap="1" relativeHeight="9" wp14:anchorId="23654DC1">
+                    <wp:anchor behindDoc="0" distT="6350" distB="6350" distL="6350" distR="6350" simplePos="0" locked="0" layoutInCell="1" allowOverlap="1" relativeHeight="8" wp14:anchorId="23654DC1">
                       <wp:simplePos x="0" y="0"/>
                       <wp:positionH relativeFrom="column">
                         <wp:posOffset>182880</wp:posOffset>
@@ -176,7 +178,7 @@
               <mc:AlternateContent>
                 <mc:Choice Requires="wps">
                   <w:drawing>
-                    <wp:anchor behindDoc="0" distT="0" distB="17780" distL="0" distR="26670" simplePos="0" locked="0" layoutInCell="1" allowOverlap="1" relativeHeight="10" wp14:anchorId="33B68B8C">
+                    <wp:anchor behindDoc="0" distT="6350" distB="6350" distL="6350" distR="6350" simplePos="0" locked="0" layoutInCell="1" allowOverlap="1" relativeHeight="9" wp14:anchorId="33B68B8C">
                       <wp:simplePos x="0" y="0"/>
                       <wp:positionH relativeFrom="column">
                         <wp:posOffset>959485</wp:posOffset>
@@ -244,6 +246,7 @@
             <w:pPr>
               <w:pStyle w:val="Normal"/>
               <w:widowControl/>
+              <w:suppressAutoHyphens w:val="true"/>
               <w:spacing w:before="0" w:after="0"/>
               <w:jc w:val="start"/>
               <w:rPr>
@@ -276,6 +279,7 @@
             <w:pPr>
               <w:pStyle w:val="Normal"/>
               <w:widowControl/>
+              <w:suppressAutoHyphens w:val="true"/>
               <w:spacing w:before="0" w:after="0"/>
               <w:jc w:val="center"/>
               <w:rPr>
@@ -294,6 +298,7 @@
             <w:pPr>
               <w:pStyle w:val="Normal"/>
               <w:widowControl/>
+              <w:suppressAutoHyphens w:val="true"/>
               <w:spacing w:before="0" w:after="0"/>
               <w:jc w:val="center"/>
               <w:rPr>
@@ -303,12 +308,11 @@
             <w:r>
               <w:rPr>
                 <w:rFonts w:cs="Arial" w:ascii="Arial" w:hAnsi="Arial"/>
-                <w:lang w:val="pt-BR" w:bidi="ar-SA"/>
               </w:rPr>
               <mc:AlternateContent>
                 <mc:Choice Requires="wps">
                   <w:drawing>
-                    <wp:anchor behindDoc="0" distT="0" distB="17780" distL="0" distR="26670" simplePos="0" locked="0" layoutInCell="1" allowOverlap="1" relativeHeight="11" wp14:anchorId="1789AF1D">
+                    <wp:anchor behindDoc="0" distT="6350" distB="6350" distL="6350" distR="6350" simplePos="0" locked="0" layoutInCell="1" allowOverlap="1" relativeHeight="10" wp14:anchorId="1789AF1D">
                       <wp:simplePos x="0" y="0"/>
                       <wp:positionH relativeFrom="column">
                         <wp:posOffset>339725</wp:posOffset>
@@ -373,7 +377,7 @@
               <mc:AlternateContent>
                 <mc:Choice Requires="wps">
                   <w:drawing>
-                    <wp:anchor behindDoc="0" distT="0" distB="17780" distL="0" distR="26670" simplePos="0" locked="0" layoutInCell="1" allowOverlap="1" relativeHeight="12" wp14:anchorId="0DFBCFB0">
+                    <wp:anchor behindDoc="0" distT="6350" distB="6350" distL="6350" distR="6350" simplePos="0" locked="0" layoutInCell="1" allowOverlap="1" relativeHeight="11" wp14:anchorId="0DFBCFB0">
                       <wp:simplePos x="0" y="0"/>
                       <wp:positionH relativeFrom="column">
                         <wp:posOffset>985520</wp:posOffset>
@@ -443,6 +447,7 @@
             <w:pPr>
               <w:pStyle w:val="Normal"/>
               <w:widowControl/>
+              <w:suppressAutoHyphens w:val="true"/>
               <w:spacing w:before="0" w:after="0"/>
               <w:jc w:val="center"/>
               <w:rPr>
@@ -460,7 +465,7 @@
         </w:tc>
         <w:tc>
           <w:tcPr>
-            <w:tcW w:w="3398" w:type="dxa"/>
+            <w:tcW w:w="3399" w:type="dxa"/>
             <w:gridSpan w:val="4"/>
             <w:tcBorders/>
           </w:tcPr>
@@ -468,6 +473,7 @@
             <w:pPr>
               <w:pStyle w:val="Normal"/>
               <w:widowControl/>
+              <w:suppressAutoHyphens w:val="true"/>
               <w:spacing w:before="0" w:after="0"/>
               <w:jc w:val="center"/>
               <w:rPr>
@@ -501,7 +507,7 @@
         </w:trPr>
         <w:tc>
           <w:tcPr>
-            <w:tcW w:w="3121" w:type="dxa"/>
+            <w:tcW w:w="3120" w:type="dxa"/>
             <w:gridSpan w:val="2"/>
             <w:tcBorders/>
           </w:tcPr>
@@ -509,6 +515,7 @@
             <w:pPr>
               <w:pStyle w:val="Normal"/>
               <w:widowControl/>
+              <w:suppressAutoHyphens w:val="true"/>
               <w:spacing w:before="0" w:after="0"/>
               <w:jc w:val="start"/>
               <w:rPr>
@@ -531,6 +538,7 @@
                 <w:tab w:val="clear" w:pos="708"/>
                 <w:tab w:val="left" w:pos="945" w:leader="none"/>
               </w:tabs>
+              <w:suppressAutoHyphens w:val="true"/>
               <w:spacing w:before="0" w:after="0"/>
               <w:jc w:val="start"/>
               <w:rPr>
@@ -571,6 +579,7 @@
             <w:pPr>
               <w:pStyle w:val="Normal"/>
               <w:widowControl/>
+              <w:suppressAutoHyphens w:val="true"/>
               <w:spacing w:before="0" w:after="0"/>
               <w:jc w:val="center"/>
               <w:rPr>
@@ -593,6 +602,7 @@
                 <w:tab w:val="clear" w:pos="708"/>
                 <w:tab w:val="left" w:pos="1110" w:leader="none"/>
               </w:tabs>
+              <w:suppressAutoHyphens w:val="true"/>
               <w:spacing w:before="0" w:after="0"/>
               <w:jc w:val="start"/>
               <w:rPr>
@@ -625,7 +635,7 @@
         </w:tc>
         <w:tc>
           <w:tcPr>
-            <w:tcW w:w="3398" w:type="dxa"/>
+            <w:tcW w:w="3399" w:type="dxa"/>
             <w:gridSpan w:val="4"/>
             <w:tcBorders/>
           </w:tcPr>
@@ -633,6 +643,7 @@
             <w:pPr>
               <w:pStyle w:val="Normal"/>
               <w:widowControl/>
+              <w:suppressAutoHyphens w:val="true"/>
               <w:spacing w:before="0" w:after="0"/>
               <w:jc w:val="center"/>
               <w:rPr>
@@ -651,6 +662,7 @@
             <w:pPr>
               <w:pStyle w:val="Normal"/>
               <w:widowControl/>
+              <w:suppressAutoHyphens w:val="true"/>
               <w:spacing w:before="0" w:after="0"/>
               <w:jc w:val="center"/>
               <w:rPr>
@@ -685,6 +697,7 @@
             <w:pPr>
               <w:pStyle w:val="Normal"/>
               <w:widowControl/>
+              <w:suppressAutoHyphens w:val="true"/>
               <w:spacing w:lineRule="auto" w:line="276" w:before="0" w:after="0"/>
               <w:jc w:val="center"/>
               <w:rPr>
@@ -711,6 +724,7 @@
             <w:pPr>
               <w:pStyle w:val="Normal"/>
               <w:widowControl/>
+              <w:suppressAutoHyphens w:val="true"/>
               <w:spacing w:lineRule="auto" w:line="276" w:before="0" w:after="0"/>
               <w:jc w:val="center"/>
               <w:rPr>
@@ -741,7 +755,7 @@
         </w:trPr>
         <w:tc>
           <w:tcPr>
-            <w:tcW w:w="3121" w:type="dxa"/>
+            <w:tcW w:w="3120" w:type="dxa"/>
             <w:gridSpan w:val="2"/>
             <w:tcBorders/>
           </w:tcPr>
@@ -749,6 +763,7 @@
             <w:pPr>
               <w:pStyle w:val="Normal"/>
               <w:widowControl/>
+              <w:suppressAutoHyphens w:val="true"/>
               <w:spacing w:before="0" w:after="0"/>
               <w:jc w:val="center"/>
               <w:rPr>
@@ -767,6 +782,7 @@
             <w:pPr>
               <w:pStyle w:val="Normal"/>
               <w:widowControl/>
+              <w:suppressAutoHyphens w:val="true"/>
               <w:spacing w:before="0" w:after="0"/>
               <w:jc w:val="start"/>
               <w:rPr>
@@ -795,6 +811,7 @@
             <w:pPr>
               <w:pStyle w:val="Normal"/>
               <w:widowControl/>
+              <w:suppressAutoHyphens w:val="true"/>
               <w:spacing w:before="0" w:after="0"/>
               <w:jc w:val="center"/>
               <w:rPr>
@@ -830,6 +847,7 @@
             <w:pPr>
               <w:pStyle w:val="Normal"/>
               <w:widowControl/>
+              <w:suppressAutoHyphens w:val="true"/>
               <w:spacing w:before="0" w:after="0"/>
               <w:jc w:val="center"/>
               <w:rPr>
@@ -848,6 +866,7 @@
             <w:pPr>
               <w:pStyle w:val="Normal"/>
               <w:widowControl/>
+              <w:suppressAutoHyphens w:val="true"/>
               <w:spacing w:before="0" w:after="0"/>
               <w:jc w:val="start"/>
               <w:rPr>
@@ -857,14 +876,14 @@
             <w:r>
               <w:rPr>
                 <w:rFonts w:cs="Arial" w:ascii="Arial" w:hAnsi="Arial"/>
-                <w:lang w:val="pt-BR" w:bidi="ar-SA"/>
-              </w:rPr>
-            </w:r>
-          </w:p>
-          <w:p>
-            <w:pPr>
-              <w:pStyle w:val="Normal"/>
-              <w:widowControl/>
+              </w:rPr>
+            </w:r>
+          </w:p>
+          <w:p>
+            <w:pPr>
+              <w:pStyle w:val="Normal"/>
+              <w:widowControl/>
+              <w:suppressAutoHyphens w:val="true"/>
               <w:spacing w:before="0" w:after="0"/>
               <w:jc w:val="start"/>
               <w:rPr>
@@ -897,7 +916,7 @@
         </w:tc>
         <w:tc>
           <w:tcPr>
-            <w:tcW w:w="2934" w:type="dxa"/>
+            <w:tcW w:w="2935" w:type="dxa"/>
             <w:gridSpan w:val="2"/>
             <w:tcBorders/>
           </w:tcPr>
@@ -905,6 +924,7 @@
             <w:pPr>
               <w:pStyle w:val="Normal"/>
               <w:widowControl/>
+              <w:suppressAutoHyphens w:val="true"/>
               <w:spacing w:before="0" w:after="0"/>
               <w:jc w:val="center"/>
               <w:rPr>
@@ -927,6 +947,7 @@
             <w:pPr>
               <w:pStyle w:val="Normal"/>
               <w:widowControl/>
+              <w:suppressAutoHyphens w:val="true"/>
               <w:spacing w:before="0" w:after="0"/>
               <w:jc w:val="center"/>
               <w:rPr>
@@ -940,12 +961,11 @@
                 <w:rFonts w:cs="Arial" w:ascii="Arial" w:hAnsi="Arial"/>
                 <w:sz w:val="18"/>
                 <w:szCs w:val="18"/>
-                <w:lang w:val="pt-BR" w:bidi="ar-SA"/>
               </w:rPr>
               <mc:AlternateContent>
                 <mc:Choice Requires="wps">
                   <w:drawing>
-                    <wp:anchor behindDoc="0" distT="0" distB="17780" distL="0" distR="26670" simplePos="0" locked="0" layoutInCell="1" allowOverlap="1" relativeHeight="17" wp14:anchorId="2E871765">
+                    <wp:anchor behindDoc="0" distT="6350" distB="6350" distL="6350" distR="6350" simplePos="0" locked="0" layoutInCell="1" allowOverlap="1" relativeHeight="16" wp14:anchorId="2E871765">
                       <wp:simplePos x="0" y="0"/>
                       <wp:positionH relativeFrom="column">
                         <wp:posOffset>1045210</wp:posOffset>
@@ -1017,6 +1037,7 @@
                 <w:tab w:val="clear" w:pos="708"/>
                 <w:tab w:val="left" w:pos="1044" w:leader="none"/>
               </w:tabs>
+              <w:suppressAutoHyphens w:val="true"/>
               <w:spacing w:before="0" w:after="0"/>
               <w:jc w:val="start"/>
               <w:rPr>
@@ -1027,7 +1048,7 @@
               <mc:AlternateContent>
                 <mc:Choice Requires="wps">
                   <w:drawing>
-                    <wp:anchor behindDoc="0" distT="0" distB="17780" distL="0" distR="26670" simplePos="0" locked="0" layoutInCell="1" allowOverlap="1" relativeHeight="18" wp14:anchorId="07ABDA7F">
+                    <wp:anchor behindDoc="0" distT="6350" distB="6350" distL="6350" distR="6350" simplePos="0" locked="0" layoutInCell="1" allowOverlap="1" relativeHeight="17" wp14:anchorId="07ABDA7F">
                       <wp:simplePos x="0" y="0"/>
                       <wp:positionH relativeFrom="column">
                         <wp:posOffset>340995</wp:posOffset>
@@ -1123,6 +1144,7 @@
             <w:pPr>
               <w:pStyle w:val="Normal"/>
               <w:widowControl/>
+              <w:suppressAutoHyphens w:val="true"/>
               <w:spacing w:before="0" w:after="0"/>
               <w:jc w:val="center"/>
               <w:rPr>
@@ -1157,6 +1179,7 @@
             <w:pPr>
               <w:pStyle w:val="Normal"/>
               <w:widowControl/>
+              <w:suppressAutoHyphens w:val="true"/>
               <w:spacing w:before="0" w:after="0"/>
               <w:jc w:val="center"/>
               <w:rPr>
@@ -1170,14 +1193,14 @@
                 <w:rFonts w:cs="Arial" w:ascii="Arial" w:hAnsi="Arial"/>
                 <w:b/>
                 <w:bCs/>
-                <w:lang w:val="pt-BR" w:bidi="ar-SA"/>
-              </w:rPr>
-            </w:r>
-          </w:p>
-          <w:p>
-            <w:pPr>
-              <w:pStyle w:val="Normal"/>
-              <w:widowControl/>
+              </w:rPr>
+            </w:r>
+          </w:p>
+          <w:p>
+            <w:pPr>
+              <w:pStyle w:val="Normal"/>
+              <w:widowControl/>
+              <w:suppressAutoHyphens w:val="true"/>
               <w:spacing w:lineRule="auto" w:line="480" w:before="0" w:after="0"/>
               <w:jc w:val="start"/>
               <w:rPr>
@@ -1271,6 +1294,7 @@
             <w:pPr>
               <w:pStyle w:val="Normal"/>
               <w:widowControl/>
+              <w:suppressAutoHyphens w:val="true"/>
               <w:spacing w:lineRule="auto" w:line="480" w:before="0" w:after="0"/>
               <w:jc w:val="start"/>
               <w:rPr>
@@ -1295,6 +1319,7 @@
             <w:pPr>
               <w:pStyle w:val="Normal"/>
               <w:widowControl/>
+              <w:suppressAutoHyphens w:val="true"/>
               <w:spacing w:before="0" w:after="0"/>
               <w:jc w:val="both"/>
               <w:rPr>
@@ -1304,14 +1329,14 @@
             <w:r>
               <w:rPr>
                 <w:rFonts w:cs="Arial" w:ascii="Arial" w:hAnsi="Arial"/>
-                <w:lang w:val="pt-BR" w:bidi="ar-SA"/>
-              </w:rPr>
-            </w:r>
-          </w:p>
-          <w:p>
-            <w:pPr>
-              <w:pStyle w:val="Normal"/>
-              <w:widowControl/>
+              </w:rPr>
+            </w:r>
+          </w:p>
+          <w:p>
+            <w:pPr>
+              <w:pStyle w:val="Normal"/>
+              <w:widowControl/>
+              <w:suppressAutoHyphens w:val="true"/>
               <w:spacing w:before="0" w:after="0"/>
               <w:jc w:val="start"/>
               <w:rPr>
@@ -1345,6 +1370,7 @@
             <w:pPr>
               <w:pStyle w:val="Normal"/>
               <w:widowControl/>
+              <w:suppressAutoHyphens w:val="true"/>
               <w:spacing w:before="0" w:after="0"/>
               <w:jc w:val="start"/>
               <w:rPr>
@@ -1358,14 +1384,14 @@
                 <w:rFonts w:cs="Arial" w:ascii="Arial" w:hAnsi="Arial"/>
                 <w:sz w:val="18"/>
                 <w:szCs w:val="18"/>
-                <w:lang w:val="pt-BR" w:bidi="ar-SA"/>
-              </w:rPr>
-            </w:r>
-          </w:p>
-          <w:p>
-            <w:pPr>
-              <w:pStyle w:val="Normal"/>
-              <w:widowControl/>
+              </w:rPr>
+            </w:r>
+          </w:p>
+          <w:p>
+            <w:pPr>
+              <w:pStyle w:val="Normal"/>
+              <w:widowControl/>
+              <w:suppressAutoHyphens w:val="true"/>
               <w:spacing w:before="0" w:after="0"/>
               <w:jc w:val="center"/>
               <w:rPr>
@@ -1379,14 +1405,14 @@
                 <w:rFonts w:cs="Arial" w:ascii="Arial" w:hAnsi="Arial"/>
                 <w:sz w:val="18"/>
                 <w:szCs w:val="18"/>
-                <w:lang w:val="pt-BR" w:bidi="ar-SA"/>
-              </w:rPr>
-            </w:r>
-          </w:p>
-          <w:p>
-            <w:pPr>
-              <w:pStyle w:val="Normal"/>
-              <w:widowControl/>
+              </w:rPr>
+            </w:r>
+          </w:p>
+          <w:p>
+            <w:pPr>
+              <w:pStyle w:val="Normal"/>
+              <w:widowControl/>
+              <w:suppressAutoHyphens w:val="true"/>
               <w:spacing w:before="0" w:after="0"/>
               <w:jc w:val="center"/>
               <w:rPr>
@@ -1409,6 +1435,7 @@
             <w:pPr>
               <w:pStyle w:val="Normal"/>
               <w:widowControl/>
+              <w:suppressAutoHyphens w:val="true"/>
               <w:spacing w:before="0" w:after="0"/>
               <w:jc w:val="both"/>
               <w:rPr>
@@ -1418,12 +1445,11 @@
             <w:r>
               <w:rPr>
                 <w:rFonts w:cs="Arial" w:ascii="Arial" w:hAnsi="Arial"/>
-                <w:lang w:val="pt-BR" w:bidi="ar-SA"/>
               </w:rPr>
               <mc:AlternateContent>
                 <mc:Choice Requires="wps">
                   <w:drawing>
-                    <wp:anchor behindDoc="0" distT="0" distB="28575" distL="0" distR="28575" simplePos="0" locked="0" layoutInCell="1" allowOverlap="1" relativeHeight="14" wp14:anchorId="39081DCB">
+                    <wp:anchor behindDoc="0" distT="10160" distB="8890" distL="10160" distR="8890" simplePos="0" locked="0" layoutInCell="1" allowOverlap="1" relativeHeight="13" wp14:anchorId="39081DCB">
                       <wp:simplePos x="0" y="0"/>
                       <wp:positionH relativeFrom="column">
                         <wp:posOffset>-67945</wp:posOffset>
@@ -1491,6 +1517,7 @@
             <w:pPr>
               <w:pStyle w:val="Normal"/>
               <w:widowControl/>
+              <w:suppressAutoHyphens w:val="true"/>
               <w:spacing w:before="0" w:after="0"/>
               <w:jc w:val="start"/>
               <w:rPr>
@@ -1500,12 +1527,11 @@
             <w:r>
               <w:rPr>
                 <w:rFonts w:cs="Arial" w:ascii="Arial" w:hAnsi="Arial"/>
-                <w:lang w:val="pt-BR" w:bidi="ar-SA"/>
               </w:rPr>
               <mc:AlternateContent>
                 <mc:Choice Requires="wps">
                   <w:drawing>
-                    <wp:anchor behindDoc="0" distT="0" distB="17780" distL="0" distR="26670" simplePos="0" locked="0" layoutInCell="1" allowOverlap="1" relativeHeight="13" wp14:anchorId="59A67AF1">
+                    <wp:anchor behindDoc="0" distT="6350" distB="6350" distL="6350" distR="6350" simplePos="0" locked="0" layoutInCell="1" allowOverlap="1" relativeHeight="12" wp14:anchorId="59A67AF1">
                       <wp:simplePos x="0" y="0"/>
                       <wp:positionH relativeFrom="column">
                         <wp:posOffset>4683125</wp:posOffset>
@@ -1570,7 +1596,7 @@
               <mc:AlternateContent>
                 <mc:Choice Requires="wps">
                   <w:drawing>
-                    <wp:anchor behindDoc="0" distT="0" distB="17780" distL="0" distR="26670" simplePos="0" locked="0" layoutInCell="1" allowOverlap="1" relativeHeight="16" wp14:anchorId="3F866CE7">
+                    <wp:anchor behindDoc="0" distT="6350" distB="6350" distL="6350" distR="6350" simplePos="0" locked="0" layoutInCell="1" allowOverlap="1" relativeHeight="15" wp14:anchorId="3F866CE7">
                       <wp:simplePos x="0" y="0"/>
                       <wp:positionH relativeFrom="column">
                         <wp:posOffset>2198370</wp:posOffset>
@@ -1635,7 +1661,7 @@
               <mc:AlternateContent>
                 <mc:Choice Requires="wps">
                   <w:drawing>
-                    <wp:anchor behindDoc="0" distT="0" distB="17780" distL="0" distR="26670" simplePos="0" locked="0" layoutInCell="1" allowOverlap="1" relativeHeight="20" wp14:anchorId="05C15030">
+                    <wp:anchor behindDoc="0" distT="6350" distB="6350" distL="6350" distR="6350" simplePos="0" locked="0" layoutInCell="1" allowOverlap="1" relativeHeight="19" wp14:anchorId="05C15030">
                       <wp:simplePos x="0" y="0"/>
                       <wp:positionH relativeFrom="column">
                         <wp:posOffset>3013075</wp:posOffset>
@@ -1703,6 +1729,7 @@
             <w:pPr>
               <w:pStyle w:val="Normal"/>
               <w:widowControl/>
+              <w:suppressAutoHyphens w:val="true"/>
               <w:spacing w:before="0" w:after="0"/>
               <w:jc w:val="start"/>
               <w:rPr>
@@ -1715,7 +1742,7 @@
               <mc:AlternateContent>
                 <mc:Choice Requires="wps">
                   <w:drawing>
-                    <wp:anchor behindDoc="0" distT="0" distB="17780" distL="0" distR="26670" simplePos="0" locked="0" layoutInCell="1" allowOverlap="1" relativeHeight="6" wp14:anchorId="37FA3AED">
+                    <wp:anchor behindDoc="0" distT="6350" distB="6350" distL="6350" distR="6350" simplePos="0" locked="0" layoutInCell="1" allowOverlap="1" relativeHeight="5" wp14:anchorId="37FA3AED">
                       <wp:simplePos x="0" y="0"/>
                       <wp:positionH relativeFrom="column">
                         <wp:posOffset>800735</wp:posOffset>
@@ -1780,7 +1807,7 @@
               <mc:AlternateContent>
                 <mc:Choice Requires="wps">
                   <w:drawing>
-                    <wp:anchor behindDoc="0" distT="0" distB="17780" distL="0" distR="26670" simplePos="0" locked="0" layoutInCell="1" allowOverlap="1" relativeHeight="7" wp14:anchorId="4624938D">
+                    <wp:anchor behindDoc="0" distT="6350" distB="6350" distL="6350" distR="6350" simplePos="0" locked="0" layoutInCell="1" allowOverlap="1" relativeHeight="6" wp14:anchorId="4624938D">
                       <wp:simplePos x="0" y="0"/>
                       <wp:positionH relativeFrom="column">
                         <wp:posOffset>3872865</wp:posOffset>
@@ -1836,7 +1863,7 @@
                 </mc:Choice>
                 <mc:Fallback>
                   <w:pict>
-                    <v:rect id="shape_0" ID="Retângulo 1" path="m0,0l-2147483645,0l-2147483645,-2147483646l0,-2147483646xe" fillcolor="white" stroked="t" o:allowincell="f" style="position:absolute;margin-left:304.95pt;margin-top:0pt;width:11.35pt;height:10.55pt;mso-wrap-style:none;v-text-anchor:middle" wp14:anchorId="4624938D">
+                    <v:rect id="shape_0" ID="Retângulo 1" path="m0,0l-2147483645,0l-2147483645,-2147483646l0,-2147483646xe" fillcolor="white" stroked="t" o:allowincell="f" style="position:absolute;margin-left:304.95pt;margin-top:0.05pt;width:11.35pt;height:10.55pt;mso-wrap-style:none;v-text-anchor:middle" wp14:anchorId="4624938D">
                       <v:fill o:detectmouseclick="t" type="solid" color2="black"/>
                       <v:stroke color="black" weight="12600" joinstyle="miter" endcap="flat"/>
                       <w10:wrap type="none"/>
@@ -1847,7 +1874,7 @@
               <mc:AlternateContent>
                 <mc:Choice Requires="wps">
                   <w:drawing>
-                    <wp:anchor behindDoc="0" distT="0" distB="17780" distL="0" distR="26670" simplePos="0" locked="0" layoutInCell="1" allowOverlap="1" relativeHeight="15" wp14:anchorId="16622472">
+                    <wp:anchor behindDoc="0" distT="6350" distB="6350" distL="6350" distR="6350" simplePos="0" locked="0" layoutInCell="1" allowOverlap="1" relativeHeight="14" wp14:anchorId="16622472">
                       <wp:simplePos x="0" y="0"/>
                       <wp:positionH relativeFrom="column">
                         <wp:posOffset>1510030</wp:posOffset>
@@ -1933,6 +1960,7 @@
             <w:pPr>
               <w:pStyle w:val="Normal"/>
               <w:widowControl/>
+              <w:suppressAutoHyphens w:val="true"/>
               <w:spacing w:before="0" w:after="0"/>
               <w:jc w:val="start"/>
               <w:rPr>
@@ -1946,14 +1974,14 @@
                 <w:rFonts w:cs="Arial" w:ascii="Arial" w:hAnsi="Arial"/>
                 <w:sz w:val="18"/>
                 <w:szCs w:val="18"/>
-                <w:lang w:val="pt-BR" w:bidi="ar-SA"/>
-              </w:rPr>
-            </w:r>
-          </w:p>
-          <w:p>
-            <w:pPr>
-              <w:pStyle w:val="Normal"/>
-              <w:widowControl/>
+              </w:rPr>
+            </w:r>
+          </w:p>
+          <w:p>
+            <w:pPr>
+              <w:pStyle w:val="Normal"/>
+              <w:widowControl/>
+              <w:suppressAutoHyphens w:val="true"/>
               <w:spacing w:before="0" w:after="0"/>
               <w:jc w:val="start"/>
               <w:rPr>
@@ -1987,6 +2015,7 @@
             <w:pPr>
               <w:pStyle w:val="Normal"/>
               <w:widowControl/>
+              <w:suppressAutoHyphens w:val="true"/>
               <w:spacing w:before="0" w:after="0"/>
               <w:jc w:val="both"/>
               <w:rPr>
@@ -2000,12 +2029,11 @@
                 <w:rFonts w:cs="Arial" w:ascii="Arial" w:hAnsi="Arial"/>
                 <w:sz w:val="18"/>
                 <w:szCs w:val="18"/>
-                <w:lang w:val="pt-BR" w:bidi="ar-SA"/>
               </w:rPr>
               <mc:AlternateContent>
                 <mc:Choice Requires="wps">
                   <w:drawing>
-                    <wp:anchor behindDoc="0" distT="0" distB="17780" distL="0" distR="26670" simplePos="0" locked="0" layoutInCell="1" allowOverlap="1" relativeHeight="8" wp14:anchorId="206415A7">
+                    <wp:anchor behindDoc="0" distT="6350" distB="6350" distL="6350" distR="6350" simplePos="0" locked="0" layoutInCell="1" allowOverlap="1" relativeHeight="7" wp14:anchorId="206415A7">
                       <wp:simplePos x="0" y="0"/>
                       <wp:positionH relativeFrom="column">
                         <wp:posOffset>1427480</wp:posOffset>
@@ -2075,6 +2103,7 @@
             <w:pPr>
               <w:pStyle w:val="Normal"/>
               <w:widowControl/>
+              <w:suppressAutoHyphens w:val="true"/>
               <w:spacing w:before="0" w:after="0"/>
               <w:jc w:val="start"/>
               <w:rPr>
@@ -2120,6 +2149,7 @@
             <w:pPr>
               <w:pStyle w:val="Normal"/>
               <w:widowControl/>
+              <w:suppressAutoHyphens w:val="true"/>
               <w:spacing w:before="0" w:after="0"/>
               <w:jc w:val="start"/>
               <w:rPr>
@@ -2133,7 +2163,6 @@
                 <w:rFonts w:cs="Arial" w:ascii="Arial" w:hAnsi="Arial"/>
                 <w:b/>
                 <w:bCs/>
-                <w:lang w:val="pt-BR" w:bidi="ar-SA"/>
               </w:rPr>
             </w:r>
           </w:p>
@@ -2152,6 +2181,7 @@
             <w:pPr>
               <w:pStyle w:val="Normal"/>
               <w:widowControl/>
+              <w:suppressAutoHyphens w:val="true"/>
               <w:spacing w:before="0" w:after="0"/>
               <w:jc w:val="center"/>
               <w:rPr>
@@ -2170,6 +2200,7 @@
             <w:pPr>
               <w:pStyle w:val="Normal"/>
               <w:widowControl/>
+              <w:suppressAutoHyphens w:val="true"/>
               <w:spacing w:before="0" w:after="0"/>
               <w:jc w:val="center"/>
               <w:rPr>
@@ -2183,14 +2214,14 @@
                 <w:rFonts w:cs="Arial" w:ascii="Arial" w:hAnsi="Arial"/>
                 <w:b/>
                 <w:bCs/>
-                <w:lang w:val="pt-BR" w:bidi="ar-SA"/>
-              </w:rPr>
-            </w:r>
-          </w:p>
-          <w:p>
-            <w:pPr>
-              <w:pStyle w:val="Normal"/>
-              <w:widowControl/>
+              </w:rPr>
+            </w:r>
+          </w:p>
+          <w:p>
+            <w:pPr>
+              <w:pStyle w:val="Normal"/>
+              <w:widowControl/>
+              <w:suppressAutoHyphens w:val="true"/>
               <w:spacing w:before="0" w:after="0"/>
               <w:jc w:val="start"/>
               <w:rPr>
@@ -2216,7 +2247,7 @@
         </w:tc>
         <w:tc>
           <w:tcPr>
-            <w:tcW w:w="1556" w:type="dxa"/>
+            <w:tcW w:w="1555" w:type="dxa"/>
             <w:gridSpan w:val="2"/>
             <w:tcBorders/>
           </w:tcPr>
@@ -2224,6 +2255,7 @@
             <w:pPr>
               <w:pStyle w:val="Normal"/>
               <w:widowControl/>
+              <w:suppressAutoHyphens w:val="true"/>
               <w:spacing w:before="0" w:after="0"/>
               <w:jc w:val="center"/>
               <w:rPr>
@@ -2242,6 +2274,7 @@
             <w:pPr>
               <w:pStyle w:val="Normal"/>
               <w:widowControl/>
+              <w:suppressAutoHyphens w:val="true"/>
               <w:spacing w:before="0" w:after="0"/>
               <w:jc w:val="start"/>
               <w:rPr>
@@ -2287,6 +2320,7 @@
             <w:pPr>
               <w:pStyle w:val="Normal"/>
               <w:widowControl/>
+              <w:suppressAutoHyphens w:val="true"/>
               <w:spacing w:before="0" w:after="0"/>
               <w:jc w:val="center"/>
               <w:rPr>
@@ -2305,6 +2339,7 @@
             <w:pPr>
               <w:pStyle w:val="Normal"/>
               <w:widowControl/>
+              <w:suppressAutoHyphens w:val="true"/>
               <w:spacing w:before="0" w:after="0"/>
               <w:jc w:val="start"/>
               <w:rPr>
@@ -2367,6 +2402,7 @@
             <w:pPr>
               <w:pStyle w:val="Normal"/>
               <w:widowControl/>
+              <w:suppressAutoHyphens w:val="true"/>
               <w:spacing w:before="0" w:after="0"/>
               <w:jc w:val="center"/>
               <w:rPr>
@@ -2385,6 +2421,7 @@
             <w:pPr>
               <w:pStyle w:val="Normal"/>
               <w:widowControl/>
+              <w:suppressAutoHyphens w:val="true"/>
               <w:spacing w:before="0" w:after="0"/>
               <w:jc w:val="center"/>
               <w:rPr>
@@ -2398,14 +2435,14 @@
                 <w:rFonts w:cs="Arial" w:ascii="Arial" w:hAnsi="Arial"/>
                 <w:b/>
                 <w:bCs/>
-                <w:lang w:val="pt-BR" w:bidi="ar-SA"/>
-              </w:rPr>
-            </w:r>
-          </w:p>
-          <w:p>
-            <w:pPr>
-              <w:pStyle w:val="Normal"/>
-              <w:widowControl/>
+              </w:rPr>
+            </w:r>
+          </w:p>
+          <w:p>
+            <w:pPr>
+              <w:pStyle w:val="Normal"/>
+              <w:widowControl/>
+              <w:suppressAutoHyphens w:val="true"/>
               <w:spacing w:before="0" w:after="0"/>
               <w:jc w:val="start"/>
               <w:rPr>
@@ -2436,7 +2473,7 @@
         </w:tc>
         <w:tc>
           <w:tcPr>
-            <w:tcW w:w="3256" w:type="dxa"/>
+            <w:tcW w:w="3257" w:type="dxa"/>
             <w:gridSpan w:val="3"/>
             <w:tcBorders/>
           </w:tcPr>
@@ -2444,6 +2481,7 @@
             <w:pPr>
               <w:pStyle w:val="Normal"/>
               <w:widowControl/>
+              <w:suppressAutoHyphens w:val="true"/>
               <w:spacing w:before="0" w:after="0"/>
               <w:jc w:val="start"/>
               <w:rPr>
@@ -2466,6 +2504,7 @@
             <w:pPr>
               <w:pStyle w:val="Normal"/>
               <w:widowControl/>
+              <w:suppressAutoHyphens w:val="true"/>
               <w:spacing w:before="0" w:after="0"/>
               <w:jc w:val="start"/>
               <w:rPr>
@@ -2514,6 +2553,7 @@
             <w:pPr>
               <w:pStyle w:val="Normal"/>
               <w:widowControl/>
+              <w:suppressAutoHyphens w:val="true"/>
               <w:spacing w:before="0" w:after="0"/>
               <w:jc w:val="start"/>
               <w:rPr>
@@ -2570,6 +2610,7 @@
             <w:pPr>
               <w:pStyle w:val="Normal"/>
               <w:widowControl/>
+              <w:suppressAutoHyphens w:val="true"/>
               <w:spacing w:before="0" w:after="0"/>
               <w:jc w:val="center"/>
               <w:rPr>
@@ -2596,7 +2637,7 @@
         </w:trPr>
         <w:tc>
           <w:tcPr>
-            <w:tcW w:w="3121" w:type="dxa"/>
+            <w:tcW w:w="3120" w:type="dxa"/>
             <w:gridSpan w:val="2"/>
             <w:tcBorders/>
           </w:tcPr>
@@ -2604,6 +2645,7 @@
             <w:pPr>
               <w:pStyle w:val="Normal"/>
               <w:widowControl/>
+              <w:suppressAutoHyphens w:val="true"/>
               <w:spacing w:before="0" w:after="0"/>
               <w:jc w:val="center"/>
               <w:rPr>
@@ -2622,6 +2664,7 @@
             <w:pPr>
               <w:pStyle w:val="Normal"/>
               <w:widowControl/>
+              <w:suppressAutoHyphens w:val="true"/>
               <w:spacing w:before="0" w:after="0"/>
               <w:jc w:val="center"/>
               <w:rPr>
@@ -2635,14 +2678,14 @@
                 <w:rFonts w:cs="Arial" w:ascii="Arial" w:hAnsi="Arial"/>
                 <w:sz w:val="2"/>
                 <w:szCs w:val="2"/>
-                <w:lang w:val="pt-BR" w:bidi="ar-SA"/>
-              </w:rPr>
-            </w:r>
-          </w:p>
-          <w:p>
-            <w:pPr>
-              <w:pStyle w:val="Normal"/>
-              <w:widowControl/>
+              </w:rPr>
+            </w:r>
+          </w:p>
+          <w:p>
+            <w:pPr>
+              <w:pStyle w:val="Normal"/>
+              <w:widowControl/>
+              <w:suppressAutoHyphens w:val="true"/>
               <w:spacing w:before="0" w:after="0"/>
               <w:jc w:val="center"/>
               <w:rPr>
@@ -2652,14 +2695,13 @@
             <w:r>
               <w:rPr>
                 <w:rFonts w:cs="Arial" w:ascii="Arial" w:hAnsi="Arial"/>
-                <w:lang w:val="pt-BR" w:bidi="ar-SA"/>
               </w:rPr>
             </w:r>
           </w:p>
         </w:tc>
         <w:tc>
           <w:tcPr>
-            <w:tcW w:w="2119" w:type="dxa"/>
+            <w:tcW w:w="2120" w:type="dxa"/>
             <w:gridSpan w:val="3"/>
             <w:tcBorders/>
           </w:tcPr>
@@ -2667,6 +2709,7 @@
             <w:pPr>
               <w:pStyle w:val="Normal"/>
               <w:widowControl/>
+              <w:suppressAutoHyphens w:val="true"/>
               <w:spacing w:before="0" w:after="0"/>
               <w:jc w:val="center"/>
               <w:rPr>
@@ -2692,6 +2735,7 @@
             <w:pPr>
               <w:pStyle w:val="Normal"/>
               <w:widowControl/>
+              <w:suppressAutoHyphens w:val="true"/>
               <w:spacing w:before="0" w:after="0"/>
               <w:jc w:val="center"/>
               <w:rPr>
@@ -2710,6 +2754,7 @@
             <w:pPr>
               <w:pStyle w:val="Normal"/>
               <w:widowControl/>
+              <w:suppressAutoHyphens w:val="true"/>
               <w:spacing w:before="0" w:after="0"/>
               <w:jc w:val="center"/>
               <w:rPr>
@@ -2723,7 +2768,6 @@
                 <w:rFonts w:cs="Arial" w:ascii="Arial" w:hAnsi="Arial"/>
                 <w:sz w:val="2"/>
                 <w:szCs w:val="2"/>
-                <w:lang w:val="pt-BR" w:bidi="ar-SA"/>
               </w:rPr>
             </w:r>
           </w:p>
@@ -2737,6 +2781,7 @@
             <w:pPr>
               <w:pStyle w:val="Normal"/>
               <w:widowControl/>
+              <w:suppressAutoHyphens w:val="true"/>
               <w:spacing w:before="0" w:after="0"/>
               <w:jc w:val="center"/>
               <w:rPr>
@@ -2755,6 +2800,7 @@
             <w:pPr>
               <w:pStyle w:val="Normal"/>
               <w:widowControl/>
+              <w:suppressAutoHyphens w:val="true"/>
               <w:spacing w:before="0" w:after="0"/>
               <w:jc w:val="center"/>
               <w:rPr>
@@ -2764,7 +2810,6 @@
             <w:r>
               <w:rPr>
                 <w:rFonts w:cs="Arial" w:ascii="Arial" w:hAnsi="Arial"/>
-                <w:lang w:val="pt-BR" w:bidi="ar-SA"/>
               </w:rPr>
             </w:r>
           </w:p>
@@ -2782,6 +2827,7 @@
             <w:pPr>
               <w:pStyle w:val="Normal"/>
               <w:widowControl/>
+              <w:suppressAutoHyphens w:val="true"/>
               <w:spacing w:before="0" w:after="0"/>
               <w:jc w:val="center"/>
               <w:rPr>
@@ -2814,6 +2860,7 @@
             <w:pPr>
               <w:pStyle w:val="Normal"/>
               <w:widowControl/>
+              <w:suppressAutoHyphens w:val="true"/>
               <w:spacing w:before="0" w:after="0"/>
               <w:jc w:val="start"/>
               <w:rPr>
@@ -2827,14 +2874,14 @@
                 <w:rFonts w:cs="Arial" w:ascii="Arial" w:hAnsi="Arial"/>
                 <w:b/>
                 <w:bCs/>
-                <w:lang w:val="pt-BR" w:bidi="ar-SA"/>
-              </w:rPr>
-            </w:r>
-          </w:p>
-          <w:p>
-            <w:pPr>
-              <w:pStyle w:val="Normal"/>
-              <w:widowControl/>
+              </w:rPr>
+            </w:r>
+          </w:p>
+          <w:p>
+            <w:pPr>
+              <w:pStyle w:val="Normal"/>
+              <w:widowControl/>
+              <w:suppressAutoHyphens w:val="true"/>
               <w:spacing w:before="0" w:after="0"/>
               <w:jc w:val="center"/>
               <w:rPr>
@@ -2862,6 +2909,7 @@
             <w:pPr>
               <w:pStyle w:val="Normal"/>
               <w:widowControl/>
+              <w:suppressAutoHyphens w:val="true"/>
               <w:spacing w:before="0" w:after="0"/>
               <w:jc w:val="center"/>
               <w:rPr>
@@ -2875,7 +2923,6 @@
                 <w:rFonts w:cs="Arial" w:ascii="Arial" w:hAnsi="Arial"/>
                 <w:b/>
                 <w:bCs/>
-                <w:lang w:val="pt-BR" w:bidi="ar-SA"/>
               </w:rPr>
             </w:r>
             <w:bookmarkStart w:id="0" w:name="_Hlk184796207"/>
@@ -2892,88 +2939,60 @@
       </w:pPr>
       <w:r>
         <w:rPr/>
-        <mc:AlternateContent>
-          <mc:Choice Requires="wps">
-            <w:drawing>
-              <wp:anchor behindDoc="0" distT="0" distB="0" distL="114300" distR="114300" simplePos="0" locked="0" layoutInCell="1" allowOverlap="1" relativeHeight="19">
-                <wp:simplePos x="0" y="0"/>
-                <wp:positionH relativeFrom="column">
-                  <wp:posOffset>8295005</wp:posOffset>
-                </wp:positionH>
-                <wp:positionV relativeFrom="paragraph">
-                  <wp:posOffset>-3343910</wp:posOffset>
-                </wp:positionV>
-                <wp:extent cx="9525" cy="9525"/>
-                <wp:effectExtent l="0" t="0" r="0" b="0"/>
-                <wp:wrapNone/>
-                <wp:docPr id="15" name="Tinta 26"/>
-                <a:graphic xmlns:a="http://schemas.openxmlformats.org/drawingml/2006/main">
-                  <a:graphicData uri="http://schemas.openxmlformats.org/drawingml/2006/picture">
-                    <pic:pic xmlns:pic="http://schemas.openxmlformats.org/drawingml/2006/picture">
-                      <pic:nvPicPr>
-                        <pic:cNvPr id="16" name="Tinta 26" descr=""/>
-                        <pic:cNvPicPr/>
-                      </pic:nvPicPr>
-                      <pic:blipFill>
-                        <a:blip r:embed="rId2"/>
-                        <a:stretch/>
-                      </pic:blipFill>
-                      <pic:spPr>
-                        <a:xfrm>
-                          <a:off x="0" y="0"/>
-                          <a:ext cx="9360" cy="9360"/>
-                        </a:xfrm>
-                        <a:prstGeom prst="rect">
-                          <a:avLst/>
-                        </a:prstGeom>
-                        <a:ln w="0">
-                          <a:noFill/>
-                        </a:ln>
-                      </pic:spPr>
-                    </pic:pic>
-                  </a:graphicData>
-                </a:graphic>
-              </wp:anchor>
-            </w:drawing>
-          </mc:Choice>
-          <mc:Fallback>
-            <w:pict>
-              <v:shapetype id="_x0000_t75" coordsize="21600,21600" o:spt="75" o:preferrelative="t" path="m@4@5l@4@11@9@11@9@5xe" filled="f" stroked="f">
-                <v:stroke joinstyle="miter"/>
-                <v:formulas>
-                  <v:f eqn="if lineDrawn pixelLineWidth 0"/>
-                  <v:f eqn="sum @0 1 0"/>
-                  <v:f eqn="sum 0 0 @1"/>
-                  <v:f eqn="prod @2 1 2"/>
-                  <v:f eqn="prod @3 21600 pixelWidth"/>
-                  <v:f eqn="prod @3 21600 pixelHeight"/>
-                  <v:f eqn="sum @0 0 1"/>
-                  <v:f eqn="prod @6 1 2"/>
-                  <v:f eqn="prod @7 21600 pixelWidth"/>
-                  <v:f eqn="sum @8 21600 0"/>
-                  <v:f eqn="prod @7 21600 pixelHeight"/>
-                  <v:f eqn="sum @10 21600 0"/>
-                </v:formulas>
-                <v:path o:extrusionok="f" gradientshapeok="t" o:connecttype="rect"/>
-                <o:lock v:ext="edit" aspectratio="t"/>
-              </v:shapetype>
-              <v:shape id="shape_0" ID="Tinta 26" stroked="f" o:allowincell="f" style="position:absolute;margin-left:653.15pt;margin-top:-263.3pt;width:0.7pt;height:0.7pt;mso-wrap-style:none;v-text-anchor:middle" type="_x0000_t75">
-                <v:imagedata r:id="rId3" o:detectmouseclick="t"/>
-                <v:stroke color="#3465a4" joinstyle="round" endcap="flat"/>
-                <w10:wrap type="none"/>
-              </v:shape>
-            </w:pict>
-          </mc:Fallback>
-        </mc:AlternateContent>
+        <w:drawing>
+          <wp:anchor behindDoc="0" distT="0" distB="0" distL="0" distR="0" simplePos="0" locked="0" layoutInCell="1" allowOverlap="1" relativeHeight="18">
+            <wp:simplePos x="0" y="0"/>
+            <wp:positionH relativeFrom="column">
+              <wp:posOffset>8295005</wp:posOffset>
+            </wp:positionH>
+            <wp:positionV relativeFrom="paragraph">
+              <wp:posOffset>-3343910</wp:posOffset>
+            </wp:positionV>
+            <wp:extent cx="9525" cy="9525"/>
+            <wp:effectExtent l="0" t="0" r="0" b="0"/>
+            <wp:wrapNone/>
+            <wp:docPr id="15" name="Tinta 26" descr="" title=""/>
+            <wp:cNvGraphicFramePr>
+              <a:graphicFrameLocks xmlns:a="http://schemas.openxmlformats.org/drawingml/2006/main" noChangeAspect="1"/>
+            </wp:cNvGraphicFramePr>
+            <a:graphic xmlns:a="http://schemas.openxmlformats.org/drawingml/2006/main">
+              <a:graphicData uri="http://schemas.openxmlformats.org/drawingml/2006/picture">
+                <pic:pic xmlns:pic="http://schemas.openxmlformats.org/drawingml/2006/picture">
+                  <pic:nvPicPr>
+                    <pic:cNvPr id="15" name="Tinta 26" descr="" title=""/>
+                    <pic:cNvPicPr>
+                      <a:picLocks noChangeAspect="1" noChangeArrowheads="1"/>
+                    </pic:cNvPicPr>
+                  </pic:nvPicPr>
+                  <pic:blipFill>
+                    <a:blip r:embed="rId2"/>
+                    <a:stretch>
+                      <a:fillRect/>
+                    </a:stretch>
+                  </pic:blipFill>
+                  <pic:spPr bwMode="auto">
+                    <a:xfrm>
+                      <a:off x="0" y="0"/>
+                      <a:ext cx="9525" cy="9525"/>
+                    </a:xfrm>
+                    <a:prstGeom prst="rect">
+                      <a:avLst/>
+                    </a:prstGeom>
+                  </pic:spPr>
+                </pic:pic>
+              </a:graphicData>
+            </a:graphic>
+          </wp:anchor>
+        </w:drawing>
       </w:r>
     </w:p>
     <w:sectPr>
-      <w:headerReference w:type="even" r:id="rId4"/>
-      <w:headerReference w:type="default" r:id="rId5"/>
-      <w:headerReference w:type="first" r:id="rId6"/>
-      <w:footerReference w:type="even" r:id="rId7"/>
-      <w:footerReference w:type="default" r:id="rId8"/>
-      <w:footerReference w:type="first" r:id="rId9"/>
+      <w:headerReference w:type="even" r:id="rId3"/>
+      <w:headerReference w:type="default" r:id="rId4"/>
+      <w:headerReference w:type="first" r:id="rId5"/>
+      <w:footerReference w:type="even" r:id="rId6"/>
+      <w:footerReference w:type="default" r:id="rId7"/>
+      <w:footerReference w:type="first" r:id="rId8"/>
       <w:type w:val="nextPage"/>
       <w:pgSz w:w="11906" w:h="16838"/>
       <w:pgMar w:left="1134" w:right="850" w:gutter="0" w:header="425" w:top="680" w:footer="459" w:bottom="993"/>
@@ -3095,60 +3114,51 @@
     </w:pPr>
     <w:r>
       <w:rPr/>
-      <mc:AlternateContent>
-        <mc:Choice Requires="wps">
-          <w:drawing>
-            <wp:anchor behindDoc="1" distT="0" distB="0" distL="0" distR="0" simplePos="0" locked="0" layoutInCell="0" allowOverlap="1" relativeHeight="3">
-              <wp:simplePos x="0" y="0"/>
-              <wp:positionH relativeFrom="margin">
-                <wp:align>center</wp:align>
-              </wp:positionH>
-              <wp:positionV relativeFrom="margin">
-                <wp:align>center</wp:align>
-              </wp:positionV>
-              <wp:extent cx="6026150" cy="9826625"/>
-              <wp:effectExtent l="0" t="0" r="0" b="0"/>
-              <wp:wrapNone/>
-              <wp:docPr id="17" name="WordPictureWatermark2"/>
-              <a:graphic xmlns:a="http://schemas.openxmlformats.org/drawingml/2006/main">
-                <a:graphicData uri="http://schemas.openxmlformats.org/drawingml/2006/picture">
-                  <pic:pic xmlns:pic="http://schemas.openxmlformats.org/drawingml/2006/picture">
-                    <pic:nvPicPr>
-                      <pic:cNvPr id="18" name="WordPictureWatermark2" descr=""/>
-                      <pic:cNvPicPr/>
-                    </pic:nvPicPr>
-                    <pic:blipFill>
-                      <a:blip r:embed="rId1"/>
-                      <a:stretch/>
-                    </pic:blipFill>
-                    <pic:spPr>
-                      <a:xfrm>
-                        <a:off x="0" y="0"/>
-                        <a:ext cx="6026040" cy="9826560"/>
-                      </a:xfrm>
-                      <a:prstGeom prst="rect">
-                        <a:avLst/>
-                      </a:prstGeom>
-                      <a:ln w="0">
-                        <a:noFill/>
-                      </a:ln>
-                    </pic:spPr>
-                  </pic:pic>
-                </a:graphicData>
-              </a:graphic>
-            </wp:anchor>
-          </w:drawing>
-        </mc:Choice>
-        <mc:Fallback>
-          <w:pict>
-            <v:shape id="WordPictureWatermark2" o:spid="shape_0" stroked="f" o:allowincell="f" style="position:absolute;margin-left:0.05pt;margin-top:0pt;width:474.45pt;height:773.7pt;mso-wrap-style:none;v-text-anchor:middle;mso-position-horizontal:center;mso-position-horizontal-relative:margin;mso-position-vertical:center;mso-position-vertical-relative:margin" type="_x0000_t75">
-              <v:imagedata r:id="rId2" o:detectmouseclick="t"/>
-              <v:stroke color="#3465a4" joinstyle="round" endcap="flat"/>
-              <w10:wrap type="none"/>
-            </v:shape>
-          </w:pict>
-        </mc:Fallback>
-      </mc:AlternateContent>
+      <w:drawing>
+        <wp:anchor behindDoc="1" distT="0" distB="0" distL="0" distR="0" simplePos="0" locked="0" layoutInCell="1" allowOverlap="1" relativeHeight="0">
+          <wp:simplePos x="0" y="0"/>
+          <wp:positionH relativeFrom="margin">
+            <wp:align>center</wp:align>
+          </wp:positionH>
+          <wp:positionV relativeFrom="margin">
+            <wp:align>center</wp:align>
+          </wp:positionV>
+          <wp:extent cx="6026150" cy="9826625"/>
+          <wp:effectExtent l="0" t="0" r="0" b="0"/>
+          <wp:wrapNone/>
+          <wp:docPr id="16" name="WordPictureWatermark2" descr="" title=""/>
+          <wp:cNvGraphicFramePr>
+            <a:graphicFrameLocks xmlns:a="http://schemas.openxmlformats.org/drawingml/2006/main" noChangeAspect="1"/>
+          </wp:cNvGraphicFramePr>
+          <a:graphic xmlns:a="http://schemas.openxmlformats.org/drawingml/2006/main">
+            <a:graphicData uri="http://schemas.openxmlformats.org/drawingml/2006/picture">
+              <pic:pic xmlns:pic="http://schemas.openxmlformats.org/drawingml/2006/picture">
+                <pic:nvPicPr>
+                  <pic:cNvPr id="16" name="WordPictureWatermark2" descr="" title=""/>
+                  <pic:cNvPicPr>
+                    <a:picLocks noChangeAspect="1" noChangeArrowheads="1"/>
+                  </pic:cNvPicPr>
+                </pic:nvPicPr>
+                <pic:blipFill>
+                  <a:blip r:embed="rId1"/>
+                  <a:stretch>
+                    <a:fillRect/>
+                  </a:stretch>
+                </pic:blipFill>
+                <pic:spPr bwMode="auto">
+                  <a:xfrm>
+                    <a:off x="0" y="0"/>
+                    <a:ext cx="6026150" cy="9826625"/>
+                  </a:xfrm>
+                  <a:prstGeom prst="rect">
+                    <a:avLst/>
+                  </a:prstGeom>
+                </pic:spPr>
+              </pic:pic>
+            </a:graphicData>
+          </a:graphic>
+        </wp:anchor>
+      </w:drawing>
     </w:r>
   </w:p>
 </w:hdr>
@@ -3197,7 +3207,7 @@
           </w:pPr>
           <w:r>
             <w:drawing>
-              <wp:anchor behindDoc="0" distT="0" distB="0" distL="114300" distR="114300" simplePos="0" locked="0" layoutInCell="1" allowOverlap="1" relativeHeight="2">
+              <wp:anchor behindDoc="0" distT="0" distB="0" distL="114300" distR="114300" simplePos="0" locked="0" layoutInCell="1" allowOverlap="1" relativeHeight="4">
                 <wp:simplePos x="0" y="0"/>
                 <wp:positionH relativeFrom="column">
                   <wp:posOffset>66675</wp:posOffset>
@@ -3209,11 +3219,385 @@
                 <wp:effectExtent l="0" t="0" r="0" b="0"/>
                 <wp:wrapTight wrapText="bothSides">
                   <wp:wrapPolygon edited="0">
-                    <wp:start x="-3" y="0"/>
-                    <wp:lineTo x="-3" y="20822"/>
-                    <wp:lineTo x="21203" y="20822"/>
-                    <wp:lineTo x="21203" y="0"/>
-                    <wp:lineTo x="-3" y="0"/>
+                    <wp:start x="-6" y="0"/>
+                    <wp:lineTo x="-6" y="20817"/>
+                    <wp:lineTo x="21200" y="20817"/>
+                    <wp:lineTo x="21200" y="0"/>
+                    <wp:lineTo x="-6" y="0"/>
+                  </wp:wrapPolygon>
+                </wp:wrapTight>
+                <wp:docPr id="17" name="Imagem 2" descr="Logotipo, nome da empresa&#10;&#10;Descrição gerada automaticamente" title=""/>
+                <wp:cNvGraphicFramePr>
+                  <a:graphicFrameLocks xmlns:a="http://schemas.openxmlformats.org/drawingml/2006/main" noChangeAspect="1"/>
+                </wp:cNvGraphicFramePr>
+                <a:graphic xmlns:a="http://schemas.openxmlformats.org/drawingml/2006/main">
+                  <a:graphicData uri="http://schemas.openxmlformats.org/drawingml/2006/picture">
+                    <pic:pic xmlns:pic="http://schemas.openxmlformats.org/drawingml/2006/picture">
+                      <pic:nvPicPr>
+                        <pic:cNvPr id="17" name="Imagem 2" descr="Logotipo, nome da empresa&#10;&#10;Descrição gerada automaticamente" title=""/>
+                        <pic:cNvPicPr>
+                          <a:picLocks noChangeAspect="1" noChangeArrowheads="1"/>
+                        </pic:cNvPicPr>
+                      </pic:nvPicPr>
+                      <pic:blipFill>
+                        <a:blip r:embed="rId1"/>
+                        <a:stretch>
+                          <a:fillRect/>
+                        </a:stretch>
+                      </pic:blipFill>
+                      <pic:spPr bwMode="auto">
+                        <a:xfrm>
+                          <a:off x="0" y="0"/>
+                          <a:ext cx="1532890" cy="691515"/>
+                        </a:xfrm>
+                        <a:prstGeom prst="rect">
+                          <a:avLst/>
+                        </a:prstGeom>
+                      </pic:spPr>
+                    </pic:pic>
+                  </a:graphicData>
+                </a:graphic>
+              </wp:anchor>
+            </w:drawing>
+          </w:r>
+          <w:r>
+            <w:rPr>
+              <w:rFonts w:cs="Tahoma"/>
+              <w:color w:val="FF0000"/>
+              <w:sz w:val="32"/>
+              <w:szCs w:val="24"/>
+            </w:rPr>
+            <w:t xml:space="preserve">Ordem de Sepultamento </w:t>
+          </w:r>
+        </w:p>
+        <w:p>
+          <w:pPr>
+            <w:pStyle w:val="Normal"/>
+            <w:ind w:end="-70"/>
+            <w:jc w:val="center"/>
+            <w:rPr>
+              <w:b/>
+              <w:sz w:val="16"/>
+              <w:szCs w:val="16"/>
+            </w:rPr>
+          </w:pPr>
+          <w:r>
+            <w:rPr>
+              <w:rFonts w:cs="Tahoma"/>
+              <w:color w:val="FF0000"/>
+              <w:sz w:val="32"/>
+              <w:szCs w:val="24"/>
+            </w:rPr>
+            <w:t>SANTANA</w:t>
+          </w:r>
+        </w:p>
+      </w:tc>
+      <w:tc>
+        <w:tcPr>
+          <w:tcW w:w="2594" w:type="dxa"/>
+          <w:tcBorders/>
+        </w:tcPr>
+        <w:p>
+          <w:pPr>
+            <w:pStyle w:val="Normal"/>
+            <w:spacing w:before="120" w:after="0"/>
+            <w:ind w:start="153"/>
+            <w:rPr>
+              <w:rFonts w:cs="Tahoma"/>
+              <w:b/>
+              <w:sz w:val="14"/>
+              <w:szCs w:val="14"/>
+            </w:rPr>
+          </w:pPr>
+          <w:r>
+            <w:rPr>
+              <w:rFonts w:cs="Tahoma"/>
+              <w:b/>
+              <w:sz w:val="14"/>
+              <w:szCs w:val="14"/>
+            </w:rPr>
+            <w:t xml:space="preserve">Identificação: </w:t>
+          </w:r>
+          <w:r>
+            <w:rPr>
+              <w:rFonts w:cs="Tahoma"/>
+              <w:bCs/>
+              <w:sz w:val="14"/>
+              <w:szCs w:val="14"/>
+            </w:rPr>
+            <w:t>FR.OP.007</w:t>
+          </w:r>
+        </w:p>
+        <w:p>
+          <w:pPr>
+            <w:pStyle w:val="Normal"/>
+            <w:spacing w:before="120" w:after="0"/>
+            <w:ind w:start="153"/>
+            <w:rPr>
+              <w:rFonts w:cs="Tahoma"/>
+              <w:b/>
+              <w:sz w:val="14"/>
+              <w:szCs w:val="14"/>
+            </w:rPr>
+          </w:pPr>
+          <w:r>
+            <w:rPr>
+              <w:rFonts w:cs="Tahoma"/>
+              <w:b/>
+              <w:sz w:val="14"/>
+              <w:szCs w:val="14"/>
+            </w:rPr>
+            <w:t xml:space="preserve">Revisão: </w:t>
+          </w:r>
+          <w:r>
+            <w:rPr>
+              <w:rFonts w:cs="Tahoma"/>
+              <w:sz w:val="14"/>
+              <w:szCs w:val="14"/>
+            </w:rPr>
+            <w:t xml:space="preserve">00      </w:t>
+          </w:r>
+          <w:r>
+            <w:rPr>
+              <w:rFonts w:cs="Tahoma"/>
+              <w:b/>
+              <w:sz w:val="14"/>
+              <w:szCs w:val="14"/>
+            </w:rPr>
+            <w:t>Página</w:t>
+          </w:r>
+          <w:r>
+            <w:rPr>
+              <w:rFonts w:cs="Tahoma"/>
+              <w:sz w:val="14"/>
+              <w:szCs w:val="14"/>
+            </w:rPr>
+            <w:t xml:space="preserve"> </w:t>
+          </w:r>
+          <w:r>
+            <w:rPr>
+              <w:rFonts w:cs="Tahoma"/>
+              <w:b/>
+              <w:sz w:val="14"/>
+              <w:szCs w:val="14"/>
+            </w:rPr>
+            <w:fldChar w:fldCharType="begin"/>
+          </w:r>
+          <w:r>
+            <w:rPr>
+              <w:sz w:val="14"/>
+              <w:b/>
+              <w:szCs w:val="14"/>
+              <w:rFonts w:cs="Tahoma"/>
+            </w:rPr>
+            <w:instrText xml:space="preserve"> PAGE </w:instrText>
+          </w:r>
+          <w:r>
+            <w:rPr>
+              <w:sz w:val="14"/>
+              <w:b/>
+              <w:szCs w:val="14"/>
+              <w:rFonts w:cs="Tahoma"/>
+            </w:rPr>
+            <w:fldChar w:fldCharType="separate"/>
+          </w:r>
+          <w:r>
+            <w:rPr>
+              <w:sz w:val="14"/>
+              <w:b/>
+              <w:szCs w:val="14"/>
+              <w:rFonts w:cs="Tahoma"/>
+            </w:rPr>
+            <w:t>1</w:t>
+          </w:r>
+          <w:r>
+            <w:rPr>
+              <w:sz w:val="14"/>
+              <w:b/>
+              <w:szCs w:val="14"/>
+              <w:rFonts w:cs="Tahoma"/>
+            </w:rPr>
+            <w:fldChar w:fldCharType="end"/>
+          </w:r>
+          <w:r>
+            <w:rPr>
+              <w:rFonts w:cs="Tahoma"/>
+              <w:sz w:val="14"/>
+              <w:szCs w:val="14"/>
+            </w:rPr>
+            <w:t xml:space="preserve"> de </w:t>
+          </w:r>
+          <w:r>
+            <w:rPr>
+              <w:rFonts w:cs="Tahoma"/>
+              <w:b/>
+              <w:sz w:val="14"/>
+              <w:szCs w:val="14"/>
+            </w:rPr>
+            <w:t>1</w:t>
+          </w:r>
+        </w:p>
+        <w:p>
+          <w:pPr>
+            <w:pStyle w:val="Normal"/>
+            <w:spacing w:before="120" w:after="0"/>
+            <w:ind w:start="153"/>
+            <w:rPr>
+              <w:sz w:val="14"/>
+              <w:szCs w:val="14"/>
+            </w:rPr>
+          </w:pPr>
+          <w:r>
+            <w:rPr>
+              <w:rFonts w:cs="Tahoma"/>
+              <w:b/>
+              <w:sz w:val="14"/>
+              <w:szCs w:val="14"/>
+            </w:rPr>
+            <w:t xml:space="preserve">Data: </w:t>
+          </w:r>
+          <w:r>
+            <w:rPr>
+              <w:rFonts w:cs="Tahoma"/>
+              <w:sz w:val="14"/>
+              <w:szCs w:val="14"/>
+            </w:rPr>
+            <w:t>15/05/2023</w:t>
+          </w:r>
+        </w:p>
+      </w:tc>
+    </w:tr>
+  </w:tbl>
+  <w:p>
+    <w:pPr>
+      <w:pStyle w:val="Header"/>
+      <w:rPr/>
+    </w:pPr>
+    <w:r>
+      <w:rPr/>
+      <mc:AlternateContent>
+        <mc:Choice Requires="wps">
+          <w:drawing>
+            <wp:anchor behindDoc="1" distT="5715" distB="4445" distL="5080" distR="5080" simplePos="0" locked="0" layoutInCell="1" allowOverlap="1" relativeHeight="3" wp14:anchorId="7A2F3E3A">
+              <wp:simplePos x="0" y="0"/>
+              <wp:positionH relativeFrom="column">
+                <wp:posOffset>-72390</wp:posOffset>
+              </wp:positionH>
+              <wp:positionV relativeFrom="margin">
+                <wp:align>bottom</wp:align>
+              </wp:positionV>
+              <wp:extent cx="6426200" cy="9077325"/>
+              <wp:effectExtent l="5080" t="5715" r="5080" b="4445"/>
+              <wp:wrapNone/>
+              <wp:docPr id="18" name="Retângulo 1"/>
+              <a:graphic xmlns:a="http://schemas.openxmlformats.org/drawingml/2006/main">
+                <a:graphicData uri="http://schemas.microsoft.com/office/word/2010/wordprocessingShape">
+                  <wps:wsp>
+                    <wps:cNvSpPr/>
+                    <wps:spPr>
+                      <a:xfrm>
+                        <a:off x="0" y="0"/>
+                        <a:ext cx="6426360" cy="9077400"/>
+                      </a:xfrm>
+                      <a:prstGeom prst="rect">
+                        <a:avLst/>
+                      </a:prstGeom>
+                      <a:noFill/>
+                      <a:ln w="9525">
+                        <a:solidFill>
+                          <a:srgbClr val="000000"/>
+                        </a:solidFill>
+                        <a:miter/>
+                      </a:ln>
+                    </wps:spPr>
+                    <wps:style>
+                      <a:lnRef idx="0"/>
+                      <a:fillRef idx="0"/>
+                      <a:effectRef idx="0"/>
+                      <a:fontRef idx="minor"/>
+                    </wps:style>
+                    <wps:bodyPr/>
+                  </wps:wsp>
+                </a:graphicData>
+              </a:graphic>
+            </wp:anchor>
+          </w:drawing>
+        </mc:Choice>
+        <mc:Fallback>
+          <w:pict>
+            <v:rect id="shape_0" ID="Retângulo 1" path="m0,0l-2147483645,0l-2147483645,-2147483646l0,-2147483646xe" stroked="t" o:allowincell="f" style="position:absolute;margin-left:-5.7pt;margin-top:-10.3pt;width:505.95pt;height:714.7pt;mso-wrap-style:none;v-text-anchor:middle;mso-position-vertical:bottom;mso-position-vertical-relative:margin" wp14:anchorId="7A2F3E3A">
+              <v:fill o:detectmouseclick="t" on="false"/>
+              <v:stroke color="black" weight="9360" joinstyle="miter" endcap="flat"/>
+              <w10:wrap type="none"/>
+            </v:rect>
+          </w:pict>
+        </mc:Fallback>
+      </mc:AlternateContent>
+    </w:r>
+  </w:p>
+</w:hdr>
+</file>
+
+<file path=word/header3.xml><?xml version="1.0" encoding="utf-8"?>
+<w:hdr xmlns:o="urn:schemas-microsoft-com:office:office" xmlns:r="http://schemas.openxmlformats.org/officeDocument/2006/relationships" xmlns:v="urn:schemas-microsoft-com:vml" xmlns:w="http://schemas.openxmlformats.org/wordprocessingml/2006/main" xmlns:w10="urn:schemas-microsoft-com:office:word" xmlns:wp="http://schemas.openxmlformats.org/drawingml/2006/wordprocessingDrawing" xmlns:wps="http://schemas.microsoft.com/office/word/2010/wordprocessingShape" xmlns:wpg="http://schemas.microsoft.com/office/word/2010/wordprocessingGroup" xmlns:mc="http://schemas.openxmlformats.org/markup-compatibility/2006" xmlns:wp14="http://schemas.microsoft.com/office/word/2010/wordprocessingDrawing" xmlns:w14="http://schemas.microsoft.com/office/word/2010/wordml" xmlns:w15="http://schemas.microsoft.com/office/word/2012/wordml" mc:Ignorable="w14 wp14 w15">
+  <w:tbl>
+    <w:tblPr>
+      <w:tblW w:w="10534" w:type="dxa"/>
+      <w:jc w:val="center"/>
+      <w:tblInd w:w="0" w:type="dxa"/>
+      <w:tblLayout w:type="fixed"/>
+      <w:tblCellMar>
+        <w:top w:w="0" w:type="dxa"/>
+        <w:start w:w="71" w:type="dxa"/>
+        <w:bottom w:w="0" w:type="dxa"/>
+        <w:end w:w="71" w:type="dxa"/>
+      </w:tblCellMar>
+      <w:tblLook w:val="0000" w:noHBand="0" w:noVBand="0" w:firstColumn="0" w:lastRow="0" w:lastColumn="0" w:firstRow="0"/>
+    </w:tblPr>
+    <w:tblGrid>
+      <w:gridCol w:w="7939"/>
+      <w:gridCol w:w="2594"/>
+    </w:tblGrid>
+    <w:tr>
+      <w:trPr>
+        <w:trHeight w:val="851" w:hRule="atLeast"/>
+      </w:trPr>
+      <w:tc>
+        <w:tcPr>
+          <w:tcW w:w="7939" w:type="dxa"/>
+          <w:tcBorders/>
+        </w:tcPr>
+        <w:p>
+          <w:pPr>
+            <w:pStyle w:val="Normal"/>
+            <w:ind w:end="-70"/>
+            <w:jc w:val="center"/>
+            <w:rPr>
+              <w:rFonts w:cs="Tahoma"/>
+              <w:color w:val="FF0000"/>
+              <w:sz w:val="32"/>
+              <w:szCs w:val="24"/>
+            </w:rPr>
+          </w:pPr>
+          <w:r>
+            <w:drawing>
+              <wp:anchor behindDoc="0" distT="0" distB="0" distL="114300" distR="114300" simplePos="0" locked="0" layoutInCell="1" allowOverlap="1" relativeHeight="4">
+                <wp:simplePos x="0" y="0"/>
+                <wp:positionH relativeFrom="column">
+                  <wp:posOffset>66675</wp:posOffset>
+                </wp:positionH>
+                <wp:positionV relativeFrom="paragraph">
+                  <wp:posOffset>635</wp:posOffset>
+                </wp:positionV>
+                <wp:extent cx="1532890" cy="691515"/>
+                <wp:effectExtent l="0" t="0" r="0" b="0"/>
+                <wp:wrapTight wrapText="bothSides">
+                  <wp:wrapPolygon edited="0">
+                    <wp:start x="-6" y="0"/>
+                    <wp:lineTo x="-6" y="20817"/>
+                    <wp:lineTo x="21200" y="20817"/>
+                    <wp:lineTo x="21200" y="0"/>
+                    <wp:lineTo x="-6" y="0"/>
                   </wp:wrapPolygon>
                 </wp:wrapTight>
                 <wp:docPr id="19" name="Imagem 2" descr="Logotipo, nome da empresa&#10;&#10;Descrição gerada automaticamente" title=""/>
@@ -3468,7 +3852,7 @@
       <mc:AlternateContent>
         <mc:Choice Requires="wps">
           <w:drawing>
-            <wp:anchor behindDoc="1" distT="0" distB="19050" distL="0" distR="12700" simplePos="0" locked="0" layoutInCell="1" allowOverlap="1" relativeHeight="5" wp14:anchorId="7A2F3E3A">
+            <wp:anchor behindDoc="1" distT="5715" distB="4445" distL="5080" distR="5080" simplePos="0" locked="0" layoutInCell="1" allowOverlap="1" relativeHeight="3" wp14:anchorId="7A2F3E3A">
               <wp:simplePos x="0" y="0"/>
               <wp:positionH relativeFrom="column">
                 <wp:posOffset>-72390</wp:posOffset>
@@ -3515,381 +3899,7 @@
         </mc:Choice>
         <mc:Fallback>
           <w:pict>
-            <v:rect id="shape_0" ID="Retângulo 1" path="m0,0l-2147483645,0l-2147483645,-2147483646l0,-2147483646xe" stroked="t" o:allowincell="f" style="position:absolute;margin-left:-5.7pt;margin-top:-11.45pt;width:505.95pt;height:714.7pt;mso-wrap-style:none;v-text-anchor:middle;mso-position-vertical:bottom;mso-position-vertical-relative:margin" wp14:anchorId="7A2F3E3A">
-              <v:fill o:detectmouseclick="t" on="false"/>
-              <v:stroke color="black" weight="9360" joinstyle="miter" endcap="flat"/>
-              <w10:wrap type="none"/>
-            </v:rect>
-          </w:pict>
-        </mc:Fallback>
-      </mc:AlternateContent>
-    </w:r>
-  </w:p>
-</w:hdr>
-</file>
-
-<file path=word/header3.xml><?xml version="1.0" encoding="utf-8"?>
-<w:hdr xmlns:o="urn:schemas-microsoft-com:office:office" xmlns:r="http://schemas.openxmlformats.org/officeDocument/2006/relationships" xmlns:v="urn:schemas-microsoft-com:vml" xmlns:w="http://schemas.openxmlformats.org/wordprocessingml/2006/main" xmlns:w10="urn:schemas-microsoft-com:office:word" xmlns:wp="http://schemas.openxmlformats.org/drawingml/2006/wordprocessingDrawing" xmlns:wps="http://schemas.microsoft.com/office/word/2010/wordprocessingShape" xmlns:wpg="http://schemas.microsoft.com/office/word/2010/wordprocessingGroup" xmlns:mc="http://schemas.openxmlformats.org/markup-compatibility/2006" xmlns:wp14="http://schemas.microsoft.com/office/word/2010/wordprocessingDrawing" xmlns:w14="http://schemas.microsoft.com/office/word/2010/wordml" xmlns:w15="http://schemas.microsoft.com/office/word/2012/wordml" mc:Ignorable="w14 wp14 w15">
-  <w:tbl>
-    <w:tblPr>
-      <w:tblW w:w="10534" w:type="dxa"/>
-      <w:jc w:val="center"/>
-      <w:tblInd w:w="0" w:type="dxa"/>
-      <w:tblLayout w:type="fixed"/>
-      <w:tblCellMar>
-        <w:top w:w="0" w:type="dxa"/>
-        <w:start w:w="71" w:type="dxa"/>
-        <w:bottom w:w="0" w:type="dxa"/>
-        <w:end w:w="71" w:type="dxa"/>
-      </w:tblCellMar>
-      <w:tblLook w:val="0000" w:noHBand="0" w:noVBand="0" w:firstColumn="0" w:lastRow="0" w:lastColumn="0" w:firstRow="0"/>
-    </w:tblPr>
-    <w:tblGrid>
-      <w:gridCol w:w="7939"/>
-      <w:gridCol w:w="2594"/>
-    </w:tblGrid>
-    <w:tr>
-      <w:trPr>
-        <w:trHeight w:val="851" w:hRule="atLeast"/>
-      </w:trPr>
-      <w:tc>
-        <w:tcPr>
-          <w:tcW w:w="7939" w:type="dxa"/>
-          <w:tcBorders/>
-        </w:tcPr>
-        <w:p>
-          <w:pPr>
-            <w:pStyle w:val="Normal"/>
-            <w:ind w:end="-70"/>
-            <w:jc w:val="center"/>
-            <w:rPr>
-              <w:rFonts w:cs="Tahoma"/>
-              <w:color w:val="FF0000"/>
-              <w:sz w:val="32"/>
-              <w:szCs w:val="24"/>
-            </w:rPr>
-          </w:pPr>
-          <w:r>
-            <w:drawing>
-              <wp:anchor behindDoc="0" distT="0" distB="0" distL="114300" distR="114300" simplePos="0" locked="0" layoutInCell="1" allowOverlap="1" relativeHeight="2">
-                <wp:simplePos x="0" y="0"/>
-                <wp:positionH relativeFrom="column">
-                  <wp:posOffset>66675</wp:posOffset>
-                </wp:positionH>
-                <wp:positionV relativeFrom="paragraph">
-                  <wp:posOffset>635</wp:posOffset>
-                </wp:positionV>
-                <wp:extent cx="1532890" cy="691515"/>
-                <wp:effectExtent l="0" t="0" r="0" b="0"/>
-                <wp:wrapTight wrapText="bothSides">
-                  <wp:wrapPolygon edited="0">
-                    <wp:start x="-3" y="0"/>
-                    <wp:lineTo x="-3" y="20822"/>
-                    <wp:lineTo x="21203" y="20822"/>
-                    <wp:lineTo x="21203" y="0"/>
-                    <wp:lineTo x="-3" y="0"/>
-                  </wp:wrapPolygon>
-                </wp:wrapTight>
-                <wp:docPr id="21" name="Imagem 2" descr="Logotipo, nome da empresa&#10;&#10;Descrição gerada automaticamente" title=""/>
-                <wp:cNvGraphicFramePr>
-                  <a:graphicFrameLocks xmlns:a="http://schemas.openxmlformats.org/drawingml/2006/main" noChangeAspect="1"/>
-                </wp:cNvGraphicFramePr>
-                <a:graphic xmlns:a="http://schemas.openxmlformats.org/drawingml/2006/main">
-                  <a:graphicData uri="http://schemas.openxmlformats.org/drawingml/2006/picture">
-                    <pic:pic xmlns:pic="http://schemas.openxmlformats.org/drawingml/2006/picture">
-                      <pic:nvPicPr>
-                        <pic:cNvPr id="21" name="Imagem 2" descr="Logotipo, nome da empresa&#10;&#10;Descrição gerada automaticamente" title=""/>
-                        <pic:cNvPicPr>
-                          <a:picLocks noChangeAspect="1" noChangeArrowheads="1"/>
-                        </pic:cNvPicPr>
-                      </pic:nvPicPr>
-                      <pic:blipFill>
-                        <a:blip r:embed="rId1"/>
-                        <a:stretch>
-                          <a:fillRect/>
-                        </a:stretch>
-                      </pic:blipFill>
-                      <pic:spPr bwMode="auto">
-                        <a:xfrm>
-                          <a:off x="0" y="0"/>
-                          <a:ext cx="1532890" cy="691515"/>
-                        </a:xfrm>
-                        <a:prstGeom prst="rect">
-                          <a:avLst/>
-                        </a:prstGeom>
-                      </pic:spPr>
-                    </pic:pic>
-                  </a:graphicData>
-                </a:graphic>
-              </wp:anchor>
-            </w:drawing>
-          </w:r>
-          <w:r>
-            <w:rPr>
-              <w:rFonts w:cs="Tahoma"/>
-              <w:color w:val="FF0000"/>
-              <w:sz w:val="32"/>
-              <w:szCs w:val="24"/>
-            </w:rPr>
-            <w:t xml:space="preserve">Ordem de Sepultamento </w:t>
-          </w:r>
-        </w:p>
-        <w:p>
-          <w:pPr>
-            <w:pStyle w:val="Normal"/>
-            <w:ind w:end="-70"/>
-            <w:jc w:val="center"/>
-            <w:rPr>
-              <w:b/>
-              <w:sz w:val="16"/>
-              <w:szCs w:val="16"/>
-            </w:rPr>
-          </w:pPr>
-          <w:r>
-            <w:rPr>
-              <w:rFonts w:cs="Tahoma"/>
-              <w:color w:val="FF0000"/>
-              <w:sz w:val="32"/>
-              <w:szCs w:val="24"/>
-            </w:rPr>
-            <w:t>SANTANA</w:t>
-          </w:r>
-        </w:p>
-      </w:tc>
-      <w:tc>
-        <w:tcPr>
-          <w:tcW w:w="2594" w:type="dxa"/>
-          <w:tcBorders/>
-        </w:tcPr>
-        <w:p>
-          <w:pPr>
-            <w:pStyle w:val="Normal"/>
-            <w:spacing w:before="120" w:after="0"/>
-            <w:ind w:start="153"/>
-            <w:rPr>
-              <w:rFonts w:cs="Tahoma"/>
-              <w:b/>
-              <w:sz w:val="14"/>
-              <w:szCs w:val="14"/>
-            </w:rPr>
-          </w:pPr>
-          <w:r>
-            <w:rPr>
-              <w:rFonts w:cs="Tahoma"/>
-              <w:b/>
-              <w:sz w:val="14"/>
-              <w:szCs w:val="14"/>
-            </w:rPr>
-            <w:t xml:space="preserve">Identificação: </w:t>
-          </w:r>
-          <w:r>
-            <w:rPr>
-              <w:rFonts w:cs="Tahoma"/>
-              <w:bCs/>
-              <w:sz w:val="14"/>
-              <w:szCs w:val="14"/>
-            </w:rPr>
-            <w:t>FR.OP.007</w:t>
-          </w:r>
-        </w:p>
-        <w:p>
-          <w:pPr>
-            <w:pStyle w:val="Normal"/>
-            <w:spacing w:before="120" w:after="0"/>
-            <w:ind w:start="153"/>
-            <w:rPr>
-              <w:rFonts w:cs="Tahoma"/>
-              <w:b/>
-              <w:sz w:val="14"/>
-              <w:szCs w:val="14"/>
-            </w:rPr>
-          </w:pPr>
-          <w:r>
-            <w:rPr>
-              <w:rFonts w:cs="Tahoma"/>
-              <w:b/>
-              <w:sz w:val="14"/>
-              <w:szCs w:val="14"/>
-            </w:rPr>
-            <w:t xml:space="preserve">Revisão: </w:t>
-          </w:r>
-          <w:r>
-            <w:rPr>
-              <w:rFonts w:cs="Tahoma"/>
-              <w:sz w:val="14"/>
-              <w:szCs w:val="14"/>
-            </w:rPr>
-            <w:t xml:space="preserve">00      </w:t>
-          </w:r>
-          <w:r>
-            <w:rPr>
-              <w:rFonts w:cs="Tahoma"/>
-              <w:b/>
-              <w:sz w:val="14"/>
-              <w:szCs w:val="14"/>
-            </w:rPr>
-            <w:t>Página</w:t>
-          </w:r>
-          <w:r>
-            <w:rPr>
-              <w:rFonts w:cs="Tahoma"/>
-              <w:sz w:val="14"/>
-              <w:szCs w:val="14"/>
-            </w:rPr>
-            <w:t xml:space="preserve"> </w:t>
-          </w:r>
-          <w:r>
-            <w:rPr>
-              <w:rFonts w:cs="Tahoma"/>
-              <w:b/>
-              <w:sz w:val="14"/>
-              <w:szCs w:val="14"/>
-            </w:rPr>
-            <w:fldChar w:fldCharType="begin"/>
-          </w:r>
-          <w:r>
-            <w:rPr>
-              <w:sz w:val="14"/>
-              <w:b/>
-              <w:szCs w:val="14"/>
-              <w:rFonts w:cs="Tahoma"/>
-            </w:rPr>
-            <w:instrText xml:space="preserve"> PAGE </w:instrText>
-          </w:r>
-          <w:r>
-            <w:rPr>
-              <w:sz w:val="14"/>
-              <w:b/>
-              <w:szCs w:val="14"/>
-              <w:rFonts w:cs="Tahoma"/>
-            </w:rPr>
-            <w:fldChar w:fldCharType="separate"/>
-          </w:r>
-          <w:r>
-            <w:rPr>
-              <w:sz w:val="14"/>
-              <w:b/>
-              <w:szCs w:val="14"/>
-              <w:rFonts w:cs="Tahoma"/>
-            </w:rPr>
-            <w:t>1</w:t>
-          </w:r>
-          <w:r>
-            <w:rPr>
-              <w:sz w:val="14"/>
-              <w:b/>
-              <w:szCs w:val="14"/>
-              <w:rFonts w:cs="Tahoma"/>
-            </w:rPr>
-            <w:fldChar w:fldCharType="end"/>
-          </w:r>
-          <w:r>
-            <w:rPr>
-              <w:rFonts w:cs="Tahoma"/>
-              <w:sz w:val="14"/>
-              <w:szCs w:val="14"/>
-            </w:rPr>
-            <w:t xml:space="preserve"> de </w:t>
-          </w:r>
-          <w:r>
-            <w:rPr>
-              <w:rFonts w:cs="Tahoma"/>
-              <w:b/>
-              <w:sz w:val="14"/>
-              <w:szCs w:val="14"/>
-            </w:rPr>
-            <w:t>1</w:t>
-          </w:r>
-        </w:p>
-        <w:p>
-          <w:pPr>
-            <w:pStyle w:val="Normal"/>
-            <w:spacing w:before="120" w:after="0"/>
-            <w:ind w:start="153"/>
-            <w:rPr>
-              <w:sz w:val="14"/>
-              <w:szCs w:val="14"/>
-            </w:rPr>
-          </w:pPr>
-          <w:r>
-            <w:rPr>
-              <w:rFonts w:cs="Tahoma"/>
-              <w:b/>
-              <w:sz w:val="14"/>
-              <w:szCs w:val="14"/>
-            </w:rPr>
-            <w:t xml:space="preserve">Data: </w:t>
-          </w:r>
-          <w:r>
-            <w:rPr>
-              <w:rFonts w:cs="Tahoma"/>
-              <w:sz w:val="14"/>
-              <w:szCs w:val="14"/>
-            </w:rPr>
-            <w:t>15/05/2023</w:t>
-          </w:r>
-        </w:p>
-      </w:tc>
-    </w:tr>
-  </w:tbl>
-  <w:p>
-    <w:pPr>
-      <w:pStyle w:val="Header"/>
-      <w:rPr/>
-    </w:pPr>
-    <w:r>
-      <w:rPr/>
-      <mc:AlternateContent>
-        <mc:Choice Requires="wps">
-          <w:drawing>
-            <wp:anchor behindDoc="1" distT="0" distB="19050" distL="0" distR="12700" simplePos="0" locked="0" layoutInCell="1" allowOverlap="1" relativeHeight="5" wp14:anchorId="7A2F3E3A">
-              <wp:simplePos x="0" y="0"/>
-              <wp:positionH relativeFrom="column">
-                <wp:posOffset>-72390</wp:posOffset>
-              </wp:positionH>
-              <wp:positionV relativeFrom="margin">
-                <wp:align>bottom</wp:align>
-              </wp:positionV>
-              <wp:extent cx="6426200" cy="9077325"/>
-              <wp:effectExtent l="5080" t="5715" r="5080" b="4445"/>
-              <wp:wrapNone/>
-              <wp:docPr id="22" name="Retângulo 1"/>
-              <a:graphic xmlns:a="http://schemas.openxmlformats.org/drawingml/2006/main">
-                <a:graphicData uri="http://schemas.microsoft.com/office/word/2010/wordprocessingShape">
-                  <wps:wsp>
-                    <wps:cNvSpPr/>
-                    <wps:spPr>
-                      <a:xfrm>
-                        <a:off x="0" y="0"/>
-                        <a:ext cx="6426360" cy="9077400"/>
-                      </a:xfrm>
-                      <a:prstGeom prst="rect">
-                        <a:avLst/>
-                      </a:prstGeom>
-                      <a:noFill/>
-                      <a:ln w="9525">
-                        <a:solidFill>
-                          <a:srgbClr val="000000"/>
-                        </a:solidFill>
-                        <a:miter/>
-                      </a:ln>
-                    </wps:spPr>
-                    <wps:style>
-                      <a:lnRef idx="0"/>
-                      <a:fillRef idx="0"/>
-                      <a:effectRef idx="0"/>
-                      <a:fontRef idx="minor"/>
-                    </wps:style>
-                    <wps:bodyPr/>
-                  </wps:wsp>
-                </a:graphicData>
-              </a:graphic>
-            </wp:anchor>
-          </w:drawing>
-        </mc:Choice>
-        <mc:Fallback>
-          <w:pict>
-            <v:rect id="shape_0" ID="Retângulo 1" path="m0,0l-2147483645,0l-2147483645,-2147483646l0,-2147483646xe" stroked="t" o:allowincell="f" style="position:absolute;margin-left:-5.7pt;margin-top:-11.45pt;width:505.95pt;height:714.7pt;mso-wrap-style:none;v-text-anchor:middle;mso-position-vertical:bottom;mso-position-vertical-relative:margin" wp14:anchorId="7A2F3E3A">
+            <v:rect id="shape_0" ID="Retângulo 1" path="m0,0l-2147483645,0l-2147483645,-2147483646l0,-2147483646xe" stroked="t" o:allowincell="f" style="position:absolute;margin-left:-5.7pt;margin-top:-10.3pt;width:505.95pt;height:714.7pt;mso-wrap-style:none;v-text-anchor:middle;mso-position-vertical:bottom;mso-position-vertical-relative:margin" wp14:anchorId="7A2F3E3A">
               <v:fill o:detectmouseclick="t" on="false"/>
               <v:stroke color="black" weight="9360" joinstyle="miter" endcap="flat"/>
               <w10:wrap type="none"/>
@@ -4305,6 +4315,7 @@
     <w:rsid w:val="004d4b48"/>
     <w:pPr>
       <w:widowControl/>
+      <w:suppressAutoHyphens w:val="true"/>
       <w:bidi w:val="0"/>
       <w:spacing w:lineRule="auto" w:line="240" w:before="0" w:after="0"/>
       <w:jc w:val="start"/>
@@ -4315,7 +4326,7 @@
       <w:kern w:val="0"/>
       <w:sz w:val="20"/>
       <w:szCs w:val="20"/>
-      <w:lang w:eastAsia="pt-BR" w:val="pt-BR" w:bidi="ar-SA"/>
+      <w:lang w:val="pt-BR" w:eastAsia="pt-BR" w:bidi="ar-SA"/>
       <w14:ligatures w14:val="none"/>
     </w:rPr>
   </w:style>

--- a/public/templates/official/sepultamento/ordem-sepultamento.docx
+++ b/public/templates/official/sepultamento/ordem-sepultamento.docx
@@ -30,19 +30,28 @@
         <w:gridCol w:w="2405"/>
       </w:tblGrid>
       <w:tr>
-        <w:trPr/>
+        <w:trPr>
+          <w:trHeight w:val="255" w:hRule="atLeast"/>
+        </w:trPr>
         <w:tc>
           <w:tcPr>
             <w:tcW w:w="9913" w:type="dxa"/>
             <w:gridSpan w:val="10"/>
             <w:tcBorders/>
+            <w:tcMar>
+              <w:top w:w="40" w:type="dxa"/>
+              <w:start w:w="50" w:type="dxa"/>
+              <w:bottom w:w="40" w:type="dxa"/>
+              <w:end w:w="50" w:type="dxa"/>
+            </w:tcMar>
+            <w:vAlign w:val="center"/>
           </w:tcPr>
           <w:p>
             <w:pPr>
               <w:pStyle w:val="Normal"/>
               <w:widowControl/>
               <w:suppressAutoHyphens w:val="true"/>
-              <w:spacing w:before="0" w:after="0"/>
+              <w:spacing w:before="0" w:after="0" w:line="240" w:lineRule="auto"/>
               <w:jc w:val="center"/>
               <w:rPr>
                 <w:rFonts w:ascii="Arial" w:hAnsi="Arial" w:cs="Arial"/>
@@ -52,7 +61,7 @@
             </w:pPr>
             <w:r>
               <w:rPr>
-                <w:rFonts w:cs="Arial" w:ascii="Arial" w:hAnsi="Arial"/>
+                <w:rFonts w:cs="Arial" w:ascii="Arial" w:hAnsi="Arial" w:eastAsia="Arial"/>
                 <w:b/>
                 <w:bCs/>
                 <w:sz w:val="24"/>
@@ -66,20 +75,28 @@
       </w:tr>
       <w:tr>
         <w:trPr>
-          <w:trHeight w:val="794" w:hRule="atLeast"/>
+          <w:trHeight w:val="567" w:hRule="atLeast"/>
         </w:trPr>
         <w:tc>
           <w:tcPr>
             <w:tcW w:w="3120" w:type="dxa"/>
             <w:gridSpan w:val="2"/>
             <w:tcBorders/>
+            <w:tcMar>
+              <w:top w:w="40" w:type="dxa"/>
+              <w:start w:w="50" w:type="dxa"/>
+              <w:bottom w:w="40" w:type="dxa"/>
+              <w:end w:w="50" w:type="dxa"/>
+            </w:tcMar>
+            <w:vAlign w:val="center"/>
           </w:tcPr>
           <w:p>
             <w:pPr>
               <w:pStyle w:val="Normal"/>
+              <w:keepNext w:val="0"/>
               <w:widowControl/>
               <w:suppressAutoHyphens w:val="true"/>
-              <w:spacing w:before="0" w:after="0"/>
+              <w:spacing w:before="0" w:after="0" w:line="240" w:lineRule="auto"/>
               <w:jc w:val="center"/>
               <w:rPr>
                 <w:rFonts w:ascii="Arial" w:hAnsi="Arial" w:cs="Arial"/>
@@ -87,8 +104,8 @@
             </w:pPr>
             <w:r>
               <w:rPr>
-                <w:rFonts w:cs="Arial" w:ascii="Arial" w:hAnsi="Arial"/>
-                <w:lang w:val="pt-BR" w:bidi="ar-SA"/>
+                <w:rFonts w:ascii="Arial" w:hAnsi="Arial" w:eastAsia="Arial" w:cs="Arial"/>
+                <w:sz w:val="18"/>
               </w:rPr>
               <w:t>Concessão:</w:t>
             </w:r>
@@ -96,176 +113,34 @@
           <w:p>
             <w:pPr>
               <w:pStyle w:val="Normal"/>
+              <w:keepNext w:val="0"/>
               <w:widowControl/>
               <w:suppressAutoHyphens w:val="true"/>
-              <w:spacing w:before="0" w:after="0"/>
+              <w:spacing w:before="0" w:after="0" w:line="240" w:lineRule="auto"/>
               <w:jc w:val="center"/>
               <w:rPr>
                 <w:rFonts w:ascii="Arial" w:hAnsi="Arial" w:cs="Arial"/>
               </w:rPr>
             </w:pPr>
-            <w:r>
-              <w:rPr>
-                <w:rFonts w:cs="Arial" w:ascii="Arial" w:hAnsi="Arial"/>
-              </w:rPr>
-              <mc:AlternateContent>
-                <mc:Choice Requires="wps">
-                  <w:drawing>
-                    <wp:anchor behindDoc="0" distT="6350" distB="6350" distL="6350" distR="6350" simplePos="0" locked="0" layoutInCell="1" allowOverlap="1" relativeHeight="8" wp14:anchorId="23654DC1">
-                      <wp:simplePos x="0" y="0"/>
-                      <wp:positionH relativeFrom="column">
-                        <wp:posOffset>182880</wp:posOffset>
-                      </wp:positionH>
-                      <wp:positionV relativeFrom="paragraph">
-                        <wp:posOffset>142875</wp:posOffset>
-                      </wp:positionV>
-                      <wp:extent cx="144780" cy="134620"/>
-                      <wp:effectExtent l="6350" t="6350" r="6350" b="6350"/>
-                      <wp:wrapNone/>
-                      <wp:docPr id="1" name="Retângulo 1"/>
-                      <a:graphic xmlns:a="http://schemas.openxmlformats.org/drawingml/2006/main">
-                        <a:graphicData uri="http://schemas.microsoft.com/office/word/2010/wordprocessingShape">
-                          <wps:wsp>
-                            <wps:cNvSpPr/>
-                            <wps:spPr>
-                              <a:xfrm>
-                                <a:off x="0" y="0"/>
-                                <a:ext cx="144720" cy="134640"/>
-                              </a:xfrm>
-                              <a:prstGeom prst="rect">
-                                <a:avLst/>
-                              </a:prstGeom>
-                              <a:solidFill>
-                                <a:schemeClr val="bg1"/>
-                              </a:solidFill>
-                              <a:ln>
-                                <a:solidFill>
-                                  <a:srgbClr val="000000"/>
-                                </a:solidFill>
-                              </a:ln>
-                            </wps:spPr>
-                            <wps:style>
-                              <a:lnRef idx="2">
-                                <a:schemeClr val="dk1">
-                                  <a:shade val="15000"/>
-                                </a:schemeClr>
-                              </a:lnRef>
-                              <a:fillRef idx="1">
-                                <a:schemeClr val="dk1"/>
-                              </a:fillRef>
-                              <a:effectRef idx="0">
-                                <a:schemeClr val="dk1"/>
-                              </a:effectRef>
-                              <a:fontRef idx="minor"/>
-                            </wps:style>
-                            <wps:bodyPr/>
-                          </wps:wsp>
-                        </a:graphicData>
-                      </a:graphic>
-                    </wp:anchor>
-                  </w:drawing>
-                </mc:Choice>
-                <mc:Fallback>
-                  <w:pict>
-                    <v:rect id="shape_0" ID="Retângulo 1" path="m0,0l-2147483645,0l-2147483645,-2147483646l0,-2147483646xe" fillcolor="white" stroked="t" o:allowincell="f" style="position:absolute;margin-left:14.4pt;margin-top:11.25pt;width:11.35pt;height:10.55pt;mso-wrap-style:none;v-text-anchor:middle" wp14:anchorId="23654DC1">
-                      <v:fill o:detectmouseclick="t" type="solid" color2="black"/>
-                      <v:stroke color="black" weight="12600" joinstyle="miter" endcap="flat"/>
-                      <w10:wrap type="none"/>
-                    </v:rect>
-                  </w:pict>
-                </mc:Fallback>
-              </mc:AlternateContent>
-              <mc:AlternateContent>
-                <mc:Choice Requires="wps">
-                  <w:drawing>
-                    <wp:anchor behindDoc="0" distT="6350" distB="6350" distL="6350" distR="6350" simplePos="0" locked="0" layoutInCell="1" allowOverlap="1" relativeHeight="9" wp14:anchorId="33B68B8C">
-                      <wp:simplePos x="0" y="0"/>
-                      <wp:positionH relativeFrom="column">
-                        <wp:posOffset>959485</wp:posOffset>
-                      </wp:positionH>
-                      <wp:positionV relativeFrom="paragraph">
-                        <wp:posOffset>137795</wp:posOffset>
-                      </wp:positionV>
-                      <wp:extent cx="144780" cy="134620"/>
-                      <wp:effectExtent l="6350" t="6350" r="6350" b="6350"/>
-                      <wp:wrapNone/>
-                      <wp:docPr id="2" name="Retângulo 1"/>
-                      <a:graphic xmlns:a="http://schemas.openxmlformats.org/drawingml/2006/main">
-                        <a:graphicData uri="http://schemas.microsoft.com/office/word/2010/wordprocessingShape">
-                          <wps:wsp>
-                            <wps:cNvSpPr/>
-                            <wps:spPr>
-                              <a:xfrm>
-                                <a:off x="0" y="0"/>
-                                <a:ext cx="144720" cy="134640"/>
-                              </a:xfrm>
-                              <a:prstGeom prst="rect">
-                                <a:avLst/>
-                              </a:prstGeom>
-                              <a:solidFill>
-                                <a:schemeClr val="bg1"/>
-                              </a:solidFill>
-                              <a:ln>
-                                <a:solidFill>
-                                  <a:srgbClr val="156082"/>
-                                </a:solidFill>
-                              </a:ln>
-                            </wps:spPr>
-                            <wps:style>
-                              <a:lnRef idx="2">
-                                <a:schemeClr val="accent1"/>
-                              </a:lnRef>
-                              <a:fillRef idx="1">
-                                <a:schemeClr val="lt1"/>
-                              </a:fillRef>
-                              <a:effectRef idx="0">
-                                <a:schemeClr val="accent1"/>
-                              </a:effectRef>
-                              <a:fontRef idx="minor"/>
-                            </wps:style>
-                            <wps:bodyPr/>
-                          </wps:wsp>
-                        </a:graphicData>
-                      </a:graphic>
-                    </wp:anchor>
-                  </w:drawing>
-                </mc:Choice>
-                <mc:Fallback>
-                  <w:pict>
-                    <v:rect id="shape_0" ID="Retângulo 1" path="m0,0l-2147483645,0l-2147483645,-2147483646l0,-2147483646xe" fillcolor="white" stroked="t" o:allowincell="f" style="position:absolute;margin-left:75.55pt;margin-top:10.85pt;width:11.35pt;height:10.55pt;mso-wrap-style:none;v-text-anchor:middle" wp14:anchorId="33B68B8C">
-                      <v:fill o:detectmouseclick="t" type="solid" color2="black"/>
-                      <v:stroke color="#156082" weight="12600" joinstyle="miter" endcap="flat"/>
-                      <w10:wrap type="none"/>
-                    </v:rect>
-                  </w:pict>
-                </mc:Fallback>
-              </mc:AlternateContent>
-            </w:r>
           </w:p>
           <w:p>
             <w:pPr>
               <w:pStyle w:val="Normal"/>
+              <w:keepNext w:val="0"/>
               <w:widowControl/>
               <w:suppressAutoHyphens w:val="true"/>
-              <w:spacing w:before="0" w:after="0"/>
-              <w:jc w:val="start"/>
+              <w:spacing w:before="0" w:after="0" w:line="240" w:lineRule="auto"/>
+              <w:jc w:val="center"/>
               <w:rPr>
                 <w:rFonts w:ascii="Arial" w:hAnsi="Arial" w:cs="Arial"/>
               </w:rPr>
             </w:pPr>
             <w:r>
               <w:rPr>
-                <w:rFonts w:cs="Arial" w:ascii="Arial" w:hAnsi="Arial"/>
-                <w:lang w:val="pt-BR" w:bidi="ar-SA"/>
-              </w:rPr>
-              <w:t xml:space="preserve">          </w:t>
-            </w:r>
-            <w:r>
-              <w:rPr>
-                <w:rFonts w:cs="Arial" w:ascii="Arial" w:hAnsi="Arial"/>
-                <w:lang w:val="pt-BR" w:bidi="ar-SA"/>
-              </w:rPr>
-              <w:t>SIM                NÃO</w:t>
+                <w:rFonts w:ascii="Arial" w:hAnsi="Arial" w:eastAsia="Arial" w:cs="Arial"/>
+                <w:sz w:val="20"/>
+              </w:rPr>
+              <w:t>□ SIM      ■ NÃO</w:t>
             </w:r>
           </w:p>
         </w:tc>
@@ -274,13 +149,21 @@
             <w:tcW w:w="3394" w:type="dxa"/>
             <w:gridSpan w:val="4"/>
             <w:tcBorders/>
+            <w:tcMar>
+              <w:top w:w="40" w:type="dxa"/>
+              <w:start w:w="50" w:type="dxa"/>
+              <w:bottom w:w="40" w:type="dxa"/>
+              <w:end w:w="50" w:type="dxa"/>
+            </w:tcMar>
+            <w:vAlign w:val="center"/>
           </w:tcPr>
           <w:p>
             <w:pPr>
               <w:pStyle w:val="Normal"/>
+              <w:keepNext w:val="0"/>
               <w:widowControl/>
               <w:suppressAutoHyphens w:val="true"/>
-              <w:spacing w:before="0" w:after="0"/>
+              <w:spacing w:before="0" w:after="0" w:line="240" w:lineRule="auto"/>
               <w:jc w:val="center"/>
               <w:rPr>
                 <w:rFonts w:ascii="Arial" w:hAnsi="Arial" w:cs="Arial"/>
@@ -288,8 +171,8 @@
             </w:pPr>
             <w:r>
               <w:rPr>
-                <w:rFonts w:cs="Arial" w:ascii="Arial" w:hAnsi="Arial"/>
-                <w:lang w:val="pt-BR" w:bidi="ar-SA"/>
+                <w:rFonts w:ascii="Arial" w:hAnsi="Arial" w:eastAsia="Arial" w:cs="Arial"/>
+                <w:sz w:val="18"/>
               </w:rPr>
               <w:t>Quadra geral c/gaveta:</w:t>
             </w:r>
@@ -297,158 +180,23 @@
           <w:p>
             <w:pPr>
               <w:pStyle w:val="Normal"/>
+              <w:keepNext w:val="0"/>
               <w:widowControl/>
               <w:suppressAutoHyphens w:val="true"/>
-              <w:spacing w:before="0" w:after="0"/>
+              <w:spacing w:before="0" w:after="0" w:line="240" w:lineRule="auto"/>
               <w:jc w:val="center"/>
               <w:rPr>
                 <w:rFonts w:ascii="Arial" w:hAnsi="Arial" w:cs="Arial"/>
               </w:rPr>
             </w:pPr>
-            <w:r>
-              <w:rPr>
-                <w:rFonts w:cs="Arial" w:ascii="Arial" w:hAnsi="Arial"/>
-              </w:rPr>
-              <mc:AlternateContent>
-                <mc:Choice Requires="wps">
-                  <w:drawing>
-                    <wp:anchor behindDoc="0" distT="6350" distB="6350" distL="6350" distR="6350" simplePos="0" locked="0" layoutInCell="1" allowOverlap="1" relativeHeight="10" wp14:anchorId="1789AF1D">
-                      <wp:simplePos x="0" y="0"/>
-                      <wp:positionH relativeFrom="column">
-                        <wp:posOffset>339725</wp:posOffset>
-                      </wp:positionH>
-                      <wp:positionV relativeFrom="paragraph">
-                        <wp:posOffset>144780</wp:posOffset>
-                      </wp:positionV>
-                      <wp:extent cx="144780" cy="134620"/>
-                      <wp:effectExtent l="6350" t="6350" r="6350" b="6350"/>
-                      <wp:wrapNone/>
-                      <wp:docPr id="3" name="Retângulo 1"/>
-                      <a:graphic xmlns:a="http://schemas.openxmlformats.org/drawingml/2006/main">
-                        <a:graphicData uri="http://schemas.microsoft.com/office/word/2010/wordprocessingShape">
-                          <wps:wsp>
-                            <wps:cNvSpPr/>
-                            <wps:spPr>
-                              <a:xfrm>
-                                <a:off x="0" y="0"/>
-                                <a:ext cx="144720" cy="134640"/>
-                              </a:xfrm>
-                              <a:prstGeom prst="rect">
-                                <a:avLst/>
-                              </a:prstGeom>
-                              <a:solidFill>
-                                <a:schemeClr val="bg1"/>
-                              </a:solidFill>
-                              <a:ln>
-                                <a:solidFill>
-                                  <a:srgbClr val="156082"/>
-                                </a:solidFill>
-                              </a:ln>
-                            </wps:spPr>
-                            <wps:style>
-                              <a:lnRef idx="2">
-                                <a:schemeClr val="accent1"/>
-                              </a:lnRef>
-                              <a:fillRef idx="1">
-                                <a:schemeClr val="lt1"/>
-                              </a:fillRef>
-                              <a:effectRef idx="0">
-                                <a:schemeClr val="accent1"/>
-                              </a:effectRef>
-                              <a:fontRef idx="minor"/>
-                            </wps:style>
-                            <wps:bodyPr/>
-                          </wps:wsp>
-                        </a:graphicData>
-                      </a:graphic>
-                    </wp:anchor>
-                  </w:drawing>
-                </mc:Choice>
-                <mc:Fallback>
-                  <w:pict>
-                    <v:rect id="shape_0" ID="Retângulo 1" path="m0,0l-2147483645,0l-2147483645,-2147483646l0,-2147483646xe" fillcolor="white" stroked="t" o:allowincell="f" style="position:absolute;margin-left:26.75pt;margin-top:11.4pt;width:11.35pt;height:10.55pt;mso-wrap-style:none;v-text-anchor:middle" wp14:anchorId="1789AF1D">
-                      <v:fill o:detectmouseclick="t" type="solid" color2="black"/>
-                      <v:stroke color="#156082" weight="12600" joinstyle="miter" endcap="flat"/>
-                      <w10:wrap type="none"/>
-                    </v:rect>
-                  </w:pict>
-                </mc:Fallback>
-              </mc:AlternateContent>
-              <mc:AlternateContent>
-                <mc:Choice Requires="wps">
-                  <w:drawing>
-                    <wp:anchor behindDoc="0" distT="6350" distB="6350" distL="6350" distR="6350" simplePos="0" locked="0" layoutInCell="1" allowOverlap="1" relativeHeight="11" wp14:anchorId="0DFBCFB0">
-                      <wp:simplePos x="0" y="0"/>
-                      <wp:positionH relativeFrom="column">
-                        <wp:posOffset>985520</wp:posOffset>
-                      </wp:positionH>
-                      <wp:positionV relativeFrom="paragraph">
-                        <wp:posOffset>143510</wp:posOffset>
-                      </wp:positionV>
-                      <wp:extent cx="144780" cy="134620"/>
-                      <wp:effectExtent l="6350" t="6350" r="6350" b="6350"/>
-                      <wp:wrapNone/>
-                      <wp:docPr id="4" name="Retângulo 1"/>
-                      <a:graphic xmlns:a="http://schemas.openxmlformats.org/drawingml/2006/main">
-                        <a:graphicData uri="http://schemas.microsoft.com/office/word/2010/wordprocessingShape">
-                          <wps:wsp>
-                            <wps:cNvSpPr/>
-                            <wps:spPr>
-                              <a:xfrm>
-                                <a:off x="0" y="0"/>
-                                <a:ext cx="144720" cy="134640"/>
-                              </a:xfrm>
-                              <a:prstGeom prst="rect">
-                                <a:avLst/>
-                              </a:prstGeom>
-                              <a:solidFill>
-                                <a:schemeClr val="bg1"/>
-                              </a:solidFill>
-                              <a:ln>
-                                <a:solidFill>
-                                  <a:srgbClr val="000000"/>
-                                </a:solidFill>
-                              </a:ln>
-                            </wps:spPr>
-                            <wps:style>
-                              <a:lnRef idx="2">
-                                <a:schemeClr val="dk1">
-                                  <a:shade val="15000"/>
-                                </a:schemeClr>
-                              </a:lnRef>
-                              <a:fillRef idx="1">
-                                <a:schemeClr val="dk1"/>
-                              </a:fillRef>
-                              <a:effectRef idx="0">
-                                <a:schemeClr val="dk1"/>
-                              </a:effectRef>
-                              <a:fontRef idx="minor"/>
-                            </wps:style>
-                            <wps:bodyPr/>
-                          </wps:wsp>
-                        </a:graphicData>
-                      </a:graphic>
-                    </wp:anchor>
-                  </w:drawing>
-                </mc:Choice>
-                <mc:Fallback>
-                  <w:pict>
-                    <v:rect id="shape_0" ID="Retângulo 1" path="m0,0l-2147483645,0l-2147483645,-2147483646l0,-2147483646xe" fillcolor="white" stroked="t" o:allowincell="f" style="position:absolute;margin-left:77.6pt;margin-top:11.3pt;width:11.35pt;height:10.55pt;mso-wrap-style:none;v-text-anchor:middle" wp14:anchorId="0DFBCFB0">
-                      <v:fill o:detectmouseclick="t" type="solid" color2="black"/>
-                      <v:stroke color="black" weight="12600" joinstyle="miter" endcap="flat"/>
-                      <w10:wrap type="none"/>
-                    </v:rect>
-                  </w:pict>
-                </mc:Fallback>
-              </mc:AlternateContent>
-            </w:r>
           </w:p>
           <w:p>
             <w:pPr>
               <w:pStyle w:val="Normal"/>
+              <w:keepNext w:val="0"/>
               <w:widowControl/>
               <w:suppressAutoHyphens w:val="true"/>
-              <w:spacing w:before="0" w:after="0"/>
+              <w:spacing w:before="0" w:after="0" w:line="240" w:lineRule="auto"/>
               <w:jc w:val="center"/>
               <w:rPr>
                 <w:rFonts w:ascii="Arial" w:hAnsi="Arial" w:cs="Arial"/>
@@ -456,10 +204,10 @@
             </w:pPr>
             <w:r>
               <w:rPr>
-                <w:rFonts w:cs="Arial" w:ascii="Arial" w:hAnsi="Arial"/>
-                <w:lang w:val="pt-BR" w:bidi="ar-SA"/>
-              </w:rPr>
-              <w:t>SIM            NÃO</w:t>
+                <w:rFonts w:ascii="Arial" w:hAnsi="Arial" w:eastAsia="Arial" w:cs="Arial"/>
+                <w:sz w:val="20"/>
+              </w:rPr>
+              <w:t>■ SIM      □ NÃO</w:t>
             </w:r>
           </w:p>
         </w:tc>
@@ -468,104 +216,89 @@
             <w:tcW w:w="3399" w:type="dxa"/>
             <w:gridSpan w:val="4"/>
             <w:tcBorders/>
+            <w:tcMar>
+              <w:top w:w="40" w:type="dxa"/>
+              <w:start w:w="50" w:type="dxa"/>
+              <w:bottom w:w="40" w:type="dxa"/>
+              <w:end w:w="50" w:type="dxa"/>
+            </w:tcMar>
+            <w:vAlign w:val="center"/>
           </w:tcPr>
           <w:p>
             <w:pPr>
-              <w:pStyle w:val="Normal"/>
-              <w:widowControl/>
-              <w:suppressAutoHyphens w:val="true"/>
-              <w:spacing w:before="0" w:after="0"/>
+              <w:keepNext w:val="0"/>
+              <w:spacing w:before="0" w:after="0" w:line="240" w:lineRule="auto"/>
               <w:jc w:val="center"/>
-              <w:rPr>
-                <w:rFonts w:ascii="Arial" w:hAnsi="Arial" w:cs="Arial"/>
-              </w:rPr>
-            </w:pPr>
-            <w:r>
-              <w:rPr>
-                <w:rFonts w:cs="Arial" w:ascii="Arial" w:hAnsi="Arial"/>
-                <w:lang w:val="pt-BR" w:bidi="ar-SA"/>
+            </w:pPr>
+            <w:r>
+              <w:rPr>
+                <w:rFonts w:ascii="Arial" w:hAnsi="Arial" w:eastAsia="Arial" w:cs="Arial"/>
+                <w:sz w:val="18"/>
               </w:rPr>
               <w:t>Sala:</w:t>
-              <w:br/>
-            </w:r>
-            <w:r>
-              <w:rPr>
-                <w:rFonts w:cs="Arial" w:ascii="Arial" w:hAnsi="Arial"/>
+            </w:r>
+          </w:p>
+          <w:p>
+            <w:pPr>
+              <w:keepNext w:val="0"/>
+              <w:spacing w:before="0" w:after="0" w:line="240" w:lineRule="auto"/>
+              <w:jc w:val="center"/>
+            </w:pPr>
+            <w:r>
+              <w:rPr>
+                <w:rFonts w:ascii="Arial" w:hAnsi="Arial" w:eastAsia="Arial" w:cs="Arial"/>
                 <w:b/>
-                <w:bCs/>
-                <w:lang w:val="pt-BR" w:bidi="ar-SA"/>
-              </w:rPr>
-              <w:br/>
-              <w:t>{{salaVelorio}}</w:t>
+                <w:sz w:val="20"/>
+              </w:rPr>
+              <w:t>{salaVelorio}</w:t>
             </w:r>
           </w:p>
         </w:tc>
       </w:tr>
       <w:tr>
         <w:trPr>
-          <w:trHeight w:val="564" w:hRule="atLeast"/>
+          <w:trHeight w:val="425" w:hRule="atLeast"/>
         </w:trPr>
         <w:tc>
           <w:tcPr>
             <w:tcW w:w="3120" w:type="dxa"/>
             <w:gridSpan w:val="2"/>
             <w:tcBorders/>
+            <w:tcMar>
+              <w:top w:w="40" w:type="dxa"/>
+              <w:start w:w="50" w:type="dxa"/>
+              <w:bottom w:w="40" w:type="dxa"/>
+              <w:end w:w="50" w:type="dxa"/>
+            </w:tcMar>
+            <w:vAlign w:val="center"/>
           </w:tcPr>
           <w:p>
             <w:pPr>
-              <w:pStyle w:val="Normal"/>
-              <w:widowControl/>
-              <w:suppressAutoHyphens w:val="true"/>
-              <w:spacing w:before="0" w:after="0"/>
-              <w:jc w:val="start"/>
-              <w:rPr>
-                <w:rFonts w:ascii="Arial" w:hAnsi="Arial" w:cs="Arial"/>
-              </w:rPr>
-            </w:pPr>
-            <w:r>
-              <w:rPr>
-                <w:rFonts w:cs="Arial" w:ascii="Arial" w:hAnsi="Arial"/>
-                <w:lang w:val="pt-BR" w:bidi="ar-SA"/>
+              <w:keepNext w:val="0"/>
+              <w:spacing w:before="0" w:after="0" w:line="240" w:lineRule="auto"/>
+              <w:jc w:val="center"/>
+            </w:pPr>
+            <w:r>
+              <w:rPr>
+                <w:rFonts w:ascii="Arial" w:hAnsi="Arial" w:eastAsia="Arial" w:cs="Arial"/>
+                <w:sz w:val="17"/>
               </w:rPr>
               <w:t>N° de Inscrição (GSCEMI):</w:t>
             </w:r>
           </w:p>
           <w:p>
             <w:pPr>
-              <w:pStyle w:val="Normal"/>
-              <w:widowControl/>
-              <w:tabs>
-                <w:tab w:val="clear" w:pos="708"/>
-                <w:tab w:val="left" w:pos="945" w:leader="none"/>
-              </w:tabs>
-              <w:suppressAutoHyphens w:val="true"/>
-              <w:spacing w:before="0" w:after="0"/>
-              <w:jc w:val="start"/>
-              <w:rPr>
-                <w:rFonts w:ascii="Arial" w:hAnsi="Arial" w:cs="Arial"/>
+              <w:keepNext w:val="0"/>
+              <w:spacing w:before="0" w:after="0" w:line="240" w:lineRule="auto"/>
+              <w:jc w:val="center"/>
+            </w:pPr>
+            <w:r>
+              <w:rPr>
+                <w:rFonts w:ascii="Arial" w:hAnsi="Arial" w:eastAsia="Arial" w:cs="Arial"/>
                 <w:b/>
-                <w:bCs/>
-              </w:rPr>
-            </w:pPr>
-            <w:r>
-              <w:rPr>
-                <w:rFonts w:cs="Arial" w:ascii="Arial" w:hAnsi="Arial"/>
-                <w:b/>
-                <w:bCs/>
-                <w:sz w:val="15"/>
-                <w:lang w:val="pt-BR" w:bidi="ar-SA"/>
-              </w:rPr>
-              <w:t xml:space="preserve">           </w:t>
-            </w:r>
-            <w:r>
-              <w:rPr>
-                <w:rFonts w:cs="Arial" w:ascii="Arial" w:hAnsi="Arial"/>
-                <w:b/>
-                <w:bCs/>
-                <w:sz w:val="15"/>
-                <w:lang w:val="pt-BR" w:bidi="ar-SA"/>
-              </w:rPr>
-              <w:t>{{inscrGS}}</w:t>
+                <w:sz w:val="20"/>
+              </w:rPr>
+              <w:t>{inscrGS}</w:t>
             </w:r>
           </w:p>
         </w:tc>
@@ -574,62 +307,41 @@
             <w:tcW w:w="3394" w:type="dxa"/>
             <w:gridSpan w:val="4"/>
             <w:tcBorders/>
+            <w:tcMar>
+              <w:top w:w="40" w:type="dxa"/>
+              <w:start w:w="50" w:type="dxa"/>
+              <w:bottom w:w="40" w:type="dxa"/>
+              <w:end w:w="50" w:type="dxa"/>
+            </w:tcMar>
+            <w:vAlign w:val="center"/>
           </w:tcPr>
           <w:p>
             <w:pPr>
-              <w:pStyle w:val="Normal"/>
-              <w:widowControl/>
-              <w:suppressAutoHyphens w:val="true"/>
-              <w:spacing w:before="0" w:after="0"/>
+              <w:keepNext w:val="0"/>
+              <w:spacing w:before="0" w:after="0" w:line="240" w:lineRule="auto"/>
               <w:jc w:val="center"/>
-              <w:rPr>
-                <w:rFonts w:ascii="Arial" w:hAnsi="Arial" w:cs="Arial"/>
-              </w:rPr>
-            </w:pPr>
-            <w:r>
-              <w:rPr>
-                <w:rFonts w:cs="Arial" w:ascii="Arial" w:hAnsi="Arial"/>
-                <w:lang w:val="pt-BR" w:bidi="ar-SA"/>
+            </w:pPr>
+            <w:r>
+              <w:rPr>
+                <w:rFonts w:ascii="Arial" w:hAnsi="Arial" w:eastAsia="Arial" w:cs="Arial"/>
+                <w:sz w:val="17"/>
               </w:rPr>
               <w:t>Nº da DO:</w:t>
             </w:r>
           </w:p>
           <w:p>
             <w:pPr>
-              <w:pStyle w:val="Normal"/>
-              <w:widowControl/>
-              <w:tabs>
-                <w:tab w:val="clear" w:pos="708"/>
-                <w:tab w:val="left" w:pos="1110" w:leader="none"/>
-              </w:tabs>
-              <w:suppressAutoHyphens w:val="true"/>
-              <w:spacing w:before="0" w:after="0"/>
-              <w:jc w:val="start"/>
-              <w:rPr>
-                <w:rFonts w:ascii="Arial" w:hAnsi="Arial" w:cs="Arial"/>
+              <w:keepNext w:val="0"/>
+              <w:spacing w:before="0" w:after="0" w:line="240" w:lineRule="auto"/>
+              <w:jc w:val="center"/>
+            </w:pPr>
+            <w:r>
+              <w:rPr>
+                <w:rFonts w:ascii="Arial" w:hAnsi="Arial" w:eastAsia="Arial" w:cs="Arial"/>
                 <w:b/>
-                <w:bCs/>
-              </w:rPr>
-            </w:pPr>
-            <w:r>
-              <w:rPr>
-                <w:rFonts w:cs="Arial" w:ascii="Arial" w:hAnsi="Arial"/>
-                <w:b/>
-                <w:bCs/>
-                <w:sz w:val="15"/>
-                <w:lang w:val="pt-BR" w:bidi="ar-SA"/>
-              </w:rPr>
-              <w:t xml:space="preserve">                  </w:t>
-            </w:r>
-            <w:r>
-              <w:rPr>
-                <w:rFonts w:cs="Arial" w:ascii="Arial" w:hAnsi="Arial"/>
-                <w:b/>
-                <w:bCs/>
-                <w:sz w:val="15"/>
-                <w:lang w:val="pt-BR" w:bidi="ar-SA"/>
-              </w:rPr>
-              <w:t>{{numDO}}</w:t>
+                <w:sz w:val="20"/>
+              </w:rPr>
+              <w:t>{numDO}</w:t>
             </w:r>
           </w:p>
         </w:tc>
@@ -638,202 +350,138 @@
             <w:tcW w:w="3399" w:type="dxa"/>
             <w:gridSpan w:val="4"/>
             <w:tcBorders/>
+            <w:tcMar>
+              <w:top w:w="40" w:type="dxa"/>
+              <w:start w:w="50" w:type="dxa"/>
+              <w:bottom w:w="40" w:type="dxa"/>
+              <w:end w:w="50" w:type="dxa"/>
+            </w:tcMar>
+            <w:vAlign w:val="center"/>
           </w:tcPr>
           <w:p>
             <w:pPr>
-              <w:pStyle w:val="Normal"/>
-              <w:widowControl/>
-              <w:suppressAutoHyphens w:val="true"/>
-              <w:spacing w:before="0" w:after="0"/>
+              <w:keepNext w:val="0"/>
+              <w:spacing w:before="0" w:after="0" w:line="240" w:lineRule="auto"/>
               <w:jc w:val="center"/>
-              <w:rPr>
-                <w:rFonts w:ascii="Arial" w:hAnsi="Arial" w:cs="Arial"/>
-              </w:rPr>
-            </w:pPr>
-            <w:r>
-              <w:rPr>
-                <w:rFonts w:cs="Arial" w:ascii="Arial" w:hAnsi="Arial"/>
-                <w:lang w:val="pt-BR" w:bidi="ar-SA"/>
+            </w:pPr>
+            <w:r>
+              <w:rPr>
+                <w:rFonts w:ascii="Arial" w:hAnsi="Arial" w:eastAsia="Arial" w:cs="Arial"/>
+                <w:sz w:val="17"/>
               </w:rPr>
               <w:t>Nº Placa de Identificação:</w:t>
             </w:r>
           </w:p>
           <w:p>
             <w:pPr>
-              <w:pStyle w:val="Normal"/>
-              <w:widowControl/>
-              <w:suppressAutoHyphens w:val="true"/>
-              <w:spacing w:before="0" w:after="0"/>
+              <w:keepNext w:val="0"/>
+              <w:spacing w:before="0" w:after="0" w:line="240" w:lineRule="auto"/>
               <w:jc w:val="center"/>
-              <w:rPr>
-                <w:rFonts w:ascii="Arial" w:hAnsi="Arial" w:cs="Arial"/>
+            </w:pPr>
+            <w:r>
+              <w:rPr>
+                <w:rFonts w:ascii="Arial" w:hAnsi="Arial" w:eastAsia="Arial" w:cs="Arial"/>
                 <w:b/>
-                <w:bCs/>
-              </w:rPr>
-            </w:pPr>
-            <w:r>
-              <w:rPr>
-                <w:rFonts w:cs="Arial" w:ascii="Arial" w:hAnsi="Arial"/>
-                <w:b/>
-                <w:bCs/>
-                <w:lang w:val="pt-BR" w:bidi="ar-SA"/>
-              </w:rPr>
-              <w:t>{{placa}}</w:t>
+                <w:sz w:val="20"/>
+              </w:rPr>
+              <w:t>{placa}</w:t>
             </w:r>
           </w:p>
         </w:tc>
       </w:tr>
       <w:tr>
         <w:trPr>
-          <w:trHeight w:val="687" w:hRule="atLeast"/>
+          <w:trHeight w:val="425" w:hRule="atLeast"/>
         </w:trPr>
         <w:tc>
           <w:tcPr>
             <w:tcW w:w="9913" w:type="dxa"/>
             <w:gridSpan w:val="10"/>
             <w:tcBorders/>
+            <w:tcMar>
+              <w:top w:w="40" w:type="dxa"/>
+              <w:start w:w="50" w:type="dxa"/>
+              <w:bottom w:w="40" w:type="dxa"/>
+              <w:end w:w="50" w:type="dxa"/>
+            </w:tcMar>
+            <w:vAlign w:val="center"/>
           </w:tcPr>
           <w:p>
             <w:pPr>
-              <w:pStyle w:val="Normal"/>
-              <w:widowControl/>
-              <w:suppressAutoHyphens w:val="true"/>
-              <w:spacing w:lineRule="auto" w:line="276" w:before="0" w:after="0"/>
+              <w:keepNext w:val="0"/>
+              <w:spacing w:before="0" w:after="0" w:line="240" w:lineRule="auto"/>
               <w:jc w:val="center"/>
-              <w:rPr>
-                <w:rFonts w:ascii="Arial" w:hAnsi="Arial" w:cs="Arial"/>
+            </w:pPr>
+            <w:r>
+              <w:rPr>
+                <w:rFonts w:ascii="Arial" w:hAnsi="Arial" w:eastAsia="Arial" w:cs="Arial"/>
                 <w:b/>
-                <w:bCs/>
                 <w:sz w:val="18"/>
-                <w:szCs w:val="18"/>
-              </w:rPr>
-            </w:pPr>
-            <w:r>
-              <w:rPr>
-                <w:rFonts w:cs="Arial" w:ascii="Arial" w:hAnsi="Arial"/>
+              </w:rPr>
+              <w:t>NOME DA PESSOA FALECIDA:</w:t>
+            </w:r>
+          </w:p>
+          <w:p>
+            <w:pPr>
+              <w:keepNext w:val="0"/>
+              <w:spacing w:before="0" w:after="0" w:line="240" w:lineRule="auto"/>
+              <w:jc w:val="center"/>
+            </w:pPr>
+            <w:r>
+              <w:rPr>
+                <w:rFonts w:ascii="Arial" w:hAnsi="Arial" w:eastAsia="Arial" w:cs="Arial"/>
                 <w:b/>
-                <w:bCs/>
-                <w:sz w:val="18"/>
-                <w:szCs w:val="18"/>
-                <w:lang w:val="pt-BR" w:bidi="ar-SA"/>
-              </w:rPr>
-              <w:t>NOME DA PESSOA FALECIDA:</w:t>
-            </w:r>
-          </w:p>
-          <w:p>
-            <w:pPr>
-              <w:pStyle w:val="Normal"/>
-              <w:widowControl/>
-              <w:suppressAutoHyphens w:val="true"/>
-              <w:spacing w:lineRule="auto" w:line="276" w:before="0" w:after="0"/>
-              <w:jc w:val="center"/>
-              <w:rPr>
-                <w:rFonts w:ascii="Calibri" w:hAnsi="Calibri" w:cs="Calibri"/>
-                <w:b/>
-                <w:bCs/>
                 <w:sz w:val="28"/>
-                <w:szCs w:val="28"/>
-              </w:rPr>
-            </w:pPr>
-            <w:r>
-              <w:rPr>
-                <w:rFonts w:cs="Calibri" w:ascii="Calibri" w:hAnsi="Calibri"/>
-                <w:b/>
-                <w:bCs/>
-                <w:sz w:val="15"/>
-                <w:szCs w:val="28"/>
-                <w:lang w:val="pt-BR" w:bidi="ar-SA"/>
-              </w:rPr>
-              <w:t>{{nomeFal}}</w:t>
+              </w:rPr>
+              <w:t>{nomeFal}</w:t>
             </w:r>
           </w:p>
         </w:tc>
       </w:tr>
       <w:tr>
         <w:trPr>
-          <w:trHeight w:val="542" w:hRule="atLeast"/>
+          <w:trHeight w:val="482" w:hRule="atLeast"/>
         </w:trPr>
         <w:tc>
           <w:tcPr>
             <w:tcW w:w="3120" w:type="dxa"/>
             <w:gridSpan w:val="2"/>
             <w:tcBorders/>
+            <w:tcMar>
+              <w:top w:w="40" w:type="dxa"/>
+              <w:start w:w="50" w:type="dxa"/>
+              <w:bottom w:w="40" w:type="dxa"/>
+              <w:end w:w="50" w:type="dxa"/>
+            </w:tcMar>
+            <w:vAlign w:val="center"/>
           </w:tcPr>
           <w:p>
             <w:pPr>
-              <w:pStyle w:val="Normal"/>
-              <w:widowControl/>
-              <w:suppressAutoHyphens w:val="true"/>
-              <w:spacing w:before="0" w:after="0"/>
+              <w:keepNext w:val="0"/>
+              <w:spacing w:before="0" w:after="0" w:line="240" w:lineRule="auto"/>
               <w:jc w:val="center"/>
-              <w:rPr>
-                <w:rFonts w:ascii="Arial" w:hAnsi="Arial" w:cs="Arial"/>
-              </w:rPr>
-            </w:pPr>
-            <w:r>
-              <w:rPr>
-                <w:rFonts w:cs="Arial" w:ascii="Arial" w:hAnsi="Arial"/>
-                <w:lang w:val="pt-BR" w:bidi="ar-SA"/>
+            </w:pPr>
+            <w:r>
+              <w:rPr>
+                <w:rFonts w:ascii="Arial" w:hAnsi="Arial" w:eastAsia="Arial" w:cs="Arial"/>
+                <w:sz w:val="18"/>
               </w:rPr>
               <w:t>DATA DO SEPULTAMENTO:</w:t>
             </w:r>
           </w:p>
           <w:p>
             <w:pPr>
-              <w:pStyle w:val="Normal"/>
-              <w:widowControl/>
-              <w:suppressAutoHyphens w:val="true"/>
-              <w:spacing w:before="0" w:after="0"/>
-              <w:jc w:val="start"/>
-              <w:rPr>
-                <w:rFonts w:ascii="Arial" w:hAnsi="Arial" w:cs="Arial"/>
+              <w:keepNext w:val="0"/>
+              <w:spacing w:before="0" w:after="0" w:line="240" w:lineRule="auto"/>
+              <w:jc w:val="center"/>
+            </w:pPr>
+            <w:r>
+              <w:rPr>
+                <w:rFonts w:ascii="Arial" w:hAnsi="Arial" w:eastAsia="Arial" w:cs="Arial"/>
                 <w:b/>
-                <w:bCs/>
-                <w:color w:val="FF0000"/>
                 <w:sz w:val="22"/>
-                <w:szCs w:val="22"/>
-              </w:rPr>
-            </w:pPr>
-            <w:r>
-              <w:rPr>
-                <w:rFonts w:cs="Arial" w:ascii="Arial" w:hAnsi="Arial"/>
-                <w:b/>
-                <w:bCs/>
-                <w:color w:val="FF0000"/>
-                <w:sz w:val="22"/>
-                <w:szCs w:val="22"/>
-                <w:lang w:val="pt-BR" w:bidi="ar-SA"/>
-              </w:rPr>
-              <w:t xml:space="preserve">          </w:t>
-            </w:r>
-          </w:p>
-          <w:p>
-            <w:pPr>
-              <w:pStyle w:val="Normal"/>
-              <w:widowControl/>
-              <w:suppressAutoHyphens w:val="true"/>
-              <w:spacing w:before="0" w:after="0"/>
-              <w:jc w:val="center"/>
-              <w:rPr>
-                <w:rFonts w:ascii="Arial" w:hAnsi="Arial" w:cs="Arial"/>
-                <w:b/>
-                <w:bCs/>
-                <w:color w:val="FF0000"/>
-                <w:sz w:val="22"/>
-                <w:szCs w:val="22"/>
-              </w:rPr>
-            </w:pPr>
-            <w:r>
-              <w:rPr>
-                <w:rFonts w:cs="Arial" w:ascii="Arial" w:hAnsi="Arial"/>
-                <w:b/>
-                <w:bCs/>
-                <w:color w:val="FF0000"/>
-                <w:sz w:val="15"/>
-                <w:szCs w:val="22"/>
-                <w:lang w:val="pt-BR" w:bidi="ar-SA"/>
-              </w:rPr>
-              <w:t>{{dataSep}}</w:t>
+              </w:rPr>
+              <w:t>{dataSep}</w:t>
             </w:r>
           </w:p>
         </w:tc>
@@ -842,75 +490,41 @@
             <w:tcW w:w="3858" w:type="dxa"/>
             <w:gridSpan w:val="6"/>
             <w:tcBorders/>
+            <w:tcMar>
+              <w:top w:w="40" w:type="dxa"/>
+              <w:start w:w="50" w:type="dxa"/>
+              <w:bottom w:w="40" w:type="dxa"/>
+              <w:end w:w="50" w:type="dxa"/>
+            </w:tcMar>
+            <w:vAlign w:val="center"/>
           </w:tcPr>
           <w:p>
             <w:pPr>
-              <w:pStyle w:val="Normal"/>
-              <w:widowControl/>
-              <w:suppressAutoHyphens w:val="true"/>
-              <w:spacing w:before="0" w:after="0"/>
+              <w:keepNext w:val="0"/>
+              <w:spacing w:before="0" w:after="0" w:line="240" w:lineRule="auto"/>
               <w:jc w:val="center"/>
-              <w:rPr>
-                <w:rFonts w:ascii="Arial" w:hAnsi="Arial" w:cs="Arial"/>
-              </w:rPr>
-            </w:pPr>
-            <w:r>
-              <w:rPr>
-                <w:rFonts w:cs="Arial" w:ascii="Arial" w:hAnsi="Arial"/>
-                <w:lang w:val="pt-BR" w:bidi="ar-SA"/>
-              </w:rPr>
-              <w:t xml:space="preserve">HORA DO SEPULTAMENTO:  </w:t>
-            </w:r>
-          </w:p>
-          <w:p>
-            <w:pPr>
-              <w:pStyle w:val="Normal"/>
-              <w:widowControl/>
-              <w:suppressAutoHyphens w:val="true"/>
-              <w:spacing w:before="0" w:after="0"/>
-              <w:jc w:val="start"/>
-              <w:rPr>
-                <w:rFonts w:ascii="Arial" w:hAnsi="Arial" w:cs="Arial"/>
-              </w:rPr>
-            </w:pPr>
-            <w:r>
-              <w:rPr>
-                <w:rFonts w:cs="Arial" w:ascii="Arial" w:hAnsi="Arial"/>
-              </w:rPr>
-            </w:r>
-          </w:p>
-          <w:p>
-            <w:pPr>
-              <w:pStyle w:val="Normal"/>
-              <w:widowControl/>
-              <w:suppressAutoHyphens w:val="true"/>
-              <w:spacing w:before="0" w:after="0"/>
-              <w:jc w:val="start"/>
-              <w:rPr>
-                <w:rFonts w:ascii="Arial" w:hAnsi="Arial" w:cs="Arial"/>
+            </w:pPr>
+            <w:r>
+              <w:rPr>
+                <w:rFonts w:ascii="Arial" w:hAnsi="Arial" w:eastAsia="Arial" w:cs="Arial"/>
+                <w:sz w:val="18"/>
+              </w:rPr>
+              <w:t>HORA DO SEPULTAMENTO:</w:t>
+            </w:r>
+          </w:p>
+          <w:p>
+            <w:pPr>
+              <w:keepNext w:val="0"/>
+              <w:spacing w:before="0" w:after="0" w:line="240" w:lineRule="auto"/>
+              <w:jc w:val="center"/>
+            </w:pPr>
+            <w:r>
+              <w:rPr>
+                <w:rFonts w:ascii="Arial" w:hAnsi="Arial" w:eastAsia="Arial" w:cs="Arial"/>
                 <w:b/>
-                <w:bCs/>
-              </w:rPr>
-            </w:pPr>
-            <w:r>
-              <w:rPr>
-                <w:rFonts w:cs="Arial" w:ascii="Arial" w:hAnsi="Arial"/>
-                <w:b/>
-                <w:bCs/>
-                <w:sz w:val="15"/>
-                <w:lang w:val="pt-BR" w:bidi="ar-SA"/>
-              </w:rPr>
-              <w:t xml:space="preserve">                         </w:t>
-            </w:r>
-            <w:r>
-              <w:rPr>
-                <w:rFonts w:cs="Arial" w:ascii="Arial" w:hAnsi="Arial"/>
-                <w:b/>
-                <w:bCs/>
-                <w:sz w:val="15"/>
-                <w:lang w:val="pt-BR" w:bidi="ar-SA"/>
-              </w:rPr>
-              <w:t>{{horaSep}}</w:t>
+                <w:sz w:val="20"/>
+              </w:rPr>
+              <w:t>{horaSep}</w:t>
             </w:r>
           </w:p>
         </w:tc>
@@ -919,233 +533,68 @@
             <w:tcW w:w="2935" w:type="dxa"/>
             <w:gridSpan w:val="2"/>
             <w:tcBorders/>
+            <w:tcMar>
+              <w:top w:w="40" w:type="dxa"/>
+              <w:start w:w="50" w:type="dxa"/>
+              <w:bottom w:w="40" w:type="dxa"/>
+              <w:end w:w="50" w:type="dxa"/>
+            </w:tcMar>
+            <w:vAlign w:val="center"/>
           </w:tcPr>
           <w:p>
             <w:pPr>
-              <w:pStyle w:val="Normal"/>
-              <w:widowControl/>
-              <w:suppressAutoHyphens w:val="true"/>
-              <w:spacing w:before="0" w:after="0"/>
+              <w:keepNext w:val="0"/>
+              <w:spacing w:before="0" w:after="0" w:line="240" w:lineRule="auto"/>
               <w:jc w:val="center"/>
-              <w:rPr>
-                <w:rFonts w:ascii="Arial" w:hAnsi="Arial" w:cs="Arial"/>
+            </w:pPr>
+            <w:r>
+              <w:rPr>
+                <w:rFonts w:ascii="Arial" w:hAnsi="Arial" w:eastAsia="Arial" w:cs="Arial"/>
                 <w:sz w:val="18"/>
-                <w:szCs w:val="18"/>
-              </w:rPr>
-            </w:pPr>
-            <w:r>
-              <w:rPr>
-                <w:rFonts w:cs="Arial" w:ascii="Arial" w:hAnsi="Arial"/>
+              </w:rPr>
+              <w:t>Família Presente:</w:t>
+            </w:r>
+          </w:p>
+          <w:p>
+            <w:pPr>
+              <w:keepNext w:val="0"/>
+              <w:spacing w:before="0" w:after="0" w:line="240" w:lineRule="auto"/>
+              <w:jc w:val="center"/>
+            </w:pPr>
+            <w:r>
+              <w:rPr>
+                <w:rFonts w:ascii="Arial" w:hAnsi="Arial" w:eastAsia="Arial" w:cs="Arial"/>
                 <w:sz w:val="18"/>
-                <w:szCs w:val="18"/>
-                <w:lang w:val="pt-BR" w:bidi="ar-SA"/>
-              </w:rPr>
-              <w:t xml:space="preserve">Família Presente: </w:t>
-            </w:r>
-          </w:p>
-          <w:p>
-            <w:pPr>
-              <w:pStyle w:val="Normal"/>
-              <w:widowControl/>
-              <w:suppressAutoHyphens w:val="true"/>
-              <w:spacing w:before="0" w:after="0"/>
-              <w:jc w:val="center"/>
-              <w:rPr>
-                <w:rFonts w:ascii="Arial" w:hAnsi="Arial" w:cs="Arial"/>
-                <w:sz w:val="18"/>
-                <w:szCs w:val="18"/>
-              </w:rPr>
-            </w:pPr>
-            <w:r>
-              <w:rPr>
-                <w:rFonts w:cs="Arial" w:ascii="Arial" w:hAnsi="Arial"/>
-                <w:sz w:val="18"/>
-                <w:szCs w:val="18"/>
-              </w:rPr>
-              <mc:AlternateContent>
-                <mc:Choice Requires="wps">
-                  <w:drawing>
-                    <wp:anchor behindDoc="0" distT="6350" distB="6350" distL="6350" distR="6350" simplePos="0" locked="0" layoutInCell="1" allowOverlap="1" relativeHeight="16" wp14:anchorId="2E871765">
-                      <wp:simplePos x="0" y="0"/>
-                      <wp:positionH relativeFrom="column">
-                        <wp:posOffset>1045210</wp:posOffset>
-                      </wp:positionH>
-                      <wp:positionV relativeFrom="paragraph">
-                        <wp:posOffset>131445</wp:posOffset>
-                      </wp:positionV>
-                      <wp:extent cx="144780" cy="134620"/>
-                      <wp:effectExtent l="6350" t="6350" r="6350" b="6350"/>
-                      <wp:wrapNone/>
-                      <wp:docPr id="5" name="Retângulo 1"/>
-                      <a:graphic xmlns:a="http://schemas.openxmlformats.org/drawingml/2006/main">
-                        <a:graphicData uri="http://schemas.microsoft.com/office/word/2010/wordprocessingShape">
-                          <wps:wsp>
-                            <wps:cNvSpPr/>
-                            <wps:spPr>
-                              <a:xfrm>
-                                <a:off x="0" y="0"/>
-                                <a:ext cx="144720" cy="134640"/>
-                              </a:xfrm>
-                              <a:prstGeom prst="rect">
-                                <a:avLst/>
-                              </a:prstGeom>
-                              <a:solidFill>
-                                <a:srgbClr val="ffffff"/>
-                              </a:solidFill>
-                              <a:ln>
-                                <a:solidFill>
-                                  <a:srgbClr val="000000"/>
-                                </a:solidFill>
-                              </a:ln>
-                            </wps:spPr>
-                            <wps:style>
-                              <a:lnRef idx="2">
-                                <a:schemeClr val="dk1"/>
-                              </a:lnRef>
-                              <a:fillRef idx="1">
-                                <a:schemeClr val="lt1"/>
-                              </a:fillRef>
-                              <a:effectRef idx="0">
-                                <a:schemeClr val="dk1"/>
-                              </a:effectRef>
-                              <a:fontRef idx="minor"/>
-                            </wps:style>
-                            <wps:bodyPr/>
-                          </wps:wsp>
-                        </a:graphicData>
-                      </a:graphic>
-                    </wp:anchor>
-                  </w:drawing>
-                </mc:Choice>
-                <mc:Fallback>
-                  <w:pict>
-                    <v:rect id="shape_0" ID="Retângulo 1" path="m0,0l-2147483645,0l-2147483645,-2147483646l0,-2147483646xe" fillcolor="white" stroked="t" o:allowincell="f" style="position:absolute;margin-left:82.3pt;margin-top:10.35pt;width:11.35pt;height:10.55pt;mso-wrap-style:none;v-text-anchor:middle" wp14:anchorId="2E871765">
-                      <v:fill o:detectmouseclick="t" type="solid" color2="black"/>
-                      <v:stroke color="black" weight="12600" joinstyle="miter" endcap="flat"/>
-                      <w10:wrap type="none"/>
-                    </v:rect>
-                  </w:pict>
-                </mc:Fallback>
-              </mc:AlternateContent>
-            </w:r>
-          </w:p>
-          <w:p>
-            <w:pPr>
-              <w:pStyle w:val="Normal"/>
-              <w:widowControl/>
-              <w:tabs>
-                <w:tab w:val="clear" w:pos="708"/>
-                <w:tab w:val="left" w:pos="1044" w:leader="none"/>
-              </w:tabs>
-              <w:suppressAutoHyphens w:val="true"/>
-              <w:spacing w:before="0" w:after="0"/>
-              <w:jc w:val="start"/>
-              <w:rPr>
-                <w:rFonts w:ascii="Arial" w:hAnsi="Arial" w:cs="Arial"/>
-              </w:rPr>
-            </w:pPr>
-            <w:r>
-              <mc:AlternateContent>
-                <mc:Choice Requires="wps">
-                  <w:drawing>
-                    <wp:anchor behindDoc="0" distT="6350" distB="6350" distL="6350" distR="6350" simplePos="0" locked="0" layoutInCell="1" allowOverlap="1" relativeHeight="17" wp14:anchorId="07ABDA7F">
-                      <wp:simplePos x="0" y="0"/>
-                      <wp:positionH relativeFrom="column">
-                        <wp:posOffset>340995</wp:posOffset>
-                      </wp:positionH>
-                      <wp:positionV relativeFrom="paragraph">
-                        <wp:posOffset>6985</wp:posOffset>
-                      </wp:positionV>
-                      <wp:extent cx="144780" cy="134620"/>
-                      <wp:effectExtent l="6350" t="6350" r="6350" b="6350"/>
-                      <wp:wrapNone/>
-                      <wp:docPr id="6" name="Retângulo 1"/>
-                      <a:graphic xmlns:a="http://schemas.openxmlformats.org/drawingml/2006/main">
-                        <a:graphicData uri="http://schemas.microsoft.com/office/word/2010/wordprocessingShape">
-                          <wps:wsp>
-                            <wps:cNvSpPr/>
-                            <wps:spPr>
-                              <a:xfrm>
-                                <a:off x="0" y="0"/>
-                                <a:ext cx="144720" cy="134640"/>
-                              </a:xfrm>
-                              <a:prstGeom prst="rect">
-                                <a:avLst/>
-                              </a:prstGeom>
-                              <a:solidFill>
-                                <a:schemeClr val="bg1"/>
-                              </a:solidFill>
-                              <a:ln>
-                                <a:solidFill>
-                                  <a:srgbClr val="000000"/>
-                                </a:solidFill>
-                              </a:ln>
-                            </wps:spPr>
-                            <wps:style>
-                              <a:lnRef idx="2">
-                                <a:schemeClr val="dk1">
-                                  <a:shade val="15000"/>
-                                </a:schemeClr>
-                              </a:lnRef>
-                              <a:fillRef idx="1">
-                                <a:schemeClr val="lt1"/>
-                              </a:fillRef>
-                              <a:effectRef idx="0">
-                                <a:schemeClr val="dk1"/>
-                              </a:effectRef>
-                              <a:fontRef idx="minor"/>
-                            </wps:style>
-                            <wps:bodyPr/>
-                          </wps:wsp>
-                        </a:graphicData>
-                      </a:graphic>
-                    </wp:anchor>
-                  </w:drawing>
-                </mc:Choice>
-                <mc:Fallback>
-                  <w:pict>
-                    <v:rect id="shape_0" ID="Retângulo 1" path="m0,0l-2147483645,0l-2147483645,-2147483646l0,-2147483646xe" fillcolor="white" stroked="t" o:allowincell="f" style="position:absolute;margin-left:26.85pt;margin-top:0.55pt;width:11.35pt;height:10.55pt;mso-wrap-style:none;v-text-anchor:middle" wp14:anchorId="07ABDA7F">
-                      <v:fill o:detectmouseclick="t" type="solid" color2="black"/>
-                      <v:stroke color="black" weight="12600" joinstyle="miter" endcap="flat"/>
-                      <w10:wrap type="none"/>
-                    </v:rect>
-                  </w:pict>
-                </mc:Fallback>
-              </mc:AlternateContent>
-            </w:r>
-            <w:r>
-              <w:rPr>
-                <w:rFonts w:cs="Arial" w:ascii="Arial" w:hAnsi="Arial"/>
-                <w:lang w:val="pt-BR" w:bidi="ar-SA"/>
-              </w:rPr>
-              <w:t xml:space="preserve">               </w:t>
-            </w:r>
-            <w:r>
-              <w:rPr>
-                <w:rFonts w:cs="Arial" w:ascii="Arial" w:hAnsi="Arial"/>
-                <w:lang w:val="pt-BR" w:bidi="ar-SA"/>
-              </w:rPr>
-              <w:t>Sim              Não</w:t>
+              </w:rPr>
+              <w:t>□ Sim      □ Não</w:t>
             </w:r>
           </w:p>
         </w:tc>
       </w:tr>
       <w:tr>
         <w:trPr>
-          <w:trHeight w:val="70" w:hRule="atLeast"/>
+          <w:trHeight w:val="227" w:hRule="atLeast"/>
         </w:trPr>
         <w:tc>
           <w:tcPr>
             <w:tcW w:w="9913" w:type="dxa"/>
             <w:gridSpan w:val="10"/>
             <w:tcBorders/>
+            <w:tcMar>
+              <w:top w:w="40" w:type="dxa"/>
+              <w:start w:w="50" w:type="dxa"/>
+              <w:bottom w:w="40" w:type="dxa"/>
+              <w:end w:w="50" w:type="dxa"/>
+            </w:tcMar>
+            <w:vAlign w:val="center"/>
           </w:tcPr>
           <w:p>
             <w:pPr>
               <w:pStyle w:val="Normal"/>
+              <w:keepNext w:val="0"/>
               <w:widowControl/>
               <w:suppressAutoHyphens w:val="true"/>
-              <w:spacing w:before="0" w:after="0"/>
+              <w:spacing w:before="0" w:after="0" w:line="240" w:lineRule="auto"/>
               <w:jc w:val="center"/>
               <w:rPr>
                 <w:rFonts w:ascii="Arial" w:hAnsi="Arial" w:cs="Arial"/>
@@ -1155,10 +604,9 @@
             </w:pPr>
             <w:r>
               <w:rPr>
-                <w:rFonts w:cs="Arial" w:ascii="Arial" w:hAnsi="Arial"/>
+                <w:rFonts w:ascii="Arial" w:hAnsi="Arial" w:eastAsia="Arial" w:cs="Arial"/>
                 <w:b/>
-                <w:bCs/>
-                <w:lang w:val="pt-BR" w:bidi="ar-SA"/>
+                <w:sz w:val="20"/>
               </w:rPr>
               <w:t>AUTORIZAÇÃO DE SEPULTAMENTO</w:t>
             </w:r>
@@ -1167,990 +615,286 @@
       </w:tr>
       <w:tr>
         <w:trPr>
-          <w:trHeight w:val="5826" w:hRule="atLeast"/>
+          <w:trHeight w:val="4252" w:hRule="atLeast"/>
         </w:trPr>
         <w:tc>
           <w:tcPr>
             <w:tcW w:w="9913" w:type="dxa"/>
             <w:gridSpan w:val="10"/>
             <w:tcBorders/>
+            <w:vAlign w:val="top"/>
+            <w:tcMar>
+              <w:top w:w="40" w:type="dxa"/>
+              <w:start w:w="50" w:type="dxa"/>
+              <w:bottom w:w="40" w:type="dxa"/>
+              <w:end w:w="50" w:type="dxa"/>
+            </w:tcMar>
           </w:tcPr>
           <w:p>
             <w:pPr>
-              <w:pStyle w:val="Normal"/>
-              <w:widowControl/>
-              <w:suppressAutoHyphens w:val="true"/>
-              <w:spacing w:before="0" w:after="0"/>
-              <w:jc w:val="center"/>
-              <w:rPr>
-                <w:rFonts w:ascii="Arial" w:hAnsi="Arial" w:cs="Arial"/>
+              <w:keepNext w:val="0"/>
+              <w:spacing w:before="0" w:after="0" w:line="240" w:lineRule="auto"/>
+            </w:pPr>
+            <w:r>
+              <w:rPr>
+                <w:rFonts w:ascii="Arial" w:hAnsi="Arial" w:eastAsia="Arial" w:cs="Arial"/>
+                <w:sz w:val="18"/>
+              </w:rPr>
+              <w:t xml:space="preserve">Eu, </w:t>
+            </w:r>
+            <w:r>
+              <w:rPr>
+                <w:rFonts w:ascii="Arial" w:hAnsi="Arial" w:eastAsia="Arial" w:cs="Arial"/>
                 <w:b/>
-                <w:bCs/>
-              </w:rPr>
-            </w:pPr>
-            <w:r>
-              <w:rPr>
-                <w:rFonts w:cs="Arial" w:ascii="Arial" w:hAnsi="Arial"/>
+                <w:sz w:val="18"/>
+              </w:rPr>
+              <w:t>{nomeResp}</w:t>
+            </w:r>
+            <w:r>
+              <w:rPr>
+                <w:rFonts w:ascii="Arial" w:hAnsi="Arial" w:eastAsia="Arial" w:cs="Arial"/>
+                <w:sz w:val="18"/>
+              </w:rPr>
+              <w:t xml:space="preserve"> CPF: </w:t>
+            </w:r>
+            <w:r>
+              <w:rPr>
+                <w:rFonts w:ascii="Arial" w:hAnsi="Arial" w:eastAsia="Arial" w:cs="Arial"/>
                 <w:b/>
-                <w:bCs/>
-              </w:rPr>
-            </w:r>
-          </w:p>
-          <w:p>
-            <w:pPr>
-              <w:pStyle w:val="Normal"/>
-              <w:widowControl/>
-              <w:suppressAutoHyphens w:val="true"/>
-              <w:spacing w:lineRule="auto" w:line="480" w:before="0" w:after="0"/>
-              <w:jc w:val="start"/>
-              <w:rPr>
-                <w:rFonts w:ascii="Arial" w:hAnsi="Arial" w:cs="Arial"/>
-              </w:rPr>
-            </w:pPr>
-            <w:r>
-              <w:rPr>
-                <w:rFonts w:cs="Arial" w:ascii="Arial" w:hAnsi="Arial"/>
-                <w:lang w:val="pt-BR" w:bidi="ar-SA"/>
-              </w:rPr>
-              <w:t xml:space="preserve">Eu, </w:t>
-            </w:r>
-            <w:r>
-              <w:rPr>
-                <w:rFonts w:cs="Arial" w:ascii="Arial" w:hAnsi="Arial"/>
+                <w:sz w:val="18"/>
+              </w:rPr>
+              <w:t>{cpfResp}</w:t>
+            </w:r>
+            <w:r>
+              <w:rPr>
+                <w:rFonts w:ascii="Arial" w:hAnsi="Arial" w:eastAsia="Arial" w:cs="Arial"/>
+                <w:sz w:val="18"/>
+              </w:rPr>
+              <w:t xml:space="preserve"> Profissão: ____________________</w:t>
+            </w:r>
+          </w:p>
+          <w:p>
+            <w:pPr>
+              <w:keepNext w:val="0"/>
+              <w:spacing w:before="0" w:after="0" w:line="240" w:lineRule="auto"/>
+            </w:pPr>
+            <w:r>
+              <w:rPr>
+                <w:rFonts w:ascii="Arial" w:hAnsi="Arial" w:eastAsia="Arial" w:cs="Arial"/>
+                <w:sz w:val="18"/>
+              </w:rPr>
+              <w:t xml:space="preserve">Endereço: </w:t>
+            </w:r>
+            <w:r>
+              <w:rPr>
+                <w:rFonts w:ascii="Arial" w:hAnsi="Arial" w:eastAsia="Arial" w:cs="Arial"/>
                 <w:b/>
-                <w:bCs/>
-                <w:lang w:val="pt-BR" w:bidi="ar-SA"/>
-              </w:rPr>
-              <w:t xml:space="preserve">{{nomeResp}} </w:t>
-            </w:r>
-            <w:r>
-              <w:rPr>
-                <w:rFonts w:cs="Arial" w:ascii="Arial" w:hAnsi="Arial"/>
-                <w:lang w:val="pt-BR" w:bidi="ar-SA"/>
-              </w:rPr>
-              <w:t xml:space="preserve">RG: </w:t>
-            </w:r>
-            <w:r>
-              <w:rPr>
-                <w:rFonts w:cs="Arial" w:ascii="Arial" w:hAnsi="Arial"/>
+                <w:sz w:val="18"/>
+              </w:rPr>
+              <w:t>{endResp}</w:t>
+            </w:r>
+          </w:p>
+          <w:p>
+            <w:pPr>
+              <w:keepNext w:val="0"/>
+              <w:spacing w:before="0" w:after="0" w:line="240" w:lineRule="auto"/>
+            </w:pPr>
+            <w:r>
+              <w:rPr>
+                <w:rFonts w:ascii="Arial" w:hAnsi="Arial" w:eastAsia="Arial" w:cs="Arial"/>
+                <w:sz w:val="18"/>
+              </w:rPr>
+              <w:t xml:space="preserve">Telefone: </w:t>
+            </w:r>
+            <w:r>
+              <w:rPr>
+                <w:rFonts w:ascii="Arial" w:hAnsi="Arial" w:eastAsia="Arial" w:cs="Arial"/>
                 <w:b/>
-                <w:bCs/>
-                <w:lang w:val="pt-BR" w:bidi="ar-SA"/>
-              </w:rPr>
-              <w:t xml:space="preserve">{{rgResp}} </w:t>
-            </w:r>
-            <w:r>
-              <w:rPr>
-                <w:rFonts w:cs="Arial" w:ascii="Arial" w:hAnsi="Arial"/>
-                <w:lang w:val="pt-BR" w:bidi="ar-SA"/>
-              </w:rPr>
-              <w:t xml:space="preserve">CPF: </w:t>
-            </w:r>
-            <w:r>
-              <w:rPr>
-                <w:rFonts w:cs="Arial" w:ascii="Arial" w:hAnsi="Arial"/>
+                <w:sz w:val="18"/>
+              </w:rPr>
+              <w:t>{telResp}</w:t>
+            </w:r>
+          </w:p>
+          <w:p>
+            <w:pPr>
+              <w:keepNext w:val="0"/>
+              <w:spacing w:before="0" w:after="0" w:line="240" w:lineRule="auto"/>
+            </w:pPr>
+            <w:r>
+              <w:rPr>
+                <w:rFonts w:ascii="Arial" w:hAnsi="Arial" w:eastAsia="Arial" w:cs="Arial"/>
+                <w:sz w:val="18"/>
+              </w:rPr>
+              <w:t xml:space="preserve">Na qualidade de </w:t>
+            </w:r>
+            <w:r>
+              <w:rPr>
+                <w:rFonts w:ascii="Arial" w:hAnsi="Arial" w:eastAsia="Arial" w:cs="Arial"/>
                 <w:b/>
-                <w:bCs/>
-                <w:lang w:val="pt-BR" w:bidi="ar-SA"/>
-              </w:rPr>
-              <w:t>{{cpfResp}}</w:t>
-              <w:br/>
-            </w:r>
-            <w:r>
-              <w:rPr>
-                <w:rFonts w:cs="Arial" w:ascii="Arial" w:hAnsi="Arial"/>
-                <w:lang w:val="pt-BR" w:bidi="ar-SA"/>
-              </w:rPr>
-              <w:t>ENDEREÇO:</w:t>
-            </w:r>
-            <w:r>
-              <w:rPr>
-                <w:rFonts w:cs="Arial" w:ascii="Arial" w:hAnsi="Arial"/>
-                <w:b/>
-                <w:bCs/>
-                <w:lang w:val="pt-BR" w:bidi="ar-SA"/>
-              </w:rPr>
-              <w:t xml:space="preserve"> {{endResp}}</w:t>
-              <w:br/>
-            </w:r>
-            <w:r>
-              <w:rPr>
-                <w:rFonts w:cs="Arial" w:ascii="Arial" w:hAnsi="Arial"/>
-                <w:lang w:val="pt-BR" w:bidi="ar-SA"/>
-              </w:rPr>
-              <w:t xml:space="preserve">Telefone: </w:t>
-            </w:r>
-            <w:r>
-              <w:rPr>
-                <w:rFonts w:cs="Arial" w:ascii="Arial" w:hAnsi="Arial"/>
-                <w:b/>
-                <w:bCs/>
-                <w:lang w:val="pt-BR" w:bidi="ar-SA"/>
-              </w:rPr>
-              <w:t xml:space="preserve">{{telResp}} </w:t>
-            </w:r>
-          </w:p>
-          <w:p>
-            <w:pPr>
-              <w:pStyle w:val="Normal"/>
-              <w:widowControl/>
-              <w:suppressAutoHyphens w:val="true"/>
-              <w:spacing w:lineRule="auto" w:line="480" w:before="0" w:after="0"/>
-              <w:jc w:val="start"/>
-              <w:rPr>
-                <w:rFonts w:ascii="Arial" w:hAnsi="Arial" w:cs="Arial"/>
+                <w:sz w:val="18"/>
+              </w:rPr>
+              <w:t>{parent}</w:t>
+            </w:r>
+            <w:r>
+              <w:rPr>
+                <w:rFonts w:ascii="Arial" w:hAnsi="Arial" w:eastAsia="Arial" w:cs="Arial"/>
+                <w:sz w:val="18"/>
+              </w:rPr>
+              <w:t xml:space="preserve"> autorizo o sepultamento junto à administração do Cemitério Santana, nesta data.</w:t>
+            </w:r>
+          </w:p>
+          <w:p>
+            <w:pPr>
+              <w:keepNext w:val="0"/>
+              <w:spacing w:before="0" w:after="0" w:line="240" w:lineRule="auto"/>
+            </w:pPr>
+            <w:r>
+              <w:rPr>
+                <w:rFonts w:ascii="Arial" w:hAnsi="Arial" w:eastAsia="Arial" w:cs="Arial"/>
+                <w:i/>
+                <w:sz w:val="18"/>
+              </w:rPr>
+              <w:t xml:space="preserve">Isento a empresa </w:t>
+            </w:r>
+            <w:r>
+              <w:rPr>
+                <w:rFonts w:ascii="Arial" w:hAnsi="Arial" w:eastAsia="Arial" w:cs="Arial"/>
                 <w:b/>
                 <w:i/>
+                <w:sz w:val="18"/>
+              </w:rPr>
+              <w:t xml:space="preserve">Consolare </w:t>
+            </w:r>
+            <w:r>
+              <w:rPr>
+                <w:rFonts w:ascii="Arial" w:hAnsi="Arial" w:eastAsia="Arial" w:cs="Arial"/>
                 <w:i/>
-                <w:iCs/>
-                <w:szCs w:val="24"/>
-              </w:rPr>
-            </w:pPr>
-            <w:r>
-              <w:rPr>
-                <w:rFonts w:cs="Arial" w:ascii="Arial" w:hAnsi="Arial"/>
-                <w:sz w:val="15"/>
-                <w:lang w:val="pt-BR" w:bidi="ar-SA"/>
-              </w:rPr>
-              <w:t xml:space="preserve">Na qualidade de {{parent}} autorizo o sepultamento junto à administração do Cemitério Santana, nesta data. </w:t>
-            </w:r>
-          </w:p>
-          <w:p>
-            <w:pPr>
-              <w:pStyle w:val="Normal"/>
-              <w:widowControl/>
-              <w:suppressAutoHyphens w:val="true"/>
-              <w:spacing w:before="0" w:after="0"/>
-              <w:jc w:val="both"/>
-              <w:rPr>
-                <w:rFonts w:ascii="Arial" w:hAnsi="Arial" w:cs="Arial"/>
-              </w:rPr>
-            </w:pPr>
-            <w:r>
-              <w:rPr>
-                <w:rFonts w:cs="Arial" w:ascii="Arial" w:hAnsi="Arial"/>
-              </w:rPr>
-            </w:r>
-          </w:p>
-          <w:p>
-            <w:pPr>
-              <w:pStyle w:val="Normal"/>
-              <w:widowControl/>
-              <w:suppressAutoHyphens w:val="true"/>
-              <w:spacing w:before="0" w:after="0"/>
-              <w:jc w:val="start"/>
-              <w:rPr>
-                <w:rFonts w:ascii="Arial" w:hAnsi="Arial" w:cs="Arial"/>
                 <w:sz w:val="18"/>
-                <w:szCs w:val="18"/>
-              </w:rPr>
-            </w:pPr>
-            <w:r>
-              <w:rPr>
-                <w:rFonts w:cs="Arial" w:ascii="Arial" w:hAnsi="Arial"/>
+              </w:rPr>
+              <w:t>de qualquer responsabilidade e assumo total responsabilidade pelos serviços realizados de exumação, corte de gaveta, remoção da alça, rompimento do portão de sepultamentos e quaisquer outros serviços que se fizerem necessários.</w:t>
+            </w:r>
+          </w:p>
+          <w:p>
+            <w:pPr>
+              <w:keepNext w:val="0"/>
+              <w:spacing w:before="0" w:after="0" w:line="240" w:lineRule="auto"/>
+            </w:pPr>
+            <w:r>
+              <w:rPr>
+                <w:rFonts w:ascii="Arial" w:hAnsi="Arial" w:eastAsia="Arial" w:cs="Arial"/>
+                <w:i/>
                 <w:sz w:val="18"/>
-                <w:szCs w:val="18"/>
-                <w:lang w:val="pt-BR" w:bidi="ar-SA"/>
-              </w:rPr>
-              <w:t xml:space="preserve">Assinatura do responsável pela autorização: </w:t>
-            </w:r>
-            <w:r>
-              <w:rPr>
-                <w:rFonts w:cs="Arial" w:ascii="Arial" w:hAnsi="Arial"/>
+              </w:rPr>
+              <w:t>Por ser de minha livre e espontânea vontade, firmo a presente autorização.</w:t>
+            </w:r>
+          </w:p>
+          <w:p>
+            <w:pPr>
+              <w:keepNext w:val="0"/>
+              <w:spacing w:before="0" w:after="0" w:line="240" w:lineRule="auto"/>
+            </w:pPr>
+            <w:r>
+              <w:rPr>
+                <w:rFonts w:ascii="Arial" w:hAnsi="Arial" w:eastAsia="Arial" w:cs="Arial"/>
+                <w:sz w:val="18"/>
+              </w:rPr>
+              <w:t>Assinatura do responsável pela autorização: ________________________________________________</w:t>
+            </w:r>
+          </w:p>
+          <w:p>
+            <w:pPr>
+              <w:keepNext w:val="0"/>
+              <w:spacing w:before="0" w:after="0" w:line="240" w:lineRule="auto"/>
+              <w:jc w:val="center"/>
+            </w:pPr>
+            <w:r>
+              <w:rPr>
+                <w:rFonts w:ascii="Arial" w:hAnsi="Arial" w:eastAsia="Arial" w:cs="Arial"/>
+                <w:sz w:val="18"/>
+              </w:rPr>
+              <w:t>São Paulo, {dataExt}.</w:t>
+            </w:r>
+          </w:p>
+          <w:p>
+            <w:pPr>
+              <w:keepNext w:val="0"/>
+              <w:spacing w:before="0" w:after="0" w:line="240" w:lineRule="auto"/>
+            </w:pPr>
+            <w:r>
+              <w:rPr>
+                <w:rFonts w:ascii="Arial" w:hAnsi="Arial" w:eastAsia="Arial" w:cs="Arial"/>
+                <w:sz w:val="17"/>
+              </w:rPr>
+              <w:t>Contratação:  □ Social    □ Doador    □ Padrão    □ Popular    □ Luxo    □ De Fora</w:t>
+            </w:r>
+          </w:p>
+          <w:p>
+            <w:pPr>
+              <w:keepNext w:val="0"/>
+              <w:spacing w:before="0" w:after="0" w:line="240" w:lineRule="auto"/>
+            </w:pPr>
+            <w:r>
+              <w:rPr>
+                <w:rFonts w:ascii="Arial" w:hAnsi="Arial" w:eastAsia="Arial" w:cs="Arial"/>
+                <w:sz w:val="17"/>
+              </w:rPr>
+              <w:t xml:space="preserve">Obs.: ___________________________    Nota de Contratação nº: </w:t>
+            </w:r>
+            <w:r>
+              <w:rPr>
+                <w:rFonts w:ascii="Arial" w:hAnsi="Arial" w:eastAsia="Arial" w:cs="Arial"/>
                 <w:b/>
-                <w:bCs/>
-                <w:sz w:val="18"/>
-                <w:szCs w:val="18"/>
-                <w:lang w:val="pt-BR" w:bidi="ar-SA"/>
-              </w:rPr>
-              <w:t>___________________________________________________________</w:t>
-            </w:r>
-          </w:p>
-          <w:p>
-            <w:pPr>
-              <w:pStyle w:val="Normal"/>
-              <w:widowControl/>
-              <w:suppressAutoHyphens w:val="true"/>
-              <w:spacing w:before="0" w:after="0"/>
-              <w:jc w:val="start"/>
-              <w:rPr>
-                <w:rFonts w:ascii="Arial" w:hAnsi="Arial" w:cs="Arial"/>
-                <w:sz w:val="18"/>
-                <w:szCs w:val="18"/>
-              </w:rPr>
-            </w:pPr>
-            <w:r>
-              <w:rPr>
-                <w:rFonts w:cs="Arial" w:ascii="Arial" w:hAnsi="Arial"/>
-                <w:sz w:val="18"/>
-                <w:szCs w:val="18"/>
-              </w:rPr>
-            </w:r>
-          </w:p>
-          <w:p>
-            <w:pPr>
-              <w:pStyle w:val="Normal"/>
-              <w:widowControl/>
-              <w:suppressAutoHyphens w:val="true"/>
-              <w:spacing w:before="0" w:after="0"/>
-              <w:jc w:val="center"/>
-              <w:rPr>
-                <w:rFonts w:ascii="Arial" w:hAnsi="Arial" w:cs="Arial"/>
-                <w:sz w:val="18"/>
-                <w:szCs w:val="18"/>
-              </w:rPr>
-            </w:pPr>
-            <w:r>
-              <w:rPr>
-                <w:rFonts w:cs="Arial" w:ascii="Arial" w:hAnsi="Arial"/>
-                <w:sz w:val="18"/>
-                <w:szCs w:val="18"/>
-              </w:rPr>
-            </w:r>
-          </w:p>
-          <w:p>
-            <w:pPr>
-              <w:pStyle w:val="Normal"/>
-              <w:widowControl/>
-              <w:suppressAutoHyphens w:val="true"/>
-              <w:spacing w:before="0" w:after="0"/>
-              <w:jc w:val="center"/>
-              <w:rPr>
-                <w:rFonts w:ascii="Arial" w:hAnsi="Arial" w:cs="Arial"/>
-                <w:sz w:val="18"/>
-                <w:szCs w:val="18"/>
-              </w:rPr>
-            </w:pPr>
-            <w:r>
-              <w:rPr>
-                <w:rFonts w:cs="Arial" w:ascii="Arial" w:hAnsi="Arial"/>
-                <w:sz w:val="18"/>
-                <w:szCs w:val="18"/>
-                <w:lang w:val="pt-BR" w:bidi="ar-SA"/>
-              </w:rPr>
-              <w:t>São Paulo, {{dataExt}}.</w:t>
-            </w:r>
-          </w:p>
-          <w:p>
-            <w:pPr>
-              <w:pStyle w:val="Normal"/>
-              <w:widowControl/>
-              <w:suppressAutoHyphens w:val="true"/>
-              <w:spacing w:before="0" w:after="0"/>
-              <w:jc w:val="both"/>
-              <w:rPr>
-                <w:rFonts w:ascii="Arial" w:hAnsi="Arial" w:cs="Arial"/>
-              </w:rPr>
-            </w:pPr>
-            <w:r>
-              <w:rPr>
-                <w:rFonts w:cs="Arial" w:ascii="Arial" w:hAnsi="Arial"/>
-              </w:rPr>
-              <mc:AlternateContent>
-                <mc:Choice Requires="wps">
-                  <w:drawing>
-                    <wp:anchor behindDoc="0" distT="10160" distB="8890" distL="10160" distR="8890" simplePos="0" locked="0" layoutInCell="1" allowOverlap="1" relativeHeight="13" wp14:anchorId="39081DCB">
-                      <wp:simplePos x="0" y="0"/>
-                      <wp:positionH relativeFrom="column">
-                        <wp:posOffset>-67945</wp:posOffset>
-                      </wp:positionH>
-                      <wp:positionV relativeFrom="paragraph">
-                        <wp:posOffset>135890</wp:posOffset>
-                      </wp:positionV>
-                      <wp:extent cx="6276975" cy="1133475"/>
-                      <wp:effectExtent l="10160" t="10160" r="8890" b="8890"/>
-                      <wp:wrapNone/>
-                      <wp:docPr id="7" name="Retângulo 1"/>
-                      <a:graphic xmlns:a="http://schemas.openxmlformats.org/drawingml/2006/main">
-                        <a:graphicData uri="http://schemas.microsoft.com/office/word/2010/wordprocessingShape">
-                          <wps:wsp>
-                            <wps:cNvSpPr/>
-                            <wps:spPr>
-                              <a:xfrm>
-                                <a:off x="0" y="0"/>
-                                <a:ext cx="6276960" cy="1133640"/>
-                              </a:xfrm>
-                              <a:prstGeom prst="rect">
-                                <a:avLst/>
-                              </a:prstGeom>
-                              <a:noFill/>
-                              <a:ln w="19050">
-                                <a:solidFill>
-                                  <a:srgbClr val="000000"/>
-                                </a:solidFill>
-                              </a:ln>
-                            </wps:spPr>
-                            <wps:style>
-                              <a:lnRef idx="2">
-                                <a:schemeClr val="accent1">
-                                  <a:shade val="50000"/>
-                                </a:schemeClr>
-                              </a:lnRef>
-                              <a:fillRef idx="1">
-                                <a:schemeClr val="accent1"/>
-                              </a:fillRef>
-                              <a:effectRef idx="0">
-                                <a:schemeClr val="accent1"/>
-                              </a:effectRef>
-                              <a:fontRef idx="minor"/>
-                            </wps:style>
-                            <wps:bodyPr/>
-                          </wps:wsp>
-                        </a:graphicData>
-                      </a:graphic>
-                    </wp:anchor>
-                  </w:drawing>
-                </mc:Choice>
-                <mc:Fallback>
-                  <w:pict>
-                    <v:rect id="shape_0" ID="Retângulo 1" path="m0,0l-2147483645,0l-2147483645,-2147483646l0,-2147483646xe" stroked="t" o:allowincell="f" style="position:absolute;margin-left:-5.35pt;margin-top:10.7pt;width:494.2pt;height:89.2pt;mso-wrap-style:none;v-text-anchor:middle" wp14:anchorId="39081DCB">
-                      <v:fill o:detectmouseclick="t" on="false"/>
-                      <v:stroke color="black" weight="19080" joinstyle="miter" endcap="flat"/>
-                      <w10:wrap type="none"/>
-                    </v:rect>
-                  </w:pict>
-                </mc:Fallback>
-              </mc:AlternateContent>
-            </w:r>
-          </w:p>
-          <w:p>
-            <w:pPr>
-              <w:pStyle w:val="Normal"/>
-              <w:widowControl/>
-              <w:suppressAutoHyphens w:val="true"/>
-              <w:spacing w:before="0" w:after="0"/>
-              <w:jc w:val="start"/>
-              <w:rPr>
-                <w:rFonts w:ascii="Arial" w:hAnsi="Arial" w:cs="Arial"/>
-              </w:rPr>
-            </w:pPr>
-            <w:r>
-              <w:rPr>
-                <w:rFonts w:cs="Arial" w:ascii="Arial" w:hAnsi="Arial"/>
-              </w:rPr>
-              <mc:AlternateContent>
-                <mc:Choice Requires="wps">
-                  <w:drawing>
-                    <wp:anchor behindDoc="0" distT="6350" distB="6350" distL="6350" distR="6350" simplePos="0" locked="0" layoutInCell="1" allowOverlap="1" relativeHeight="12" wp14:anchorId="59A67AF1">
-                      <wp:simplePos x="0" y="0"/>
-                      <wp:positionH relativeFrom="column">
-                        <wp:posOffset>4683125</wp:posOffset>
-                      </wp:positionH>
-                      <wp:positionV relativeFrom="paragraph">
-                        <wp:posOffset>132080</wp:posOffset>
-                      </wp:positionV>
-                      <wp:extent cx="144780" cy="134620"/>
-                      <wp:effectExtent l="6350" t="6350" r="6350" b="6350"/>
-                      <wp:wrapNone/>
-                      <wp:docPr id="8" name="Retângulo 1"/>
-                      <a:graphic xmlns:a="http://schemas.openxmlformats.org/drawingml/2006/main">
-                        <a:graphicData uri="http://schemas.microsoft.com/office/word/2010/wordprocessingShape">
-                          <wps:wsp>
-                            <wps:cNvSpPr/>
-                            <wps:spPr>
-                              <a:xfrm>
-                                <a:off x="0" y="0"/>
-                                <a:ext cx="144720" cy="134640"/>
-                              </a:xfrm>
-                              <a:prstGeom prst="rect">
-                                <a:avLst/>
-                              </a:prstGeom>
-                              <a:solidFill>
-                                <a:schemeClr val="bg1"/>
-                              </a:solidFill>
-                              <a:ln>
-                                <a:solidFill>
-                                  <a:srgbClr val="000000"/>
-                                </a:solidFill>
-                              </a:ln>
-                            </wps:spPr>
-                            <wps:style>
-                              <a:lnRef idx="2">
-                                <a:schemeClr val="dk1"/>
-                              </a:lnRef>
-                              <a:fillRef idx="1">
-                                <a:schemeClr val="lt1"/>
-                              </a:fillRef>
-                              <a:effectRef idx="0">
-                                <a:schemeClr val="dk1"/>
-                              </a:effectRef>
-                              <a:fontRef idx="minor"/>
-                            </wps:style>
-                            <wps:bodyPr/>
-                          </wps:wsp>
-                        </a:graphicData>
-                      </a:graphic>
-                    </wp:anchor>
-                  </w:drawing>
-                </mc:Choice>
-                <mc:Fallback>
-                  <w:pict>
-                    <v:rect id="shape_0" ID="Retângulo 1" path="m0,0l-2147483645,0l-2147483645,-2147483646l0,-2147483646xe" fillcolor="white" stroked="t" o:allowincell="f" style="position:absolute;margin-left:368.75pt;margin-top:10.4pt;width:11.35pt;height:10.55pt;mso-wrap-style:none;v-text-anchor:middle" wp14:anchorId="59A67AF1">
-                      <v:fill o:detectmouseclick="t" type="solid" color2="black"/>
-                      <v:stroke color="black" weight="12600" joinstyle="miter" endcap="flat"/>
-                      <w10:wrap type="none"/>
-                    </v:rect>
-                  </w:pict>
-                </mc:Fallback>
-              </mc:AlternateContent>
-              <mc:AlternateContent>
-                <mc:Choice Requires="wps">
-                  <w:drawing>
-                    <wp:anchor behindDoc="0" distT="6350" distB="6350" distL="6350" distR="6350" simplePos="0" locked="0" layoutInCell="1" allowOverlap="1" relativeHeight="15" wp14:anchorId="3F866CE7">
-                      <wp:simplePos x="0" y="0"/>
-                      <wp:positionH relativeFrom="column">
-                        <wp:posOffset>2198370</wp:posOffset>
-                      </wp:positionH>
-                      <wp:positionV relativeFrom="paragraph">
-                        <wp:posOffset>148590</wp:posOffset>
-                      </wp:positionV>
-                      <wp:extent cx="144780" cy="134620"/>
-                      <wp:effectExtent l="6350" t="6350" r="6350" b="6350"/>
-                      <wp:wrapNone/>
-                      <wp:docPr id="9" name="Retângulo 1"/>
-                      <a:graphic xmlns:a="http://schemas.openxmlformats.org/drawingml/2006/main">
-                        <a:graphicData uri="http://schemas.microsoft.com/office/word/2010/wordprocessingShape">
-                          <wps:wsp>
-                            <wps:cNvSpPr/>
-                            <wps:spPr>
-                              <a:xfrm>
-                                <a:off x="0" y="0"/>
-                                <a:ext cx="144720" cy="134640"/>
-                              </a:xfrm>
-                              <a:prstGeom prst="rect">
-                                <a:avLst/>
-                              </a:prstGeom>
-                              <a:solidFill>
-                                <a:schemeClr val="bg1"/>
-                              </a:solidFill>
-                              <a:ln>
-                                <a:solidFill>
-                                  <a:srgbClr val="156082"/>
-                                </a:solidFill>
-                              </a:ln>
-                            </wps:spPr>
-                            <wps:style>
-                              <a:lnRef idx="2">
-                                <a:schemeClr val="accent1"/>
-                              </a:lnRef>
-                              <a:fillRef idx="1">
-                                <a:schemeClr val="lt1"/>
-                              </a:fillRef>
-                              <a:effectRef idx="0">
-                                <a:schemeClr val="accent1"/>
-                              </a:effectRef>
-                              <a:fontRef idx="minor"/>
-                            </wps:style>
-                            <wps:bodyPr/>
-                          </wps:wsp>
-                        </a:graphicData>
-                      </a:graphic>
-                    </wp:anchor>
-                  </w:drawing>
-                </mc:Choice>
-                <mc:Fallback>
-                  <w:pict>
-                    <v:rect id="shape_0" ID="Retângulo 1" path="m0,0l-2147483645,0l-2147483645,-2147483646l0,-2147483646xe" fillcolor="white" stroked="t" o:allowincell="f" style="position:absolute;margin-left:173.1pt;margin-top:11.7pt;width:11.35pt;height:10.55pt;mso-wrap-style:none;v-text-anchor:middle" wp14:anchorId="3F866CE7">
-                      <v:fill o:detectmouseclick="t" type="solid" color2="black"/>
-                      <v:stroke color="#156082" weight="12600" joinstyle="miter" endcap="flat"/>
-                      <w10:wrap type="none"/>
-                    </v:rect>
-                  </w:pict>
-                </mc:Fallback>
-              </mc:AlternateContent>
-              <mc:AlternateContent>
-                <mc:Choice Requires="wps">
-                  <w:drawing>
-                    <wp:anchor behindDoc="0" distT="6350" distB="6350" distL="6350" distR="6350" simplePos="0" locked="0" layoutInCell="1" allowOverlap="1" relativeHeight="19" wp14:anchorId="05C15030">
-                      <wp:simplePos x="0" y="0"/>
-                      <wp:positionH relativeFrom="column">
-                        <wp:posOffset>3013075</wp:posOffset>
-                      </wp:positionH>
-                      <wp:positionV relativeFrom="paragraph">
-                        <wp:posOffset>149860</wp:posOffset>
-                      </wp:positionV>
-                      <wp:extent cx="144780" cy="134620"/>
-                      <wp:effectExtent l="6350" t="6350" r="6350" b="6350"/>
-                      <wp:wrapNone/>
-                      <wp:docPr id="10" name="Retângulo 1"/>
-                      <a:graphic xmlns:a="http://schemas.openxmlformats.org/drawingml/2006/main">
-                        <a:graphicData uri="http://schemas.microsoft.com/office/word/2010/wordprocessingShape">
-                          <wps:wsp>
-                            <wps:cNvSpPr/>
-                            <wps:spPr>
-                              <a:xfrm>
-                                <a:off x="0" y="0"/>
-                                <a:ext cx="144720" cy="134640"/>
-                              </a:xfrm>
-                              <a:prstGeom prst="rect">
-                                <a:avLst/>
-                              </a:prstGeom>
-                              <a:solidFill>
-                                <a:schemeClr val="bg1"/>
-                              </a:solidFill>
-                              <a:ln>
-                                <a:solidFill>
-                                  <a:srgbClr val="156082"/>
-                                </a:solidFill>
-                              </a:ln>
-                            </wps:spPr>
-                            <wps:style>
-                              <a:lnRef idx="2">
-                                <a:schemeClr val="accent1"/>
-                              </a:lnRef>
-                              <a:fillRef idx="1">
-                                <a:schemeClr val="lt1"/>
-                              </a:fillRef>
-                              <a:effectRef idx="0">
-                                <a:schemeClr val="accent1"/>
-                              </a:effectRef>
-                              <a:fontRef idx="minor"/>
-                            </wps:style>
-                            <wps:bodyPr/>
-                          </wps:wsp>
-                        </a:graphicData>
-                      </a:graphic>
-                    </wp:anchor>
-                  </w:drawing>
-                </mc:Choice>
-                <mc:Fallback>
-                  <w:pict>
-                    <v:rect id="shape_0" ID="Retângulo 1" path="m0,0l-2147483645,0l-2147483645,-2147483646l0,-2147483646xe" fillcolor="white" stroked="t" o:allowincell="f" style="position:absolute;margin-left:237.25pt;margin-top:11.8pt;width:11.35pt;height:10.55pt;mso-wrap-style:none;v-text-anchor:middle" wp14:anchorId="05C15030">
-                      <v:fill o:detectmouseclick="t" type="solid" color2="black"/>
-                      <v:stroke color="#156082" weight="12600" joinstyle="miter" endcap="flat"/>
-                      <w10:wrap type="none"/>
-                    </v:rect>
-                  </w:pict>
-                </mc:Fallback>
-              </mc:AlternateContent>
-            </w:r>
-          </w:p>
-          <w:p>
-            <w:pPr>
-              <w:pStyle w:val="Normal"/>
-              <w:widowControl/>
-              <w:suppressAutoHyphens w:val="true"/>
-              <w:spacing w:before="0" w:after="0"/>
-              <w:jc w:val="start"/>
-              <w:rPr>
-                <w:rFonts w:ascii="Arial" w:hAnsi="Arial" w:cs="Arial"/>
-                <w:sz w:val="18"/>
-                <w:szCs w:val="18"/>
-              </w:rPr>
-            </w:pPr>
-            <w:r>
-              <mc:AlternateContent>
-                <mc:Choice Requires="wps">
-                  <w:drawing>
-                    <wp:anchor behindDoc="0" distT="6350" distB="6350" distL="6350" distR="6350" simplePos="0" locked="0" layoutInCell="1" allowOverlap="1" relativeHeight="5" wp14:anchorId="37FA3AED">
-                      <wp:simplePos x="0" y="0"/>
-                      <wp:positionH relativeFrom="column">
-                        <wp:posOffset>800735</wp:posOffset>
-                      </wp:positionH>
-                      <wp:positionV relativeFrom="paragraph">
-                        <wp:posOffset>3810</wp:posOffset>
-                      </wp:positionV>
-                      <wp:extent cx="144780" cy="134620"/>
-                      <wp:effectExtent l="6350" t="6350" r="6350" b="6350"/>
-                      <wp:wrapNone/>
-                      <wp:docPr id="11" name="Retângulo 1"/>
-                      <a:graphic xmlns:a="http://schemas.openxmlformats.org/drawingml/2006/main">
-                        <a:graphicData uri="http://schemas.microsoft.com/office/word/2010/wordprocessingShape">
-                          <wps:wsp>
-                            <wps:cNvSpPr/>
-                            <wps:spPr>
-                              <a:xfrm>
-                                <a:off x="0" y="0"/>
-                                <a:ext cx="144720" cy="134640"/>
-                              </a:xfrm>
-                              <a:prstGeom prst="rect">
-                                <a:avLst/>
-                              </a:prstGeom>
-                              <a:solidFill>
-                                <a:srgbClr val="ffffff"/>
-                              </a:solidFill>
-                              <a:ln>
-                                <a:solidFill>
-                                  <a:srgbClr val="000000"/>
-                                </a:solidFill>
-                              </a:ln>
-                            </wps:spPr>
-                            <wps:style>
-                              <a:lnRef idx="2">
-                                <a:schemeClr val="dk1"/>
-                              </a:lnRef>
-                              <a:fillRef idx="1">
-                                <a:schemeClr val="lt1"/>
-                              </a:fillRef>
-                              <a:effectRef idx="0">
-                                <a:schemeClr val="dk1"/>
-                              </a:effectRef>
-                              <a:fontRef idx="minor"/>
-                            </wps:style>
-                            <wps:bodyPr/>
-                          </wps:wsp>
-                        </a:graphicData>
-                      </a:graphic>
-                    </wp:anchor>
-                  </w:drawing>
-                </mc:Choice>
-                <mc:Fallback>
-                  <w:pict>
-                    <v:rect id="shape_0" ID="Retângulo 1" path="m0,0l-2147483645,0l-2147483645,-2147483646l0,-2147483646xe" fillcolor="white" stroked="t" o:allowincell="f" style="position:absolute;margin-left:63.05pt;margin-top:0.3pt;width:11.35pt;height:10.55pt;mso-wrap-style:none;v-text-anchor:middle" wp14:anchorId="37FA3AED">
-                      <v:fill o:detectmouseclick="t" type="solid" color2="black"/>
-                      <v:stroke color="black" weight="12600" joinstyle="miter" endcap="flat"/>
-                      <w10:wrap type="none"/>
-                    </v:rect>
-                  </w:pict>
-                </mc:Fallback>
-              </mc:AlternateContent>
-              <mc:AlternateContent>
-                <mc:Choice Requires="wps">
-                  <w:drawing>
-                    <wp:anchor behindDoc="0" distT="6350" distB="6350" distL="6350" distR="6350" simplePos="0" locked="0" layoutInCell="1" allowOverlap="1" relativeHeight="6" wp14:anchorId="4624938D">
-                      <wp:simplePos x="0" y="0"/>
-                      <wp:positionH relativeFrom="column">
-                        <wp:posOffset>3872865</wp:posOffset>
-                      </wp:positionH>
-                      <wp:positionV relativeFrom="paragraph">
-                        <wp:posOffset>635</wp:posOffset>
-                      </wp:positionV>
-                      <wp:extent cx="144780" cy="134620"/>
-                      <wp:effectExtent l="6350" t="6350" r="6350" b="6350"/>
-                      <wp:wrapNone/>
-                      <wp:docPr id="12" name="Retângulo 1"/>
-                      <a:graphic xmlns:a="http://schemas.openxmlformats.org/drawingml/2006/main">
-                        <a:graphicData uri="http://schemas.microsoft.com/office/word/2010/wordprocessingShape">
-                          <wps:wsp>
-                            <wps:cNvSpPr/>
-                            <wps:spPr>
-                              <a:xfrm>
-                                <a:off x="0" y="0"/>
-                                <a:ext cx="144720" cy="134640"/>
-                              </a:xfrm>
-                              <a:prstGeom prst="rect">
-                                <a:avLst/>
-                              </a:prstGeom>
-                              <a:solidFill>
-                                <a:schemeClr val="bg1"/>
-                              </a:solidFill>
-                              <a:ln>
-                                <a:solidFill>
-                                  <a:srgbClr val="000000"/>
-                                </a:solidFill>
-                              </a:ln>
-                            </wps:spPr>
-                            <wps:style>
-                              <a:lnRef idx="2">
-                                <a:schemeClr val="dk1">
-                                  <a:shade val="15000"/>
-                                </a:schemeClr>
-                              </a:lnRef>
-                              <a:fillRef idx="1">
-                                <a:schemeClr val="dk1"/>
-                              </a:fillRef>
-                              <a:effectRef idx="0">
-                                <a:schemeClr val="dk1"/>
-                              </a:effectRef>
-                              <a:fontRef idx="minor"/>
-                            </wps:style>
-                            <wps:bodyPr/>
-                          </wps:wsp>
-                        </a:graphicData>
-                      </a:graphic>
-                    </wp:anchor>
-                  </w:drawing>
-                </mc:Choice>
-                <mc:Fallback>
-                  <w:pict>
-                    <v:rect id="shape_0" ID="Retângulo 1" path="m0,0l-2147483645,0l-2147483645,-2147483646l0,-2147483646xe" fillcolor="white" stroked="t" o:allowincell="f" style="position:absolute;margin-left:304.95pt;margin-top:0.05pt;width:11.35pt;height:10.55pt;mso-wrap-style:none;v-text-anchor:middle" wp14:anchorId="4624938D">
-                      <v:fill o:detectmouseclick="t" type="solid" color2="black"/>
-                      <v:stroke color="black" weight="12600" joinstyle="miter" endcap="flat"/>
-                      <w10:wrap type="none"/>
-                    </v:rect>
-                  </w:pict>
-                </mc:Fallback>
-              </mc:AlternateContent>
-              <mc:AlternateContent>
-                <mc:Choice Requires="wps">
-                  <w:drawing>
-                    <wp:anchor behindDoc="0" distT="6350" distB="6350" distL="6350" distR="6350" simplePos="0" locked="0" layoutInCell="1" allowOverlap="1" relativeHeight="14" wp14:anchorId="16622472">
-                      <wp:simplePos x="0" y="0"/>
-                      <wp:positionH relativeFrom="column">
-                        <wp:posOffset>1510030</wp:posOffset>
-                      </wp:positionH>
-                      <wp:positionV relativeFrom="paragraph">
-                        <wp:posOffset>2540</wp:posOffset>
-                      </wp:positionV>
-                      <wp:extent cx="144780" cy="134620"/>
-                      <wp:effectExtent l="6350" t="6350" r="6350" b="6350"/>
-                      <wp:wrapNone/>
-                      <wp:docPr id="13" name="Retângulo 1"/>
-                      <a:graphic xmlns:a="http://schemas.openxmlformats.org/drawingml/2006/main">
-                        <a:graphicData uri="http://schemas.microsoft.com/office/word/2010/wordprocessingShape">
-                          <wps:wsp>
-                            <wps:cNvSpPr/>
-                            <wps:spPr>
-                              <a:xfrm>
-                                <a:off x="0" y="0"/>
-                                <a:ext cx="144720" cy="134640"/>
-                              </a:xfrm>
-                              <a:prstGeom prst="rect">
-                                <a:avLst/>
-                              </a:prstGeom>
-                              <a:solidFill>
-                                <a:srgbClr val="ffffff"/>
-                              </a:solidFill>
-                              <a:ln>
-                                <a:solidFill>
-                                  <a:srgbClr val="000000"/>
-                                </a:solidFill>
-                              </a:ln>
-                            </wps:spPr>
-                            <wps:style>
-                              <a:lnRef idx="2">
-                                <a:schemeClr val="dk1"/>
-                              </a:lnRef>
-                              <a:fillRef idx="1">
-                                <a:schemeClr val="lt1"/>
-                              </a:fillRef>
-                              <a:effectRef idx="0">
-                                <a:schemeClr val="dk1"/>
-                              </a:effectRef>
-                              <a:fontRef idx="minor"/>
-                            </wps:style>
-                            <wps:bodyPr/>
-                          </wps:wsp>
-                        </a:graphicData>
-                      </a:graphic>
-                    </wp:anchor>
-                  </w:drawing>
-                </mc:Choice>
-                <mc:Fallback>
-                  <w:pict>
-                    <v:rect id="shape_0" ID="Retângulo 1" path="m0,0l-2147483645,0l-2147483645,-2147483646l0,-2147483646xe" fillcolor="white" stroked="t" o:allowincell="f" style="position:absolute;margin-left:118.9pt;margin-top:0.2pt;width:11.35pt;height:10.55pt;mso-wrap-style:none;v-text-anchor:middle" wp14:anchorId="16622472">
-                      <v:fill o:detectmouseclick="t" type="solid" color2="black"/>
-                      <v:stroke color="black" weight="12600" joinstyle="miter" endcap="flat"/>
-                      <w10:wrap type="none"/>
-                    </v:rect>
-                  </w:pict>
-                </mc:Fallback>
-              </mc:AlternateContent>
-            </w:r>
-            <w:r>
-              <w:rPr>
-                <w:rFonts w:cs="Arial" w:ascii="Arial" w:hAnsi="Arial"/>
-                <w:sz w:val="18"/>
-                <w:szCs w:val="18"/>
-                <w:lang w:val="pt-BR" w:bidi="ar-SA"/>
-              </w:rPr>
-              <w:t xml:space="preserve">  </w:t>
-            </w:r>
-            <w:r>
-              <w:rPr>
-                <w:rFonts w:cs="Arial" w:ascii="Arial" w:hAnsi="Arial"/>
-                <w:sz w:val="18"/>
-                <w:szCs w:val="18"/>
-                <w:lang w:val="pt-BR" w:bidi="ar-SA"/>
-              </w:rPr>
-              <w:t xml:space="preserve">Contratação:         Social            Doador          Padrão               Popular               Luxo                 De Fora </w:t>
-            </w:r>
-          </w:p>
-          <w:p>
-            <w:pPr>
-              <w:pStyle w:val="Normal"/>
-              <w:widowControl/>
-              <w:suppressAutoHyphens w:val="true"/>
-              <w:spacing w:before="0" w:after="0"/>
-              <w:jc w:val="start"/>
-              <w:rPr>
-                <w:rFonts w:ascii="Arial" w:hAnsi="Arial" w:cs="Arial"/>
-                <w:sz w:val="18"/>
-                <w:szCs w:val="18"/>
-              </w:rPr>
-            </w:pPr>
-            <w:r>
-              <w:rPr>
-                <w:rFonts w:cs="Arial" w:ascii="Arial" w:hAnsi="Arial"/>
-                <w:sz w:val="18"/>
-                <w:szCs w:val="18"/>
-              </w:rPr>
-            </w:r>
-          </w:p>
-          <w:p>
-            <w:pPr>
-              <w:pStyle w:val="Normal"/>
-              <w:widowControl/>
-              <w:suppressAutoHyphens w:val="true"/>
-              <w:spacing w:before="0" w:after="0"/>
-              <w:jc w:val="start"/>
-              <w:rPr>
-                <w:rFonts w:ascii="Arial" w:hAnsi="Arial" w:cs="Arial"/>
+                <w:sz w:val="17"/>
+              </w:rPr>
+              <w:t>{nota}</w:t>
+            </w:r>
+          </w:p>
+          <w:p>
+            <w:pPr>
+              <w:keepNext w:val="0"/>
+              <w:spacing w:before="0" w:after="0" w:line="240" w:lineRule="auto"/>
+            </w:pPr>
+            <w:r>
+              <w:rPr>
+                <w:rFonts w:ascii="Arial" w:hAnsi="Arial" w:eastAsia="Arial" w:cs="Arial"/>
+                <w:sz w:val="17"/>
+              </w:rPr>
+              <w:t xml:space="preserve">COVID/Lacrado:  □ sim    □ não      Empresa / Bloco / Agência: </w:t>
+            </w:r>
+            <w:r>
+              <w:rPr>
+                <w:rFonts w:ascii="Arial" w:hAnsi="Arial" w:eastAsia="Arial" w:cs="Arial"/>
                 <w:b/>
-                <w:bCs/>
-                <w:sz w:val="18"/>
-                <w:szCs w:val="18"/>
-              </w:rPr>
-            </w:pPr>
-            <w:r>
-              <w:rPr>
-                <w:rFonts w:cs="Arial" w:ascii="Arial" w:hAnsi="Arial"/>
-                <w:sz w:val="15"/>
-                <w:szCs w:val="18"/>
-                <w:lang w:val="pt-BR" w:bidi="ar-SA"/>
-              </w:rPr>
-              <w:t xml:space="preserve"> </w:t>
-            </w:r>
-            <w:r>
-              <w:rPr>
-                <w:rFonts w:cs="Arial" w:ascii="Arial" w:hAnsi="Arial"/>
-                <w:sz w:val="15"/>
-                <w:szCs w:val="18"/>
-                <w:lang w:val="pt-BR" w:bidi="ar-SA"/>
-              </w:rPr>
-              <w:t>Obs _______________________________    Nota de Contratação número: {{nota}}</w:t>
-            </w:r>
-          </w:p>
-          <w:p>
-            <w:pPr>
-              <w:pStyle w:val="Normal"/>
-              <w:widowControl/>
-              <w:suppressAutoHyphens w:val="true"/>
-              <w:spacing w:before="0" w:after="0"/>
-              <w:jc w:val="both"/>
-              <w:rPr>
-                <w:rFonts w:ascii="Arial" w:hAnsi="Arial" w:cs="Arial"/>
-                <w:sz w:val="18"/>
-                <w:szCs w:val="18"/>
-              </w:rPr>
-            </w:pPr>
-            <w:r>
-              <w:rPr>
-                <w:rFonts w:cs="Arial" w:ascii="Arial" w:hAnsi="Arial"/>
-                <w:sz w:val="18"/>
-                <w:szCs w:val="18"/>
-              </w:rPr>
-              <mc:AlternateContent>
-                <mc:Choice Requires="wps">
-                  <w:drawing>
-                    <wp:anchor behindDoc="0" distT="6350" distB="6350" distL="6350" distR="6350" simplePos="0" locked="0" layoutInCell="1" allowOverlap="1" relativeHeight="7" wp14:anchorId="206415A7">
-                      <wp:simplePos x="0" y="0"/>
-                      <wp:positionH relativeFrom="column">
-                        <wp:posOffset>1427480</wp:posOffset>
-                      </wp:positionH>
-                      <wp:positionV relativeFrom="paragraph">
-                        <wp:posOffset>132715</wp:posOffset>
-                      </wp:positionV>
-                      <wp:extent cx="144780" cy="134620"/>
-                      <wp:effectExtent l="6350" t="6350" r="6350" b="6350"/>
-                      <wp:wrapNone/>
-                      <wp:docPr id="14" name="Retângulo 1"/>
-                      <a:graphic xmlns:a="http://schemas.openxmlformats.org/drawingml/2006/main">
-                        <a:graphicData uri="http://schemas.microsoft.com/office/word/2010/wordprocessingShape">
-                          <wps:wsp>
-                            <wps:cNvSpPr/>
-                            <wps:spPr>
-                              <a:xfrm>
-                                <a:off x="0" y="0"/>
-                                <a:ext cx="144720" cy="134640"/>
-                              </a:xfrm>
-                              <a:prstGeom prst="rect">
-                                <a:avLst/>
-                              </a:prstGeom>
-                              <a:solidFill>
-                                <a:schemeClr val="bg1"/>
-                              </a:solidFill>
-                              <a:ln>
-                                <a:solidFill>
-                                  <a:srgbClr val="000000"/>
-                                </a:solidFill>
-                              </a:ln>
-                            </wps:spPr>
-                            <wps:style>
-                              <a:lnRef idx="2">
-                                <a:schemeClr val="dk1">
-                                  <a:shade val="15000"/>
-                                </a:schemeClr>
-                              </a:lnRef>
-                              <a:fillRef idx="1">
-                                <a:schemeClr val="lt1"/>
-                              </a:fillRef>
-                              <a:effectRef idx="0">
-                                <a:schemeClr val="dk1"/>
-                              </a:effectRef>
-                              <a:fontRef idx="minor"/>
-                            </wps:style>
-                            <wps:bodyPr/>
-                          </wps:wsp>
-                        </a:graphicData>
-                      </a:graphic>
-                    </wp:anchor>
-                  </w:drawing>
-                </mc:Choice>
-                <mc:Fallback>
-                  <w:pict>
-                    <v:rect id="shape_0" ID="Retângulo 1" path="m0,0l-2147483645,0l-2147483645,-2147483646l0,-2147483646xe" fillcolor="white" stroked="t" o:allowincell="f" style="position:absolute;margin-left:112.4pt;margin-top:10.45pt;width:11.35pt;height:10.55pt;mso-wrap-style:none;v-text-anchor:middle" wp14:anchorId="206415A7">
-                      <v:fill o:detectmouseclick="t" type="solid" color2="black"/>
-                      <v:stroke color="black" weight="12600" joinstyle="miter" endcap="flat"/>
-                      <w10:wrap type="none"/>
-                    </v:rect>
-                  </w:pict>
-                </mc:Fallback>
-              </mc:AlternateContent>
-            </w:r>
-          </w:p>
-          <w:p>
-            <w:pPr>
-              <w:pStyle w:val="Normal"/>
-              <w:widowControl/>
-              <w:suppressAutoHyphens w:val="true"/>
-              <w:spacing w:before="0" w:after="0"/>
-              <w:jc w:val="start"/>
-              <w:rPr>
-                <w:rFonts w:ascii="Arial" w:hAnsi="Arial" w:cs="Arial"/>
-                <w:b/>
-                <w:bCs/>
-                <w:sz w:val="18"/>
-                <w:szCs w:val="18"/>
-              </w:rPr>
-            </w:pPr>
-            <w:r>
-              <w:rPr>
-                <w:rFonts w:cs="Arial" w:ascii="Arial" w:hAnsi="Arial"/>
-                <w:sz w:val="15"/>
-                <w:szCs w:val="18"/>
-                <w:lang w:val="pt-BR" w:bidi="ar-SA"/>
-              </w:rPr>
-              <w:t xml:space="preserve">  </w:t>
-            </w:r>
-            <w:r>
-              <w:rPr>
-                <w:rFonts w:cs="Arial" w:ascii="Arial" w:hAnsi="Arial"/>
-                <w:sz w:val="15"/>
-                <w:szCs w:val="18"/>
-                <w:lang w:val="pt-BR" w:bidi="ar-SA"/>
-              </w:rPr>
-              <w:t>COVID/Lacrado:        sim         não                 Empresa / Bloco / Agência: {{funeraria}}</w:t>
+                <w:sz w:val="17"/>
+              </w:rPr>
+              <w:t>{funeraria}</w:t>
             </w:r>
           </w:p>
         </w:tc>
       </w:tr>
       <w:tr>
         <w:trPr>
-          <w:trHeight w:val="322" w:hRule="atLeast"/>
+          <w:trHeight w:val="142" w:hRule="atLeast"/>
         </w:trPr>
         <w:tc>
           <w:tcPr>
             <w:tcW w:w="9913" w:type="dxa"/>
             <w:gridSpan w:val="10"/>
             <w:tcBorders/>
+            <w:tcMar>
+              <w:top w:w="40" w:type="dxa"/>
+              <w:start w:w="50" w:type="dxa"/>
+              <w:bottom w:w="40" w:type="dxa"/>
+              <w:end w:w="50" w:type="dxa"/>
+            </w:tcMar>
+            <w:vAlign w:val="center"/>
           </w:tcPr>
           <w:p>
             <w:pPr>
               <w:pStyle w:val="Normal"/>
               <w:widowControl/>
               <w:suppressAutoHyphens w:val="true"/>
-              <w:spacing w:before="0" w:after="0"/>
+              <w:spacing w:before="0" w:after="0" w:line="240" w:lineRule="auto"/>
               <w:jc w:val="start"/>
               <w:rPr>
                 <w:rFonts w:ascii="Arial" w:hAnsi="Arial" w:cs="Arial"/>
@@ -2170,78 +914,47 @@
       </w:tr>
       <w:tr>
         <w:trPr>
-          <w:trHeight w:val="556" w:hRule="atLeast"/>
+          <w:trHeight w:val="709" w:hRule="atLeast"/>
         </w:trPr>
         <w:tc>
           <w:tcPr>
             <w:tcW w:w="1982" w:type="dxa"/>
             <w:tcBorders/>
+            <w:tcMar>
+              <w:top w:w="40" w:type="dxa"/>
+              <w:start w:w="50" w:type="dxa"/>
+              <w:bottom w:w="40" w:type="dxa"/>
+              <w:end w:w="50" w:type="dxa"/>
+            </w:tcMar>
+            <w:vAlign w:val="center"/>
           </w:tcPr>
           <w:p>
             <w:pPr>
-              <w:pStyle w:val="Normal"/>
-              <w:widowControl/>
-              <w:suppressAutoHyphens w:val="true"/>
-              <w:spacing w:before="0" w:after="0"/>
+              <w:keepNext w:val="0"/>
+              <w:spacing w:before="0" w:after="0" w:line="240" w:lineRule="auto"/>
               <w:jc w:val="center"/>
-              <w:rPr>
-                <w:rFonts w:ascii="Arial" w:hAnsi="Arial" w:cs="Arial"/>
-              </w:rPr>
-            </w:pPr>
-            <w:r>
-              <w:rPr>
-                <w:rFonts w:cs="Arial" w:ascii="Arial" w:hAnsi="Arial"/>
-                <w:lang w:val="pt-BR" w:bidi="ar-SA"/>
-              </w:rPr>
-              <w:t>N° quadra:</w:t>
-            </w:r>
-          </w:p>
-          <w:p>
-            <w:pPr>
-              <w:pStyle w:val="Normal"/>
-              <w:widowControl/>
-              <w:suppressAutoHyphens w:val="true"/>
-              <w:spacing w:before="0" w:after="0"/>
+            </w:pPr>
+            <w:r>
+              <w:rPr>
+                <w:rFonts w:ascii="Arial" w:hAnsi="Arial" w:eastAsia="Arial" w:cs="Arial"/>
+                <w:sz w:val="17"/>
+              </w:rPr>
+              <w:t>N° quadra / Rua</w:t>
+            </w:r>
+          </w:p>
+          <w:p>
+            <w:pPr>
+              <w:keepNext w:val="0"/>
+              <w:spacing w:before="0" w:after="0" w:line="240" w:lineRule="auto"/>
               <w:jc w:val="center"/>
-              <w:rPr>
-                <w:rFonts w:ascii="Arial" w:hAnsi="Arial" w:cs="Arial"/>
+            </w:pPr>
+            <w:r>
+              <w:rPr>
+                <w:rFonts w:ascii="Arial" w:hAnsi="Arial" w:eastAsia="Arial" w:cs="Arial"/>
                 <w:b/>
-                <w:bCs/>
-              </w:rPr>
-            </w:pPr>
-            <w:r>
-              <w:rPr>
-                <w:rFonts w:cs="Arial" w:ascii="Arial" w:hAnsi="Arial"/>
-                <w:b/>
-                <w:bCs/>
-              </w:rPr>
-            </w:r>
-          </w:p>
-          <w:p>
-            <w:pPr>
-              <w:pStyle w:val="Normal"/>
-              <w:widowControl/>
-              <w:suppressAutoHyphens w:val="true"/>
-              <w:spacing w:before="0" w:after="0"/>
-              <w:jc w:val="start"/>
-              <w:rPr>
-                <w:rFonts w:ascii="Arial" w:hAnsi="Arial" w:cs="Arial"/>
-                <w:b/>
-                <w:bCs/>
-                <w:sz w:val="22"/>
-                <w:szCs w:val="22"/>
-              </w:rPr>
-            </w:pPr>
-            <w:r>
-              <w:rPr>
-                <w:rFonts w:cs="Arial" w:ascii="Arial" w:hAnsi="Arial"/>
-                <w:b/>
-                <w:bCs/>
-                <w:sz w:val="22"/>
-                <w:szCs w:val="22"/>
-                <w:lang w:val="pt-BR" w:bidi="ar-SA"/>
-              </w:rPr>
-              <w:t xml:space="preserve">          </w:t>
+                <w:sz w:val="21"/>
+              </w:rPr>
+              <w:t>{quadraRua}</w:t>
             </w:r>
           </w:p>
         </w:tc>
@@ -2250,64 +963,40 @@
             <w:tcW w:w="1555" w:type="dxa"/>
             <w:gridSpan w:val="2"/>
             <w:tcBorders/>
+            <w:tcMar>
+              <w:top w:w="40" w:type="dxa"/>
+              <w:start w:w="50" w:type="dxa"/>
+              <w:bottom w:w="40" w:type="dxa"/>
+              <w:end w:w="50" w:type="dxa"/>
+            </w:tcMar>
+            <w:vAlign w:val="center"/>
           </w:tcPr>
           <w:p>
             <w:pPr>
-              <w:pStyle w:val="Normal"/>
-              <w:widowControl/>
-              <w:suppressAutoHyphens w:val="true"/>
-              <w:spacing w:before="0" w:after="0"/>
+              <w:keepNext w:val="0"/>
+              <w:spacing w:before="0" w:after="0" w:line="240" w:lineRule="auto"/>
               <w:jc w:val="center"/>
-              <w:rPr>
-                <w:rFonts w:ascii="Arial" w:hAnsi="Arial" w:cs="Arial"/>
-              </w:rPr>
-            </w:pPr>
-            <w:r>
-              <w:rPr>
-                <w:rFonts w:cs="Arial" w:ascii="Arial" w:hAnsi="Arial"/>
-                <w:lang w:val="pt-BR" w:bidi="ar-SA"/>
-              </w:rPr>
-              <w:t>Nº Sepultura:</w:t>
-            </w:r>
-          </w:p>
-          <w:p>
-            <w:pPr>
-              <w:pStyle w:val="Normal"/>
-              <w:widowControl/>
-              <w:suppressAutoHyphens w:val="true"/>
-              <w:spacing w:before="0" w:after="0"/>
-              <w:jc w:val="start"/>
-              <w:rPr>
-                <w:rFonts w:ascii="Arial" w:hAnsi="Arial" w:cs="Arial"/>
+            </w:pPr>
+            <w:r>
+              <w:rPr>
+                <w:rFonts w:ascii="Arial" w:hAnsi="Arial" w:eastAsia="Arial" w:cs="Arial"/>
+                <w:sz w:val="17"/>
+              </w:rPr>
+              <w:t>Nº Sepultura</w:t>
+            </w:r>
+          </w:p>
+          <w:p>
+            <w:pPr>
+              <w:keepNext w:val="0"/>
+              <w:spacing w:before="0" w:after="0" w:line="240" w:lineRule="auto"/>
+              <w:jc w:val="center"/>
+            </w:pPr>
+            <w:r>
+              <w:rPr>
+                <w:rFonts w:ascii="Arial" w:hAnsi="Arial" w:eastAsia="Arial" w:cs="Arial"/>
                 <w:b/>
-                <w:bCs/>
-                <w:sz w:val="22"/>
-                <w:szCs w:val="22"/>
-              </w:rPr>
-            </w:pPr>
-            <w:r>
-              <w:rPr>
-                <w:rFonts w:cs="Arial" w:ascii="Arial" w:hAnsi="Arial"/>
-                <w:b/>
-                <w:bCs/>
-                <w:sz w:val="22"/>
-                <w:szCs w:val="22"/>
-                <w:lang w:val="pt-BR" w:bidi="ar-SA"/>
-              </w:rPr>
-              <w:t xml:space="preserve">   </w:t>
-            </w:r>
-            <w:r>
-              <w:rPr>
-                <w:rFonts w:cs="Arial" w:ascii="Arial" w:hAnsi="Arial"/>
-                <w:b/>
-                <w:bCs/>
-                <w:sz w:val="22"/>
-                <w:szCs w:val="22"/>
-                <w:lang w:val="pt-BR" w:bidi="ar-SA"/>
-              </w:rPr>
-              <w:br/>
-              <w:t xml:space="preserve">     </w:t>
-              <w:br/>
+                <w:sz w:val="21"/>
+              </w:rPr>
             </w:r>
           </w:p>
         </w:tc>
@@ -2315,80 +1004,40 @@
           <w:tcPr>
             <w:tcW w:w="1276" w:type="dxa"/>
             <w:tcBorders/>
+            <w:tcMar>
+              <w:top w:w="40" w:type="dxa"/>
+              <w:start w:w="50" w:type="dxa"/>
+              <w:bottom w:w="40" w:type="dxa"/>
+              <w:end w:w="50" w:type="dxa"/>
+            </w:tcMar>
+            <w:vAlign w:val="center"/>
           </w:tcPr>
           <w:p>
             <w:pPr>
-              <w:pStyle w:val="Normal"/>
-              <w:widowControl/>
-              <w:suppressAutoHyphens w:val="true"/>
-              <w:spacing w:before="0" w:after="0"/>
+              <w:keepNext w:val="0"/>
+              <w:spacing w:before="0" w:after="0" w:line="240" w:lineRule="auto"/>
               <w:jc w:val="center"/>
-              <w:rPr>
-                <w:rFonts w:ascii="Arial" w:hAnsi="Arial" w:cs="Arial"/>
-              </w:rPr>
-            </w:pPr>
-            <w:r>
-              <w:rPr>
-                <w:rFonts w:cs="Arial" w:ascii="Arial" w:hAnsi="Arial"/>
-                <w:lang w:val="pt-BR" w:bidi="ar-SA"/>
-              </w:rPr>
-              <w:t>Rua:</w:t>
-            </w:r>
-          </w:p>
-          <w:p>
-            <w:pPr>
-              <w:pStyle w:val="Normal"/>
-              <w:widowControl/>
-              <w:suppressAutoHyphens w:val="true"/>
-              <w:spacing w:before="0" w:after="0"/>
-              <w:jc w:val="start"/>
-              <w:rPr>
-                <w:rFonts w:ascii="Arial" w:hAnsi="Arial" w:cs="Arial"/>
+            </w:pPr>
+            <w:r>
+              <w:rPr>
+                <w:rFonts w:ascii="Arial" w:hAnsi="Arial" w:eastAsia="Arial" w:cs="Arial"/>
+                <w:sz w:val="17"/>
+              </w:rPr>
+              <w:t>Rua</w:t>
+            </w:r>
+          </w:p>
+          <w:p>
+            <w:pPr>
+              <w:keepNext w:val="0"/>
+              <w:spacing w:before="0" w:after="0" w:line="240" w:lineRule="auto"/>
+              <w:jc w:val="center"/>
+            </w:pPr>
+            <w:r>
+              <w:rPr>
+                <w:rFonts w:ascii="Arial" w:hAnsi="Arial" w:eastAsia="Arial" w:cs="Arial"/>
                 <w:b/>
-                <w:bCs/>
-                <w:sz w:val="22"/>
-                <w:szCs w:val="22"/>
-              </w:rPr>
-            </w:pPr>
-            <w:r>
-              <w:rPr>
-                <w:rFonts w:cs="Arial" w:ascii="Arial" w:hAnsi="Arial"/>
-                <w:b/>
-                <w:bCs/>
-                <w:lang w:val="pt-BR" w:bidi="ar-SA"/>
-              </w:rPr>
-              <w:t xml:space="preserve">   </w:t>
-            </w:r>
-            <w:r>
-              <w:rPr>
-                <w:rFonts w:cs="Arial" w:ascii="Arial" w:hAnsi="Arial"/>
-                <w:b/>
-                <w:bCs/>
-                <w:sz w:val="22"/>
-                <w:szCs w:val="22"/>
-                <w:lang w:val="pt-BR" w:bidi="ar-SA"/>
-              </w:rPr>
-              <w:t xml:space="preserve">  </w:t>
-            </w:r>
-            <w:r>
-              <w:rPr>
-                <w:rFonts w:cs="Arial" w:ascii="Arial" w:hAnsi="Arial"/>
-                <w:b/>
-                <w:bCs/>
-                <w:lang w:val="pt-BR" w:bidi="ar-SA"/>
-              </w:rPr>
-              <w:br/>
-            </w:r>
-            <w:r>
-              <w:rPr>
-                <w:rFonts w:cs="Arial" w:ascii="Arial" w:hAnsi="Arial"/>
-                <w:b/>
-                <w:bCs/>
-                <w:sz w:val="22"/>
-                <w:szCs w:val="22"/>
-                <w:lang w:val="pt-BR" w:bidi="ar-SA"/>
-              </w:rPr>
-              <w:t xml:space="preserve">      {{quadraRua}}</w:t>
+                <w:sz w:val="21"/>
+              </w:rPr>
             </w:r>
           </w:p>
         </w:tc>
@@ -2397,77 +1046,41 @@
             <w:tcW w:w="1843" w:type="dxa"/>
             <w:gridSpan w:val="3"/>
             <w:tcBorders/>
+            <w:tcMar>
+              <w:top w:w="40" w:type="dxa"/>
+              <w:start w:w="50" w:type="dxa"/>
+              <w:bottom w:w="40" w:type="dxa"/>
+              <w:end w:w="50" w:type="dxa"/>
+            </w:tcMar>
+            <w:vAlign w:val="center"/>
           </w:tcPr>
           <w:p>
             <w:pPr>
-              <w:pStyle w:val="Normal"/>
-              <w:widowControl/>
-              <w:suppressAutoHyphens w:val="true"/>
-              <w:spacing w:before="0" w:after="0"/>
+              <w:keepNext w:val="0"/>
+              <w:spacing w:before="0" w:after="0" w:line="240" w:lineRule="auto"/>
               <w:jc w:val="center"/>
-              <w:rPr>
-                <w:rFonts w:ascii="Arial" w:hAnsi="Arial" w:cs="Arial"/>
-              </w:rPr>
-            </w:pPr>
-            <w:r>
-              <w:rPr>
-                <w:rFonts w:cs="Arial" w:ascii="Arial" w:hAnsi="Arial"/>
-                <w:lang w:val="pt-BR" w:bidi="ar-SA"/>
+            </w:pPr>
+            <w:r>
+              <w:rPr>
+                <w:rFonts w:ascii="Arial" w:hAnsi="Arial" w:eastAsia="Arial" w:cs="Arial"/>
+                <w:sz w:val="17"/>
               </w:rPr>
               <w:t>Nº gaveta</w:t>
             </w:r>
           </w:p>
           <w:p>
             <w:pPr>
-              <w:pStyle w:val="Normal"/>
-              <w:widowControl/>
-              <w:suppressAutoHyphens w:val="true"/>
-              <w:spacing w:before="0" w:after="0"/>
+              <w:keepNext w:val="0"/>
+              <w:spacing w:before="0" w:after="0" w:line="240" w:lineRule="auto"/>
               <w:jc w:val="center"/>
-              <w:rPr>
-                <w:rFonts w:ascii="Arial" w:hAnsi="Arial" w:cs="Arial"/>
+            </w:pPr>
+            <w:r>
+              <w:rPr>
+                <w:rFonts w:ascii="Arial" w:hAnsi="Arial" w:eastAsia="Arial" w:cs="Arial"/>
                 <w:b/>
-                <w:bCs/>
-              </w:rPr>
-            </w:pPr>
-            <w:r>
-              <w:rPr>
-                <w:rFonts w:cs="Arial" w:ascii="Arial" w:hAnsi="Arial"/>
-                <w:b/>
-                <w:bCs/>
-              </w:rPr>
-            </w:r>
-          </w:p>
-          <w:p>
-            <w:pPr>
-              <w:pStyle w:val="Normal"/>
-              <w:widowControl/>
-              <w:suppressAutoHyphens w:val="true"/>
-              <w:spacing w:before="0" w:after="0"/>
-              <w:jc w:val="start"/>
-              <w:rPr>
-                <w:rFonts w:ascii="Arial" w:hAnsi="Arial" w:cs="Arial"/>
-                <w:b/>
-                <w:bCs/>
-              </w:rPr>
-            </w:pPr>
-            <w:r>
-              <w:rPr>
-                <w:rFonts w:cs="Arial" w:ascii="Arial" w:hAnsi="Arial"/>
-                <w:b/>
-                <w:bCs/>
-                <w:lang w:val="pt-BR" w:bidi="ar-SA"/>
-              </w:rPr>
-              <w:t xml:space="preserve">       </w:t>
-            </w:r>
-            <w:r>
-              <w:rPr>
-                <w:rFonts w:cs="Arial" w:ascii="Arial" w:hAnsi="Arial"/>
-                <w:b/>
-                <w:bCs/>
-                <w:lang w:val="pt-BR" w:bidi="ar-SA"/>
-              </w:rPr>
-              <w:t>{{gaveta}}</w:t>
+                <w:sz w:val="21"/>
+              </w:rPr>
+              <w:t>{gaveta}</w:t>
             </w:r>
           </w:p>
         </w:tc>
@@ -2476,142 +1089,241 @@
             <w:tcW w:w="3257" w:type="dxa"/>
             <w:gridSpan w:val="3"/>
             <w:tcBorders/>
+            <w:tcMar>
+              <w:top w:w="40" w:type="dxa"/>
+              <w:start w:w="50" w:type="dxa"/>
+              <w:bottom w:w="40" w:type="dxa"/>
+              <w:end w:w="50" w:type="dxa"/>
+            </w:tcMar>
+            <w:vAlign w:val="center"/>
           </w:tcPr>
           <w:p>
             <w:pPr>
-              <w:pStyle w:val="Normal"/>
-              <w:widowControl/>
-              <w:suppressAutoHyphens w:val="true"/>
-              <w:spacing w:before="0" w:after="0"/>
-              <w:jc w:val="start"/>
-              <w:rPr>
-                <w:rFonts w:ascii="Arial" w:hAnsi="Arial" w:cs="Arial"/>
-                <w:b/>
-                <w:bCs/>
-              </w:rPr>
-            </w:pPr>
-            <w:r>
-              <w:rPr>
-                <w:rFonts w:cs="Arial" w:ascii="Arial" w:hAnsi="Arial"/>
-                <w:b/>
-                <w:bCs/>
-                <w:lang w:val="pt-BR" w:bidi="ar-SA"/>
-              </w:rPr>
-              <w:t>Óbito:                  Concessão:</w:t>
-            </w:r>
-          </w:p>
-          <w:p>
-            <w:pPr>
-              <w:pStyle w:val="Normal"/>
-              <w:widowControl/>
-              <w:suppressAutoHyphens w:val="true"/>
-              <w:spacing w:before="0" w:after="0"/>
-              <w:jc w:val="start"/>
-              <w:rPr>
-                <w:rFonts w:ascii="Arial" w:hAnsi="Arial" w:cs="Arial"/>
-                <w:b/>
-                <w:bCs/>
-                <w:sz w:val="16"/>
-                <w:szCs w:val="16"/>
-              </w:rPr>
-            </w:pPr>
-            <w:r>
-              <w:rPr>
-                <w:rFonts w:cs="Arial" w:ascii="Arial" w:hAnsi="Arial"/>
-                <w:b/>
-                <w:bCs/>
-                <w:sz w:val="18"/>
-                <w:szCs w:val="18"/>
-                <w:lang w:val="pt-BR" w:bidi="ar-SA"/>
-              </w:rPr>
-              <w:t xml:space="preserve">L:  {{livroObito}} </w:t>
-            </w:r>
-            <w:r>
-              <w:rPr>
-                <w:rFonts w:cs="Arial" w:ascii="Arial" w:hAnsi="Arial"/>
-                <w:b/>
-                <w:bCs/>
-                <w:sz w:val="16"/>
-                <w:szCs w:val="16"/>
-                <w:lang w:val="pt-BR" w:bidi="ar-SA"/>
-              </w:rPr>
-              <w:t xml:space="preserve">                        </w:t>
-            </w:r>
-            <w:r>
-              <w:rPr>
-                <w:rFonts w:cs="Arial" w:ascii="Arial" w:hAnsi="Arial"/>
-                <w:b/>
-                <w:bCs/>
-                <w:sz w:val="18"/>
-                <w:szCs w:val="18"/>
-                <w:lang w:val="pt-BR" w:bidi="ar-SA"/>
-              </w:rPr>
-              <w:t xml:space="preserve">L: </w:t>
-            </w:r>
-          </w:p>
-          <w:p>
-            <w:pPr>
-              <w:pStyle w:val="Normal"/>
-              <w:widowControl/>
-              <w:suppressAutoHyphens w:val="true"/>
-              <w:spacing w:before="0" w:after="0"/>
-              <w:jc w:val="start"/>
-              <w:rPr>
-                <w:rFonts w:ascii="Arial" w:hAnsi="Arial" w:cs="Arial"/>
-                <w:b/>
-                <w:bCs/>
-              </w:rPr>
-            </w:pPr>
-            <w:r>
-              <w:rPr>
-                <w:rFonts w:cs="Arial" w:ascii="Arial" w:hAnsi="Arial"/>
-                <w:b/>
-                <w:bCs/>
-                <w:sz w:val="18"/>
-                <w:szCs w:val="18"/>
-                <w:lang w:val="pt-BR" w:bidi="ar-SA"/>
-              </w:rPr>
-              <w:t>F:</w:t>
-            </w:r>
-            <w:r>
-              <w:rPr>
-                <w:rFonts w:cs="Arial" w:ascii="Arial" w:hAnsi="Arial"/>
-                <w:b/>
-                <w:bCs/>
-                <w:sz w:val="16"/>
-                <w:szCs w:val="16"/>
-                <w:lang w:val="pt-BR" w:bidi="ar-SA"/>
-              </w:rPr>
-              <w:t xml:space="preserve">                                </w:t>
-            </w:r>
-            <w:r>
-              <w:rPr>
-                <w:rFonts w:cs="Arial" w:ascii="Arial" w:hAnsi="Arial"/>
-                <w:b/>
-                <w:bCs/>
-                <w:sz w:val="18"/>
-                <w:szCs w:val="18"/>
-                <w:lang w:val="pt-BR" w:bidi="ar-SA"/>
-              </w:rPr>
-              <w:t xml:space="preserve">F: </w:t>
-            </w:r>
+              <w:spacing w:before="0" w:after="0" w:line="240" w:lineRule="auto"/>
+            </w:pPr>
+          </w:p>
+          <w:tbl>
+            <w:tblPr>
+              <w:tblW w:type="auto" w:w="0"/>
+              <w:tblLayout w:type="fixed"/>
+              <w:tblLook w:firstColumn="1" w:firstRow="1" w:lastColumn="0" w:lastRow="0" w:noHBand="0" w:noVBand="1" w:val="04A0"/>
+            </w:tblPr>
+            <w:tblGrid>
+              <w:gridCol w:w="1628"/>
+              <w:gridCol w:w="1628"/>
+            </w:tblGrid>
+            <w:tr>
+              <w:tc>
+                <w:tcPr>
+                  <w:tcW w:type="dxa" w:w="1628"/>
+                  <w:tcBorders>
+                    <w:top w:val="nil"/>
+                    <w:left w:val="nil"/>
+                    <w:bottom w:val="nil"/>
+                    <w:right w:val="nil"/>
+                    <w:insideH w:val="nil"/>
+                    <w:insideV w:val="nil"/>
+                  </w:tcBorders>
+                </w:tcPr>
+                <w:p>
+                  <w:pPr>
+                    <w:keepNext w:val="0"/>
+                    <w:spacing w:before="0" w:after="0" w:line="240" w:lineRule="auto"/>
+                    <w:jc w:val="left"/>
+                  </w:pPr>
+                  <w:r>
+                    <w:rPr>
+                      <w:rFonts w:ascii="Arial" w:hAnsi="Arial" w:eastAsia="Arial" w:cs="Arial"/>
+                      <w:b/>
+                      <w:i w:val="0"/>
+                      <w:sz w:val="17"/>
+                    </w:rPr>
+                    <w:t>Óbito</w:t>
+                  </w:r>
+                </w:p>
+              </w:tc>
+              <w:tc>
+                <w:tcPr>
+                  <w:tcW w:type="dxa" w:w="1628"/>
+                  <w:tcBorders>
+                    <w:top w:val="nil"/>
+                    <w:left w:val="nil"/>
+                    <w:bottom w:val="nil"/>
+                    <w:right w:val="nil"/>
+                    <w:insideH w:val="nil"/>
+                    <w:insideV w:val="nil"/>
+                  </w:tcBorders>
+                </w:tcPr>
+                <w:p>
+                  <w:pPr>
+                    <w:keepNext w:val="0"/>
+                    <w:spacing w:before="0" w:after="0" w:line="240" w:lineRule="auto"/>
+                    <w:jc w:val="left"/>
+                  </w:pPr>
+                  <w:r>
+                    <w:rPr>
+                      <w:rFonts w:ascii="Arial" w:hAnsi="Arial" w:eastAsia="Arial" w:cs="Arial"/>
+                      <w:b/>
+                      <w:i w:val="0"/>
+                      <w:sz w:val="17"/>
+                    </w:rPr>
+                    <w:t>Concessão</w:t>
+                  </w:r>
+                </w:p>
+              </w:tc>
+            </w:tr>
+            <w:tr>
+              <w:tc>
+                <w:tcPr>
+                  <w:tcW w:type="dxa" w:w="1628"/>
+                  <w:tcBorders>
+                    <w:top w:val="nil"/>
+                    <w:left w:val="nil"/>
+                    <w:bottom w:val="nil"/>
+                    <w:right w:val="nil"/>
+                    <w:insideH w:val="nil"/>
+                    <w:insideV w:val="nil"/>
+                  </w:tcBorders>
+                </w:tcPr>
+                <w:p>
+                  <w:pPr>
+                    <w:keepNext w:val="0"/>
+                    <w:spacing w:before="0" w:after="0" w:line="240" w:lineRule="auto"/>
+                    <w:jc w:val="left"/>
+                  </w:pPr>
+                  <w:r>
+                    <w:rPr>
+                      <w:rFonts w:ascii="Arial" w:hAnsi="Arial" w:eastAsia="Arial" w:cs="Arial"/>
+                      <w:b/>
+                      <w:i w:val="0"/>
+                      <w:sz w:val="17"/>
+                    </w:rPr>
+                    <w:t>L: {livroObito}</w:t>
+                  </w:r>
+                </w:p>
+              </w:tc>
+              <w:tc>
+                <w:tcPr>
+                  <w:tcW w:type="dxa" w:w="1628"/>
+                  <w:tcBorders>
+                    <w:top w:val="nil"/>
+                    <w:left w:val="nil"/>
+                    <w:bottom w:val="nil"/>
+                    <w:right w:val="nil"/>
+                    <w:insideH w:val="nil"/>
+                    <w:insideV w:val="nil"/>
+                  </w:tcBorders>
+                </w:tcPr>
+                <w:p>
+                  <w:pPr>
+                    <w:keepNext w:val="0"/>
+                    <w:spacing w:before="0" w:after="0" w:line="240" w:lineRule="auto"/>
+                    <w:jc w:val="left"/>
+                  </w:pPr>
+                  <w:r>
+                    <w:rPr>
+                      <w:rFonts w:ascii="Arial" w:hAnsi="Arial" w:eastAsia="Arial" w:cs="Arial"/>
+                      <w:b/>
+                      <w:i w:val="0"/>
+                      <w:sz w:val="17"/>
+                    </w:rPr>
+                    <w:t xml:space="preserve">L: </w:t>
+                  </w:r>
+                </w:p>
+              </w:tc>
+            </w:tr>
+            <w:tr>
+              <w:tc>
+                <w:tcPr>
+                  <w:tcW w:type="dxa" w:w="1628"/>
+                  <w:tcBorders>
+                    <w:top w:val="nil"/>
+                    <w:left w:val="nil"/>
+                    <w:bottom w:val="nil"/>
+                    <w:right w:val="nil"/>
+                    <w:insideH w:val="nil"/>
+                    <w:insideV w:val="nil"/>
+                  </w:tcBorders>
+                </w:tcPr>
+                <w:p>
+                  <w:pPr>
+                    <w:keepNext w:val="0"/>
+                    <w:spacing w:before="0" w:after="0" w:line="240" w:lineRule="auto"/>
+                    <w:jc w:val="left"/>
+                  </w:pPr>
+                  <w:r>
+                    <w:rPr>
+                      <w:rFonts w:ascii="Arial" w:hAnsi="Arial" w:eastAsia="Arial" w:cs="Arial"/>
+                      <w:b/>
+                      <w:i w:val="0"/>
+                      <w:sz w:val="17"/>
+                    </w:rPr>
+                    <w:t xml:space="preserve">F: </w:t>
+                  </w:r>
+                </w:p>
+              </w:tc>
+              <w:tc>
+                <w:tcPr>
+                  <w:tcW w:type="dxa" w:w="1628"/>
+                  <w:tcBorders>
+                    <w:top w:val="nil"/>
+                    <w:left w:val="nil"/>
+                    <w:bottom w:val="nil"/>
+                    <w:right w:val="nil"/>
+                    <w:insideH w:val="nil"/>
+                    <w:insideV w:val="nil"/>
+                  </w:tcBorders>
+                </w:tcPr>
+                <w:p>
+                  <w:pPr>
+                    <w:keepNext w:val="0"/>
+                    <w:spacing w:before="0" w:after="0" w:line="240" w:lineRule="auto"/>
+                    <w:jc w:val="left"/>
+                  </w:pPr>
+                  <w:r>
+                    <w:rPr>
+                      <w:rFonts w:ascii="Arial" w:hAnsi="Arial" w:eastAsia="Arial" w:cs="Arial"/>
+                      <w:b/>
+                      <w:i w:val="0"/>
+                      <w:sz w:val="17"/>
+                    </w:rPr>
+                    <w:t xml:space="preserve">F: </w:t>
+                  </w:r>
+                </w:p>
+              </w:tc>
+            </w:tr>
+          </w:tbl>
+          <w:p>
+            <w:pPr>
+              <w:spacing w:before="0" w:after="0" w:line="240" w:lineRule="auto"/>
+            </w:pPr>
           </w:p>
         </w:tc>
       </w:tr>
       <w:tr>
-        <w:trPr/>
+        <w:trPr>
+          <w:trHeight w:val="215" w:hRule="atLeast"/>
+        </w:trPr>
         <w:tc>
           <w:tcPr>
             <w:tcW w:w="9913" w:type="dxa"/>
             <w:gridSpan w:val="10"/>
             <w:tcBorders/>
+            <w:tcMar>
+              <w:top w:w="40" w:type="dxa"/>
+              <w:start w:w="50" w:type="dxa"/>
+              <w:bottom w:w="40" w:type="dxa"/>
+              <w:end w:w="50" w:type="dxa"/>
+            </w:tcMar>
+            <w:vAlign w:val="center"/>
           </w:tcPr>
           <w:p>
             <w:pPr>
               <w:pStyle w:val="Normal"/>
+              <w:keepNext w:val="0"/>
               <w:widowControl/>
               <w:suppressAutoHyphens w:val="true"/>
-              <w:spacing w:before="0" w:after="0"/>
+              <w:spacing w:before="0" w:after="0" w:line="240" w:lineRule="auto"/>
               <w:jc w:val="center"/>
               <w:rPr>
                 <w:rFonts w:ascii="Arial" w:hAnsi="Arial" w:cs="Arial"/>
@@ -2621,10 +1333,9 @@
             </w:pPr>
             <w:r>
               <w:rPr>
-                <w:rFonts w:cs="Arial" w:ascii="Arial" w:hAnsi="Arial"/>
+                <w:rFonts w:ascii="Arial" w:hAnsi="Arial" w:eastAsia="Arial" w:cs="Arial"/>
                 <w:b/>
-                <w:bCs/>
-                <w:lang w:val="pt-BR" w:bidi="ar-SA"/>
+                <w:sz w:val="18"/>
               </w:rPr>
               <w:t>RESPONSÁVEIS PELO SEPULTAMENTO:</w:t>
             </w:r>
@@ -2633,69 +1344,33 @@
       </w:tr>
       <w:tr>
         <w:trPr>
-          <w:trHeight w:val="446" w:hRule="atLeast"/>
+          <w:trHeight w:val="351" w:hRule="atLeast"/>
         </w:trPr>
         <w:tc>
           <w:tcPr>
             <w:tcW w:w="3120" w:type="dxa"/>
             <w:gridSpan w:val="2"/>
             <w:tcBorders/>
+            <w:tcMar>
+              <w:top w:w="40" w:type="dxa"/>
+              <w:start w:w="50" w:type="dxa"/>
+              <w:bottom w:w="40" w:type="dxa"/>
+              <w:end w:w="50" w:type="dxa"/>
+            </w:tcMar>
+            <w:vAlign w:val="center"/>
           </w:tcPr>
           <w:p>
             <w:pPr>
-              <w:pStyle w:val="Normal"/>
-              <w:widowControl/>
-              <w:suppressAutoHyphens w:val="true"/>
-              <w:spacing w:before="0" w:after="0"/>
+              <w:keepNext w:val="0"/>
+              <w:spacing w:before="0" w:after="0" w:line="240" w:lineRule="auto"/>
               <w:jc w:val="center"/>
-              <w:rPr>
-                <w:rFonts w:ascii="Arial" w:hAnsi="Arial" w:cs="Arial"/>
-              </w:rPr>
-            </w:pPr>
-            <w:r>
-              <w:rPr>
-                <w:rFonts w:cs="Arial" w:ascii="Arial" w:hAnsi="Arial"/>
-                <w:lang w:val="pt-BR" w:bidi="ar-SA"/>
+            </w:pPr>
+            <w:r>
+              <w:rPr>
+                <w:rFonts w:ascii="Arial" w:hAnsi="Arial" w:eastAsia="Arial" w:cs="Arial"/>
+                <w:sz w:val="17"/>
               </w:rPr>
               <w:t>Resp. Sepultamento:</w:t>
-            </w:r>
-          </w:p>
-          <w:p>
-            <w:pPr>
-              <w:pStyle w:val="Normal"/>
-              <w:widowControl/>
-              <w:suppressAutoHyphens w:val="true"/>
-              <w:spacing w:before="0" w:after="0"/>
-              <w:jc w:val="center"/>
-              <w:rPr>
-                <w:rFonts w:ascii="Arial" w:hAnsi="Arial" w:cs="Arial"/>
-                <w:sz w:val="2"/>
-                <w:szCs w:val="2"/>
-              </w:rPr>
-            </w:pPr>
-            <w:r>
-              <w:rPr>
-                <w:rFonts w:cs="Arial" w:ascii="Arial" w:hAnsi="Arial"/>
-                <w:sz w:val="2"/>
-                <w:szCs w:val="2"/>
-              </w:rPr>
-            </w:r>
-          </w:p>
-          <w:p>
-            <w:pPr>
-              <w:pStyle w:val="Normal"/>
-              <w:widowControl/>
-              <w:suppressAutoHyphens w:val="true"/>
-              <w:spacing w:before="0" w:after="0"/>
-              <w:jc w:val="center"/>
-              <w:rPr>
-                <w:rFonts w:ascii="Arial" w:hAnsi="Arial" w:cs="Arial"/>
-              </w:rPr>
-            </w:pPr>
-            <w:r>
-              <w:rPr>
-                <w:rFonts w:cs="Arial" w:ascii="Arial" w:hAnsi="Arial"/>
-              </w:rPr>
             </w:r>
           </w:p>
         </w:tc>
@@ -2704,22 +1379,24 @@
             <w:tcW w:w="2120" w:type="dxa"/>
             <w:gridSpan w:val="3"/>
             <w:tcBorders/>
+            <w:tcMar>
+              <w:top w:w="40" w:type="dxa"/>
+              <w:start w:w="50" w:type="dxa"/>
+              <w:bottom w:w="40" w:type="dxa"/>
+              <w:end w:w="50" w:type="dxa"/>
+            </w:tcMar>
+            <w:vAlign w:val="center"/>
           </w:tcPr>
           <w:p>
             <w:pPr>
-              <w:pStyle w:val="Normal"/>
-              <w:widowControl/>
-              <w:suppressAutoHyphens w:val="true"/>
-              <w:spacing w:before="0" w:after="0"/>
+              <w:keepNext w:val="0"/>
+              <w:spacing w:before="0" w:after="0" w:line="240" w:lineRule="auto"/>
               <w:jc w:val="center"/>
-              <w:rPr>
-                <w:rFonts w:ascii="Arial" w:hAnsi="Arial" w:cs="Arial"/>
-              </w:rPr>
-            </w:pPr>
-            <w:r>
-              <w:rPr>
-                <w:rFonts w:cs="Arial" w:ascii="Arial" w:hAnsi="Arial"/>
-                <w:lang w:val="pt-BR" w:bidi="ar-SA"/>
+            </w:pPr>
+            <w:r>
+              <w:rPr>
+                <w:rFonts w:ascii="Arial" w:hAnsi="Arial" w:eastAsia="Arial" w:cs="Arial"/>
+                <w:sz w:val="17"/>
               </w:rPr>
               <w:t>visto sepultador</w:t>
             </w:r>
@@ -2730,45 +1407,26 @@
             <w:tcW w:w="2268" w:type="dxa"/>
             <w:gridSpan w:val="4"/>
             <w:tcBorders/>
+            <w:tcMar>
+              <w:top w:w="40" w:type="dxa"/>
+              <w:start w:w="50" w:type="dxa"/>
+              <w:bottom w:w="40" w:type="dxa"/>
+              <w:end w:w="50" w:type="dxa"/>
+            </w:tcMar>
+            <w:vAlign w:val="center"/>
           </w:tcPr>
           <w:p>
             <w:pPr>
-              <w:pStyle w:val="Normal"/>
-              <w:widowControl/>
-              <w:suppressAutoHyphens w:val="true"/>
-              <w:spacing w:before="0" w:after="0"/>
+              <w:keepNext w:val="0"/>
+              <w:spacing w:before="0" w:after="0" w:line="240" w:lineRule="auto"/>
               <w:jc w:val="center"/>
-              <w:rPr>
-                <w:rFonts w:ascii="Arial" w:hAnsi="Arial" w:cs="Arial"/>
-              </w:rPr>
-            </w:pPr>
-            <w:r>
-              <w:rPr>
-                <w:rFonts w:cs="Arial" w:ascii="Arial" w:hAnsi="Arial"/>
-                <w:lang w:val="pt-BR" w:bidi="ar-SA"/>
+            </w:pPr>
+            <w:r>
+              <w:rPr>
+                <w:rFonts w:ascii="Arial" w:hAnsi="Arial" w:eastAsia="Arial" w:cs="Arial"/>
+                <w:sz w:val="17"/>
               </w:rPr>
               <w:t>visto sepultador</w:t>
-            </w:r>
-          </w:p>
-          <w:p>
-            <w:pPr>
-              <w:pStyle w:val="Normal"/>
-              <w:widowControl/>
-              <w:suppressAutoHyphens w:val="true"/>
-              <w:spacing w:before="0" w:after="0"/>
-              <w:jc w:val="center"/>
-              <w:rPr>
-                <w:rFonts w:ascii="Arial" w:hAnsi="Arial" w:cs="Arial"/>
-                <w:sz w:val="2"/>
-                <w:szCs w:val="2"/>
-              </w:rPr>
-            </w:pPr>
-            <w:r>
-              <w:rPr>
-                <w:rFonts w:cs="Arial" w:ascii="Arial" w:hAnsi="Arial"/>
-                <w:sz w:val="2"/>
-                <w:szCs w:val="2"/>
-              </w:rPr>
             </w:r>
           </w:p>
         </w:tc>
@@ -2776,158 +1434,108 @@
           <w:tcPr>
             <w:tcW w:w="2405" w:type="dxa"/>
             <w:tcBorders/>
+            <w:tcMar>
+              <w:top w:w="40" w:type="dxa"/>
+              <w:start w:w="50" w:type="dxa"/>
+              <w:bottom w:w="40" w:type="dxa"/>
+              <w:end w:w="50" w:type="dxa"/>
+            </w:tcMar>
+            <w:vAlign w:val="center"/>
           </w:tcPr>
           <w:p>
             <w:pPr>
-              <w:pStyle w:val="Normal"/>
-              <w:widowControl/>
-              <w:suppressAutoHyphens w:val="true"/>
-              <w:spacing w:before="0" w:after="0"/>
+              <w:keepNext w:val="0"/>
+              <w:spacing w:before="0" w:after="0" w:line="240" w:lineRule="auto"/>
               <w:jc w:val="center"/>
-              <w:rPr>
-                <w:rFonts w:ascii="Arial" w:hAnsi="Arial" w:cs="Arial"/>
-              </w:rPr>
-            </w:pPr>
-            <w:r>
-              <w:rPr>
-                <w:rFonts w:cs="Arial" w:ascii="Arial" w:hAnsi="Arial"/>
-                <w:lang w:val="pt-BR" w:bidi="ar-SA"/>
+            </w:pPr>
+            <w:r>
+              <w:rPr>
+                <w:rFonts w:ascii="Arial" w:hAnsi="Arial" w:eastAsia="Arial" w:cs="Arial"/>
+                <w:sz w:val="17"/>
               </w:rPr>
               <w:t>visto sepultador</w:t>
-            </w:r>
-          </w:p>
-          <w:p>
-            <w:pPr>
-              <w:pStyle w:val="Normal"/>
-              <w:widowControl/>
-              <w:suppressAutoHyphens w:val="true"/>
-              <w:spacing w:before="0" w:after="0"/>
-              <w:jc w:val="center"/>
-              <w:rPr>
-                <w:rFonts w:ascii="Arial" w:hAnsi="Arial" w:cs="Arial"/>
-              </w:rPr>
-            </w:pPr>
-            <w:r>
-              <w:rPr>
-                <w:rFonts w:cs="Arial" w:ascii="Arial" w:hAnsi="Arial"/>
-              </w:rPr>
-            </w:r>
-          </w:p>
-        </w:tc>
-      </w:tr>
-      <w:tr>
-        <w:trPr/>
-        <w:tc>
-          <w:tcPr>
-            <w:tcW w:w="9913" w:type="dxa"/>
-            <w:gridSpan w:val="10"/>
-            <w:tcBorders/>
-          </w:tcPr>
-          <w:p>
-            <w:pPr>
-              <w:pStyle w:val="Normal"/>
-              <w:widowControl/>
-              <w:suppressAutoHyphens w:val="true"/>
-              <w:spacing w:before="0" w:after="0"/>
-              <w:jc w:val="center"/>
-              <w:rPr>
-                <w:rFonts w:ascii="Arial" w:hAnsi="Arial" w:cs="Arial"/>
-              </w:rPr>
-            </w:pPr>
-            <w:r>
-              <w:rPr>
-                <w:rFonts w:cs="Arial" w:ascii="Arial" w:hAnsi="Arial"/>
-                <w:b/>
-                <w:bCs/>
-                <w:lang w:val="pt-BR" w:bidi="ar-SA"/>
-              </w:rPr>
-              <w:t>ADMINISTRAÇÃO</w:t>
             </w:r>
           </w:p>
         </w:tc>
       </w:tr>
       <w:tr>
         <w:trPr>
-          <w:trHeight w:val="70" w:hRule="atLeast"/>
+          <w:trHeight w:val="215" w:hRule="atLeast"/>
         </w:trPr>
         <w:tc>
           <w:tcPr>
             <w:tcW w:w="9913" w:type="dxa"/>
             <w:gridSpan w:val="10"/>
             <w:tcBorders/>
+            <w:tcMar>
+              <w:top w:w="40" w:type="dxa"/>
+              <w:start w:w="50" w:type="dxa"/>
+              <w:bottom w:w="40" w:type="dxa"/>
+              <w:end w:w="50" w:type="dxa"/>
+            </w:tcMar>
+            <w:vAlign w:val="center"/>
           </w:tcPr>
           <w:p>
             <w:pPr>
               <w:pStyle w:val="Normal"/>
+              <w:keepNext w:val="0"/>
               <w:widowControl/>
               <w:suppressAutoHyphens w:val="true"/>
-              <w:spacing w:before="0" w:after="0"/>
-              <w:jc w:val="start"/>
+              <w:spacing w:before="0" w:after="0" w:line="240" w:lineRule="auto"/>
+              <w:jc w:val="center"/>
               <w:rPr>
                 <w:rFonts w:ascii="Arial" w:hAnsi="Arial" w:cs="Arial"/>
+              </w:rPr>
+            </w:pPr>
+            <w:r>
+              <w:rPr>
+                <w:rFonts w:ascii="Arial" w:hAnsi="Arial" w:eastAsia="Arial" w:cs="Arial"/>
                 <w:b/>
-                <w:bCs/>
-              </w:rPr>
-            </w:pPr>
-            <w:r>
-              <w:rPr>
-                <w:rFonts w:cs="Arial" w:ascii="Arial" w:hAnsi="Arial"/>
+                <w:sz w:val="18"/>
+              </w:rPr>
+              <w:t>ADMINISTRAÇÃO</w:t>
+            </w:r>
+          </w:p>
+        </w:tc>
+      </w:tr>
+      <w:tr>
+        <w:trPr>
+          <w:trHeight w:val="369" w:hRule="atLeast"/>
+        </w:trPr>
+        <w:tc>
+          <w:tcPr>
+            <w:tcW w:w="9913" w:type="dxa"/>
+            <w:gridSpan w:val="10"/>
+            <w:tcBorders/>
+            <w:tcMar>
+              <w:top w:w="40" w:type="dxa"/>
+              <w:start w:w="50" w:type="dxa"/>
+              <w:bottom w:w="40" w:type="dxa"/>
+              <w:end w:w="50" w:type="dxa"/>
+            </w:tcMar>
+            <w:vAlign w:val="center"/>
+          </w:tcPr>
+          <w:p>
+            <w:pPr>
+              <w:keepNext w:val="0"/>
+              <w:spacing w:before="0" w:after="0" w:line="240" w:lineRule="auto"/>
+              <w:jc w:val="center"/>
+            </w:pPr>
+            <w:r>
+              <w:rPr>
+                <w:rFonts w:ascii="Arial" w:hAnsi="Arial" w:eastAsia="Arial" w:cs="Arial"/>
+                <w:sz w:val="17"/>
+              </w:rPr>
+              <w:t xml:space="preserve">Assinatura da Administração: __________________________    Data: </w:t>
+            </w:r>
+            <w:r>
+              <w:rPr>
+                <w:rFonts w:ascii="Arial" w:hAnsi="Arial" w:eastAsia="Arial" w:cs="Arial"/>
                 <w:b/>
-                <w:bCs/>
-              </w:rPr>
-            </w:r>
-          </w:p>
-          <w:p>
-            <w:pPr>
-              <w:pStyle w:val="Normal"/>
-              <w:widowControl/>
-              <w:suppressAutoHyphens w:val="true"/>
-              <w:spacing w:before="0" w:after="0"/>
-              <w:jc w:val="center"/>
-              <w:rPr>
-                <w:rFonts w:ascii="Arial" w:hAnsi="Arial" w:cs="Arial"/>
-              </w:rPr>
-            </w:pPr>
-            <w:r>
-              <w:rPr>
-                <w:rFonts w:cs="Arial" w:ascii="Arial" w:hAnsi="Arial"/>
-                <w:lang w:val="pt-BR" w:bidi="ar-SA"/>
-              </w:rPr>
-              <w:t>Assinatura da Administração: __________________________    Data:</w:t>
-            </w:r>
-            <w:r>
-              <w:rPr>
-                <w:rFonts w:cs="Arial" w:ascii="Arial" w:hAnsi="Arial"/>
-                <w:b/>
-                <w:bCs/>
-                <w:lang w:val="pt-BR" w:bidi="ar-SA"/>
-              </w:rPr>
-              <w:t xml:space="preserve"> {{dataAtual}}</w:t>
-            </w:r>
-          </w:p>
-          <w:p>
-            <w:pPr>
-              <w:pStyle w:val="Normal"/>
-              <w:widowControl/>
-              <w:suppressAutoHyphens w:val="true"/>
-              <w:spacing w:before="0" w:after="0"/>
-              <w:jc w:val="center"/>
-              <w:rPr>
-                <w:rFonts w:ascii="Arial" w:hAnsi="Arial" w:cs="Arial"/>
-                <w:b/>
-                <w:bCs/>
-              </w:rPr>
-            </w:pPr>
-            <w:r>
-              <w:rPr>
-                <w:rFonts w:cs="Arial" w:ascii="Arial" w:hAnsi="Arial"/>
-                <w:b/>
-                <w:bCs/>
-              </w:rPr>
-            </w:r>
-            <w:bookmarkStart w:id="0" w:name="_Hlk184796207"/>
-            <w:bookmarkStart w:id="1" w:name="_Hlk184796207"/>
-            <w:bookmarkEnd w:id="1"/>
+                <w:sz w:val="17"/>
+              </w:rPr>
+              <w:t>{dataAtual}</w:t>
+            </w:r>
           </w:p>
         </w:tc>
       </w:tr>
@@ -4321,10 +2929,10 @@
       <w:jc w:val="start"/>
     </w:pPr>
     <w:rPr>
-      <w:rFonts w:ascii="Tahoma" w:hAnsi="Tahoma" w:eastAsia="Times New Roman" w:cs="Times New Roman"/>
+      <w:rFonts w:ascii="Arial" w:hAnsi="Arial" w:eastAsia="Arial" w:cs="Times New Roman"/>
       <w:color w:val="auto"/>
       <w:kern w:val="0"/>
-      <w:sz w:val="20"/>
+      <w:sz w:val="18"/>
       <w:szCs w:val="20"/>
       <w:lang w:val="pt-BR" w:eastAsia="pt-BR" w:bidi="ar-SA"/>
       <w14:ligatures w14:val="none"/>
